--- a/Legal_gargermel/Petition_for_Review_Bennett_v_Manning.docx
+++ b/Legal_gargermel/Petition_for_Review_Bennett_v_Manning.docx
@@ -570,7 +570,6 @@
       <w:pPr>
         <w:spacing w:line="480" w:lineRule="auto"/>
         <w:sectPr>
-          <w:headerReference r:id="rId3" w:type="default"/>
           <w:footerReference r:id="rId4" w:type="default"/>
           <w:pgSz w:w="12240" w:h="15840"/>
           <w:pgMar w:top="2160" w:right="2160" w:bottom="2160" w:left="2880" w:header="708" w:footer="706" w:gutter="0"/>
@@ -1392,11 +1391,9 @@
       </w:pPr>
       <w:r>
         <w:rPr>
-          <w:rFonts w:ascii="Times New Roman" w:hAnsi="Times New Roman" w:eastAsia="Times New Roman" w:cs="Times New Roman"/>
+          <w:rStyle w:val="24"/>
           <w:b/>
           <w:bCs/>
-          <w:sz w:val="24"/>
-          <w:szCs w:val="24"/>
         </w:rPr>
         <w:t xml:space="preserve">Issue 1: </w:t>
       </w:r>
@@ -1419,13 +1416,19 @@
       </w:pPr>
       <w:r>
         <w:rPr>
+          <w:rStyle w:val="24"/>
+        </w:rPr>
+        <w:t>Issue 2</w:t>
+      </w:r>
+      <w:r>
+        <w:rPr>
           <w:rFonts w:ascii="Times New Roman" w:hAnsi="Times New Roman" w:eastAsia="Times New Roman" w:cs="Times New Roman"/>
           <w:b/>
           <w:bCs/>
           <w:sz w:val="24"/>
           <w:szCs w:val="24"/>
         </w:rPr>
-        <w:t xml:space="preserve">Issue 2: </w:t>
+        <w:t xml:space="preserve">: </w:t>
       </w:r>
       <w:r>
         <w:rPr>
@@ -1446,13 +1449,19 @@
       </w:pPr>
       <w:r>
         <w:rPr>
+          <w:rStyle w:val="24"/>
+        </w:rPr>
+        <w:t>Issue 3:</w:t>
+      </w:r>
+      <w:r>
+        <w:rPr>
           <w:rFonts w:ascii="Times New Roman" w:hAnsi="Times New Roman" w:eastAsia="Times New Roman" w:cs="Times New Roman"/>
           <w:b/>
           <w:bCs/>
           <w:sz w:val="24"/>
           <w:szCs w:val="24"/>
         </w:rPr>
-        <w:t xml:space="preserve">Issue 3: </w:t>
+        <w:t xml:space="preserve"> </w:t>
       </w:r>
       <w:r>
         <w:rPr>
@@ -1473,13 +1482,19 @@
       </w:pPr>
       <w:r>
         <w:rPr>
+          <w:rStyle w:val="24"/>
+        </w:rPr>
+        <w:t>Issue 4:</w:t>
+      </w:r>
+      <w:r>
+        <w:rPr>
           <w:rFonts w:ascii="Times New Roman" w:hAnsi="Times New Roman" w:eastAsia="Times New Roman" w:cs="Times New Roman"/>
           <w:b/>
           <w:bCs/>
           <w:sz w:val="24"/>
           <w:szCs w:val="24"/>
         </w:rPr>
-        <w:t xml:space="preserve">Issue 4: </w:t>
+        <w:t xml:space="preserve"> </w:t>
       </w:r>
       <w:r>
         <w:rPr>
@@ -1574,7 +1589,70 @@
           <w:sz w:val="24"/>
           <w:szCs w:val="24"/>
         </w:rPr>
-        <w:t>In 2013, Petitioner signed a relinquishment in Snohomish County, induced by a Communication Agreement drafted by attorney Mark M. Demaray. That agreement explicitly stated that continued contact between Petitioner and T.B. was in T.B.’s “best interests,” required a judge’s signature to be enforceable (§1.1), and required Petitioner to notify both the Court and Manning within 48 hours to withdraw consent. Petitioner was incarcerated—outgoing prison mail takes a minimum of 48 hours to reach even a local recipient, making the withdrawal window physically impossible to exercise. The judge’s signature line appears blank. The agreement was not mentioned in or submitted with the relinquishment hearing paperwork, which independently stated the relinquishment was in T.B.’s “best interest.” The adoption was never completed; the cause was dismissed in 2019 for lack of progress.</w:t>
+        <w:t xml:space="preserve">In 2013, Petitioner signed a relinquishment in Snohomish County, induced by a Communication Agreement drafted by attorney Mark M. Demaray. That agreement explicitly stated that continued contact between Petitioner and T.B. was in T.B.’s “best interests,” required a judge’s signature to be enforceable (§1.1), and required Petitioner to notify both the Court and Manning within 48 hours to withdraw consent. Petitioner was incarcerated—outgoing prison mail takes a minimum of 48 hours to reach even a local recipient, making the withdrawal window physically impossible to exercise. The judge’s signature line </w:t>
+      </w:r>
+      <w:r>
+        <w:rPr>
+          <w:rFonts w:hint="default" w:cs="Times New Roman"/>
+          <w:b w:val="0"/>
+          <w:bCs w:val="0"/>
+          <w:sz w:val="24"/>
+          <w:szCs w:val="24"/>
+          <w:lang w:val="en-US"/>
+        </w:rPr>
+        <w:t>is</w:t>
+      </w:r>
+      <w:r>
+        <w:rPr>
+          <w:rFonts w:ascii="Times New Roman" w:hAnsi="Times New Roman" w:eastAsia="Times New Roman" w:cs="Times New Roman"/>
+          <w:b w:val="0"/>
+          <w:bCs w:val="0"/>
+          <w:sz w:val="24"/>
+          <w:szCs w:val="24"/>
+        </w:rPr>
+        <w:t xml:space="preserve"> blank</w:t>
+      </w:r>
+      <w:r>
+        <w:rPr>
+          <w:rFonts w:hint="default" w:cs="Times New Roman"/>
+          <w:b w:val="0"/>
+          <w:bCs w:val="0"/>
+          <w:sz w:val="24"/>
+          <w:szCs w:val="24"/>
+          <w:lang w:val="en-US"/>
+        </w:rPr>
+        <w:t>, and</w:t>
+      </w:r>
+      <w:r>
+        <w:rPr>
+          <w:rFonts w:ascii="Times New Roman" w:hAnsi="Times New Roman" w:eastAsia="Times New Roman" w:cs="Times New Roman"/>
+          <w:b w:val="0"/>
+          <w:bCs w:val="0"/>
+          <w:sz w:val="24"/>
+          <w:szCs w:val="24"/>
+        </w:rPr>
+        <w:t xml:space="preserve"> </w:t>
+      </w:r>
+      <w:r>
+        <w:rPr>
+          <w:rFonts w:hint="default" w:cs="Times New Roman"/>
+          <w:b w:val="0"/>
+          <w:bCs w:val="0"/>
+          <w:sz w:val="24"/>
+          <w:szCs w:val="24"/>
+          <w:lang w:val="en-US"/>
+        </w:rPr>
+        <w:t>t</w:t>
+      </w:r>
+      <w:r>
+        <w:rPr>
+          <w:rFonts w:ascii="Times New Roman" w:hAnsi="Times New Roman" w:eastAsia="Times New Roman" w:cs="Times New Roman"/>
+          <w:b w:val="0"/>
+          <w:bCs w:val="0"/>
+          <w:sz w:val="24"/>
+          <w:szCs w:val="24"/>
+        </w:rPr>
+        <w:t>he agreement was not mentioned in or submitted with the relinquishment hearing paperwork, which independently stated the relinquishment was in T.B.’s “best interest.” The adoption was never completed; the cause was dismissed in 2019 for lack of progress.</w:t>
       </w:r>
     </w:p>
     <w:p>
@@ -1868,7 +1946,62 @@
           <w:sz w:val="24"/>
           <w:szCs w:val="24"/>
         </w:rPr>
-        <w:t>During discovery, Gass produced a 93-second cell phone recording of a porch security camera monitor—not the original Ring camera footage. Metadata showed the recording was created on July 9, 2022, nearly a month after the incident. On May 20, 2024, Gass wrote to Petitioner: “Her system deletes videos every 30 days. The only way she knew how to preserve the video was to record it on her cell phone.” Appendix F. Two days later, on May 22, 2024, Gass filed a statement with the court claiming Manning had not spoliated evidence and that the video “still exists.” Appendix F.</w:t>
+        <w:t xml:space="preserve">During discovery, Gass produced a 93-second cell phone recording of a porch security camera monitor—not the original Ring camera footage. Metadata showed the recording was created on July 9, 2022, nearly a month after the incident. On May 20, 2024, Gass </w:t>
+      </w:r>
+      <w:r>
+        <w:rPr>
+          <w:rFonts w:hint="default" w:cs="Times New Roman"/>
+          <w:b w:val="0"/>
+          <w:bCs w:val="0"/>
+          <w:sz w:val="24"/>
+          <w:szCs w:val="24"/>
+          <w:lang w:val="en-US"/>
+        </w:rPr>
+        <w:t>responded</w:t>
+      </w:r>
+      <w:r>
+        <w:rPr>
+          <w:rFonts w:ascii="Times New Roman" w:hAnsi="Times New Roman" w:eastAsia="Times New Roman" w:cs="Times New Roman"/>
+          <w:b w:val="0"/>
+          <w:bCs w:val="0"/>
+          <w:sz w:val="24"/>
+          <w:szCs w:val="24"/>
+        </w:rPr>
+        <w:t xml:space="preserve"> to Petitioner</w:t>
+      </w:r>
+      <w:r>
+        <w:rPr>
+          <w:rFonts w:hint="default" w:cs="Times New Roman"/>
+          <w:b w:val="0"/>
+          <w:bCs w:val="0"/>
+          <w:sz w:val="24"/>
+          <w:szCs w:val="24"/>
+          <w:lang w:val="en-US"/>
+        </w:rPr>
+        <w:t>’s email regarding</w:t>
+      </w:r>
+      <w:bookmarkStart w:id="24" w:name="_GoBack"/>
+      <w:bookmarkEnd w:id="24"/>
+      <w:r>
+        <w:rPr>
+          <w:rFonts w:hint="default" w:cs="Times New Roman"/>
+          <w:b w:val="0"/>
+          <w:bCs w:val="0"/>
+          <w:sz w:val="24"/>
+          <w:szCs w:val="24"/>
+          <w:lang w:val="en-US"/>
+        </w:rPr>
+        <w:t xml:space="preserve"> the metadata finding</w:t>
+      </w:r>
+      <w:r>
+        <w:rPr>
+          <w:rFonts w:ascii="Times New Roman" w:hAnsi="Times New Roman" w:eastAsia="Times New Roman" w:cs="Times New Roman"/>
+          <w:b w:val="0"/>
+          <w:bCs w:val="0"/>
+          <w:sz w:val="24"/>
+          <w:szCs w:val="24"/>
+        </w:rPr>
+        <w:t>: “Her system deletes videos every 30 days. The only way she knew how to preserve the video was to record it on her cell phone.” Appendix F. Two days later, on May 22, 2024, Gass filed a statement with the court claiming Manning had not spoliated evidence and that the video “still exists.” Appendix F.</w:t>
       </w:r>
     </w:p>
     <w:p>
@@ -3057,6 +3190,8 @@
           <w:lang w:val="en-US" w:eastAsia="zh-CN" w:bidi="ar"/>
         </w:rPr>
       </w:pPr>
+      <w:bookmarkStart w:id="0" w:name="_Toc32611"/>
+      <w:bookmarkStart w:id="1" w:name="_Toc27066"/>
       <w:r>
         <w:rPr>
           <w:rFonts w:hint="eastAsia" w:ascii="SimSun" w:hAnsi="SimSun" w:eastAsia="SimSun" w:cs="SimSun"/>
@@ -3071,6 +3206,8 @@
         </w:rPr>
         <w:t>APPENDIX</w:t>
       </w:r>
+      <w:bookmarkEnd w:id="0"/>
+      <w:bookmarkEnd w:id="1"/>
     </w:p>
     <w:p>
       <w:pPr>
@@ -3078,22 +3215,11 @@
         <w:keepLines w:val="0"/>
         <w:widowControl/>
         <w:suppressLineNumbers w:val="0"/>
-        <w:spacing w:before="0" w:beforeAutospacing="1" w:after="200" w:afterAutospacing="0" w:line="30" w:lineRule="atLeast"/>
+        <w:spacing w:beforeAutospacing="1" w:after="200" w:line="30" w:lineRule="atLeast"/>
         <w:jc w:val="center"/>
-        <w:rPr>
-          <w:rFonts w:hint="eastAsia" w:ascii="SimSun" w:hAnsi="SimSun" w:eastAsia="SimSun" w:cs="SimSun"/>
-          <w:b/>
-          <w:bCs/>
-          <w:caps/>
-          <w:kern w:val="0"/>
-          <w:sz w:val="24"/>
-          <w:szCs w:val="24"/>
-          <w:lang w:val="en-US" w:eastAsia="zh-CN" w:bidi="ar"/>
-        </w:rPr>
-      </w:pPr>
-      <w:r>
-        <w:rPr>
-          <w:rFonts w:hint="eastAsia" w:ascii="SimSun" w:hAnsi="SimSun" w:eastAsia="SimSun" w:cs="SimSun"/>
+        <w:outlineLvl w:val="1"/>
+        <w:rPr>
+          <w:rFonts w:ascii="DejaVu Sans" w:hAnsi="DejaVu Sans" w:eastAsia="SimSun" w:cs="DejaVu Sans"/>
           <w:b/>
           <w:bCs/>
           <w:caps/>
@@ -3101,10 +3227,42 @@
           <w:kern w:val="0"/>
           <w:sz w:val="24"/>
           <w:szCs w:val="24"/>
+          <w:u w:val="single"/>
           <w:lang w:val="en-US" w:eastAsia="zh-CN" w:bidi="ar"/>
         </w:rPr>
+      </w:pPr>
+      <w:bookmarkStart w:id="2" w:name="_Toc12154"/>
+      <w:bookmarkStart w:id="3" w:name="_Toc20332"/>
+      <w:r>
+        <w:rPr>
+          <w:rFonts w:ascii="DejaVu Sans" w:hAnsi="DejaVu Sans" w:eastAsia="SimSun" w:cs="DejaVu Sans"/>
+          <w:b/>
+          <w:bCs/>
+          <w:caps/>
+          <w:color w:val="000000"/>
+          <w:kern w:val="0"/>
+          <w:sz w:val="24"/>
+          <w:szCs w:val="24"/>
+          <w:u w:val="single"/>
+          <w:lang w:val="en-US" w:eastAsia="zh-CN" w:bidi="ar"/>
+        </w:rPr>
         <w:t>Table of Contents</w:t>
       </w:r>
+      <w:bookmarkEnd w:id="2"/>
+      <w:bookmarkEnd w:id="3"/>
+    </w:p>
+    <w:p>
+      <w:pPr>
+        <w:spacing w:before="0" w:beforeLines="0" w:after="0" w:afterLines="0" w:line="240" w:lineRule="auto"/>
+        <w:ind w:left="0" w:leftChars="0" w:right="0" w:rightChars="0" w:firstLine="0" w:firstLineChars="0"/>
+        <w:jc w:val="center"/>
+        <w:rPr>
+          <w:rFonts w:ascii="SimSun" w:hAnsi="SimSun" w:eastAsia="SimSun" w:cstheme="minorBidi"/>
+          <w:kern w:val="0"/>
+          <w:sz w:val="21"/>
+          <w:lang w:val="en-US" w:eastAsia="zh-CN" w:bidi="ar"/>
+        </w:rPr>
+      </w:pPr>
     </w:p>
     <w:tbl>
       <w:tblPr>
@@ -3129,9 +3287,870 @@
         </w:tblCellMar>
       </w:tblPr>
       <w:tblGrid>
-        <w:gridCol w:w="6507"/>
-        <w:gridCol w:w="359"/>
+        <w:gridCol w:w="8300"/>
+        <w:gridCol w:w="6"/>
       </w:tblGrid>
+      <w:tr>
+        <w:tblPrEx>
+          <w:tblBorders>
+            <w:top w:val="none" w:color="auto" w:sz="0" w:space="0"/>
+            <w:left w:val="none" w:color="auto" w:sz="0" w:space="0"/>
+            <w:bottom w:val="none" w:color="auto" w:sz="0" w:space="0"/>
+            <w:right w:val="none" w:color="auto" w:sz="0" w:space="0"/>
+            <w:insideH w:val="none" w:color="auto" w:sz="0" w:space="0"/>
+            <w:insideV w:val="none" w:color="auto" w:sz="0" w:space="0"/>
+          </w:tblBorders>
+          <w:tblCellMar>
+            <w:top w:w="15" w:type="dxa"/>
+            <w:left w:w="15" w:type="dxa"/>
+            <w:bottom w:w="15" w:type="dxa"/>
+            <w:right w:w="15" w:type="dxa"/>
+          </w:tblCellMar>
+        </w:tblPrEx>
+        <w:tc>
+          <w:tcPr>
+            <w:tcW w:w="4996" w:type="pct"/>
+            <w:tcBorders>
+              <w:top w:val="nil"/>
+              <w:left w:val="nil"/>
+              <w:bottom w:val="nil"/>
+              <w:right w:val="nil"/>
+            </w:tcBorders>
+            <w:shd w:val="clear" w:color="auto" w:fill="auto"/>
+            <w:tcMar>
+              <w:top w:w="40" w:type="dxa"/>
+              <w:left w:w="0" w:type="dxa"/>
+              <w:bottom w:w="40" w:type="dxa"/>
+              <w:right w:w="0" w:type="dxa"/>
+            </w:tcMar>
+            <w:vAlign w:val="top"/>
+          </w:tcPr>
+          <w:p>
+            <w:pPr>
+              <w:spacing w:before="0" w:beforeLines="0" w:after="0" w:afterLines="0" w:line="240" w:lineRule="auto"/>
+              <w:ind w:left="0" w:leftChars="0" w:right="0" w:rightChars="0" w:firstLine="0" w:firstLineChars="0"/>
+              <w:jc w:val="center"/>
+              <w:rPr>
+                <w:rFonts w:asciiTheme="minorHAnsi" w:hAnsiTheme="minorHAnsi" w:eastAsiaTheme="minorEastAsia" w:cstheme="minorBidi"/>
+                <w:kern w:val="0"/>
+                <w:lang w:val="en-US" w:eastAsia="zh-CN" w:bidi="ar"/>
+              </w:rPr>
+            </w:pPr>
+            <w:r>
+              <w:rPr>
+                <w:rFonts w:ascii="SimSun" w:hAnsi="SimSun" w:eastAsia="SimSun" w:cstheme="minorBidi"/>
+                <w:kern w:val="0"/>
+                <w:sz w:val="21"/>
+                <w:lang w:val="en-US" w:eastAsia="zh-CN" w:bidi="ar"/>
+              </w:rPr>
+              <w:t>Catalog</w:t>
+            </w:r>
+          </w:p>
+          <w:p>
+            <w:pPr>
+              <w:pStyle w:val="18"/>
+              <w:tabs>
+                <w:tab w:val="right" w:leader="dot" w:pos="8300"/>
+              </w:tabs>
+            </w:pPr>
+            <w:r>
+              <w:rPr>
+                <w:rFonts w:hint="default" w:ascii="Times New Roman" w:hAnsi="Times New Roman" w:cs="Times New Roman"/>
+                <w:color w:val="000000"/>
+                <w:sz w:val="24"/>
+                <w:szCs w:val="24"/>
+              </w:rPr>
+              <w:fldChar w:fldCharType="begin"/>
+            </w:r>
+            <w:r>
+              <w:rPr>
+                <w:rFonts w:hint="default" w:ascii="Times New Roman" w:hAnsi="Times New Roman" w:cs="Times New Roman"/>
+                <w:color w:val="000000"/>
+                <w:sz w:val="24"/>
+                <w:szCs w:val="24"/>
+              </w:rPr>
+              <w:instrText xml:space="preserve">TOC \o "1-2" \t "Heading 3,2" \h \u </w:instrText>
+            </w:r>
+            <w:r>
+              <w:rPr>
+                <w:rFonts w:hint="default" w:ascii="Times New Roman" w:hAnsi="Times New Roman" w:cs="Times New Roman"/>
+                <w:color w:val="000000"/>
+                <w:sz w:val="24"/>
+                <w:szCs w:val="24"/>
+              </w:rPr>
+              <w:fldChar w:fldCharType="separate"/>
+            </w:r>
+            <w:r>
+              <w:rPr>
+                <w:rFonts w:hint="default" w:ascii="Times New Roman" w:hAnsi="Times New Roman" w:cs="Times New Roman"/>
+                <w:color w:val="000000"/>
+                <w:szCs w:val="24"/>
+              </w:rPr>
+              <w:fldChar w:fldCharType="begin"/>
+            </w:r>
+            <w:r>
+              <w:rPr>
+                <w:rFonts w:hint="default" w:ascii="Times New Roman" w:hAnsi="Times New Roman" w:cs="Times New Roman"/>
+                <w:szCs w:val="24"/>
+              </w:rPr>
+              <w:instrText xml:space="preserve"> HYPERLINK \l _Toc27066 </w:instrText>
+            </w:r>
+            <w:r>
+              <w:rPr>
+                <w:rFonts w:hint="default" w:ascii="Times New Roman" w:hAnsi="Times New Roman" w:cs="Times New Roman"/>
+                <w:szCs w:val="24"/>
+              </w:rPr>
+              <w:fldChar w:fldCharType="separate"/>
+            </w:r>
+            <w:r>
+              <w:t>APPENDIX</w:t>
+            </w:r>
+            <w:r>
+              <w:tab/>
+            </w:r>
+            <w:r>
+              <w:fldChar w:fldCharType="begin"/>
+            </w:r>
+            <w:r>
+              <w:instrText xml:space="preserve"> PAGEREF _Toc27066 \h </w:instrText>
+            </w:r>
+            <w:r>
+              <w:fldChar w:fldCharType="separate"/>
+            </w:r>
+            <w:r>
+              <w:t>A</w:t>
+            </w:r>
+            <w:r>
+              <w:fldChar w:fldCharType="end"/>
+            </w:r>
+            <w:r>
+              <w:rPr>
+                <w:rFonts w:hint="default" w:ascii="Times New Roman" w:hAnsi="Times New Roman" w:cs="Times New Roman"/>
+                <w:color w:val="000000"/>
+                <w:szCs w:val="24"/>
+              </w:rPr>
+              <w:fldChar w:fldCharType="end"/>
+            </w:r>
+          </w:p>
+          <w:p>
+            <w:pPr>
+              <w:pStyle w:val="19"/>
+              <w:tabs>
+                <w:tab w:val="right" w:leader="dot" w:pos="8300"/>
+              </w:tabs>
+            </w:pPr>
+            <w:r>
+              <w:rPr>
+                <w:rFonts w:hint="default" w:ascii="Times New Roman" w:hAnsi="Times New Roman" w:cs="Times New Roman"/>
+                <w:color w:val="000000"/>
+                <w:szCs w:val="24"/>
+              </w:rPr>
+              <w:fldChar w:fldCharType="begin"/>
+            </w:r>
+            <w:r>
+              <w:rPr>
+                <w:rFonts w:hint="default" w:ascii="Times New Roman" w:hAnsi="Times New Roman" w:cs="Times New Roman"/>
+                <w:szCs w:val="24"/>
+              </w:rPr>
+              <w:instrText xml:space="preserve"> HYPERLINK \l _Toc12154 </w:instrText>
+            </w:r>
+            <w:r>
+              <w:rPr>
+                <w:rFonts w:hint="default" w:ascii="Times New Roman" w:hAnsi="Times New Roman" w:cs="Times New Roman"/>
+                <w:szCs w:val="24"/>
+              </w:rPr>
+              <w:fldChar w:fldCharType="separate"/>
+            </w:r>
+            <w:r>
+              <w:t>Table of Contents</w:t>
+            </w:r>
+            <w:r>
+              <w:tab/>
+            </w:r>
+            <w:r>
+              <w:fldChar w:fldCharType="begin"/>
+            </w:r>
+            <w:r>
+              <w:instrText xml:space="preserve"> PAGEREF _Toc12154 \h </w:instrText>
+            </w:r>
+            <w:r>
+              <w:fldChar w:fldCharType="separate"/>
+            </w:r>
+            <w:r>
+              <w:t>A</w:t>
+            </w:r>
+            <w:r>
+              <w:fldChar w:fldCharType="end"/>
+            </w:r>
+            <w:r>
+              <w:rPr>
+                <w:rFonts w:hint="default" w:ascii="Times New Roman" w:hAnsi="Times New Roman" w:cs="Times New Roman"/>
+                <w:color w:val="000000"/>
+                <w:szCs w:val="24"/>
+              </w:rPr>
+              <w:fldChar w:fldCharType="end"/>
+            </w:r>
+          </w:p>
+          <w:p>
+            <w:pPr>
+              <w:pStyle w:val="19"/>
+              <w:tabs>
+                <w:tab w:val="right" w:leader="dot" w:pos="8300"/>
+              </w:tabs>
+            </w:pPr>
+            <w:r>
+              <w:rPr>
+                <w:rFonts w:hint="default" w:ascii="Times New Roman" w:hAnsi="Times New Roman" w:cs="Times New Roman"/>
+                <w:color w:val="000000"/>
+                <w:szCs w:val="24"/>
+              </w:rPr>
+              <w:fldChar w:fldCharType="begin"/>
+            </w:r>
+            <w:r>
+              <w:rPr>
+                <w:rFonts w:hint="default" w:ascii="Times New Roman" w:hAnsi="Times New Roman" w:cs="Times New Roman"/>
+                <w:szCs w:val="24"/>
+              </w:rPr>
+              <w:instrText xml:space="preserve"> HYPERLINK \l _Toc25202 </w:instrText>
+            </w:r>
+            <w:r>
+              <w:rPr>
+                <w:rFonts w:hint="default" w:ascii="Times New Roman" w:hAnsi="Times New Roman" w:cs="Times New Roman"/>
+                <w:szCs w:val="24"/>
+              </w:rPr>
+              <w:fldChar w:fldCharType="separate"/>
+            </w:r>
+            <w:r>
+              <w:t>Appendix A: Court of Appeals Opinion, No. 87007-6-I (Jan. 26, 2026)</w:t>
+            </w:r>
+            <w:r>
+              <w:tab/>
+            </w:r>
+            <w:r>
+              <w:fldChar w:fldCharType="begin"/>
+            </w:r>
+            <w:r>
+              <w:instrText xml:space="preserve"> PAGEREF _Toc25202 \h </w:instrText>
+            </w:r>
+            <w:r>
+              <w:fldChar w:fldCharType="separate"/>
+            </w:r>
+            <w:r>
+              <w:t>A</w:t>
+            </w:r>
+            <w:r>
+              <w:fldChar w:fldCharType="end"/>
+            </w:r>
+            <w:r>
+              <w:rPr>
+                <w:rFonts w:hint="default" w:ascii="Times New Roman" w:hAnsi="Times New Roman" w:cs="Times New Roman"/>
+                <w:color w:val="000000"/>
+                <w:szCs w:val="24"/>
+              </w:rPr>
+              <w:fldChar w:fldCharType="end"/>
+            </w:r>
+          </w:p>
+          <w:p>
+            <w:pPr>
+              <w:pStyle w:val="19"/>
+              <w:tabs>
+                <w:tab w:val="right" w:leader="dot" w:pos="8300"/>
+              </w:tabs>
+            </w:pPr>
+            <w:r>
+              <w:rPr>
+                <w:rFonts w:hint="default" w:ascii="Times New Roman" w:hAnsi="Times New Roman" w:cs="Times New Roman"/>
+                <w:color w:val="000000"/>
+                <w:szCs w:val="24"/>
+              </w:rPr>
+              <w:fldChar w:fldCharType="begin"/>
+            </w:r>
+            <w:r>
+              <w:rPr>
+                <w:rFonts w:hint="default" w:ascii="Times New Roman" w:hAnsi="Times New Roman" w:cs="Times New Roman"/>
+                <w:szCs w:val="24"/>
+              </w:rPr>
+              <w:instrText xml:space="preserve"> HYPERLINK \l _Toc2007 </w:instrText>
+            </w:r>
+            <w:r>
+              <w:rPr>
+                <w:rFonts w:hint="default" w:ascii="Times New Roman" w:hAnsi="Times New Roman" w:cs="Times New Roman"/>
+                <w:szCs w:val="24"/>
+              </w:rPr>
+              <w:fldChar w:fldCharType="separate"/>
+            </w:r>
+            <w:r>
+              <w:t>Appendix B: Order Denying Reconsideration (Feb. 18, 2026)</w:t>
+            </w:r>
+            <w:r>
+              <w:tab/>
+            </w:r>
+            <w:r>
+              <w:fldChar w:fldCharType="begin"/>
+            </w:r>
+            <w:r>
+              <w:instrText xml:space="preserve"> PAGEREF _Toc2007 \h </w:instrText>
+            </w:r>
+            <w:r>
+              <w:fldChar w:fldCharType="separate"/>
+            </w:r>
+            <w:r>
+              <w:t>A</w:t>
+            </w:r>
+            <w:r>
+              <w:fldChar w:fldCharType="end"/>
+            </w:r>
+            <w:r>
+              <w:rPr>
+                <w:rFonts w:hint="default" w:ascii="Times New Roman" w:hAnsi="Times New Roman" w:cs="Times New Roman"/>
+                <w:color w:val="000000"/>
+                <w:szCs w:val="24"/>
+              </w:rPr>
+              <w:fldChar w:fldCharType="end"/>
+            </w:r>
+          </w:p>
+          <w:p>
+            <w:pPr>
+              <w:pStyle w:val="19"/>
+              <w:tabs>
+                <w:tab w:val="right" w:leader="dot" w:pos="8300"/>
+              </w:tabs>
+            </w:pPr>
+            <w:r>
+              <w:rPr>
+                <w:rFonts w:hint="default" w:ascii="Times New Roman" w:hAnsi="Times New Roman" w:cs="Times New Roman"/>
+                <w:color w:val="000000"/>
+                <w:szCs w:val="24"/>
+              </w:rPr>
+              <w:fldChar w:fldCharType="begin"/>
+            </w:r>
+            <w:r>
+              <w:rPr>
+                <w:rFonts w:hint="default" w:ascii="Times New Roman" w:hAnsi="Times New Roman" w:cs="Times New Roman"/>
+                <w:szCs w:val="24"/>
+              </w:rPr>
+              <w:instrText xml:space="preserve"> HYPERLINK \l _Toc15341 </w:instrText>
+            </w:r>
+            <w:r>
+              <w:rPr>
+                <w:rFonts w:hint="default" w:ascii="Times New Roman" w:hAnsi="Times New Roman" w:cs="Times New Roman"/>
+                <w:szCs w:val="24"/>
+              </w:rPr>
+              <w:fldChar w:fldCharType="separate"/>
+            </w:r>
+            <w:r>
+              <w:t>Appendix C: Side-by-Side Demonstrative Exhibit — Internal Contradictions</w:t>
+            </w:r>
+            <w:r>
+              <w:tab/>
+            </w:r>
+            <w:r>
+              <w:fldChar w:fldCharType="begin"/>
+            </w:r>
+            <w:r>
+              <w:instrText xml:space="preserve"> PAGEREF _Toc15341 \h </w:instrText>
+            </w:r>
+            <w:r>
+              <w:fldChar w:fldCharType="separate"/>
+            </w:r>
+            <w:r>
+              <w:t>B</w:t>
+            </w:r>
+            <w:r>
+              <w:fldChar w:fldCharType="end"/>
+            </w:r>
+            <w:r>
+              <w:rPr>
+                <w:rFonts w:hint="default" w:ascii="Times New Roman" w:hAnsi="Times New Roman" w:cs="Times New Roman"/>
+                <w:color w:val="000000"/>
+                <w:szCs w:val="24"/>
+              </w:rPr>
+              <w:fldChar w:fldCharType="end"/>
+            </w:r>
+          </w:p>
+          <w:p>
+            <w:pPr>
+              <w:pStyle w:val="19"/>
+              <w:tabs>
+                <w:tab w:val="right" w:leader="dot" w:pos="8300"/>
+              </w:tabs>
+              <w:ind w:left="840" w:hanging="360" w:hangingChars="150"/>
+            </w:pPr>
+            <w:r>
+              <w:rPr>
+                <w:rFonts w:hint="default" w:ascii="Times New Roman" w:hAnsi="Times New Roman" w:cs="Times New Roman"/>
+                <w:color w:val="000000"/>
+                <w:szCs w:val="24"/>
+              </w:rPr>
+              <w:fldChar w:fldCharType="begin"/>
+            </w:r>
+            <w:r>
+              <w:rPr>
+                <w:rFonts w:hint="default" w:ascii="Times New Roman" w:hAnsi="Times New Roman" w:cs="Times New Roman"/>
+                <w:szCs w:val="24"/>
+              </w:rPr>
+              <w:instrText xml:space="preserve"> HYPERLINK \l _Toc21833 </w:instrText>
+            </w:r>
+            <w:r>
+              <w:rPr>
+                <w:rFonts w:hint="default" w:ascii="Times New Roman" w:hAnsi="Times New Roman" w:cs="Times New Roman"/>
+                <w:szCs w:val="24"/>
+              </w:rPr>
+              <w:fldChar w:fldCharType="separate"/>
+            </w:r>
+            <w:r>
+              <w:t>Appendix D: Side-by-Side Demonstrative Exhibit — Counsel's Mutually Exclusive Positions</w:t>
+            </w:r>
+            <w:r>
+              <w:tab/>
+            </w:r>
+            <w:r>
+              <w:fldChar w:fldCharType="begin"/>
+            </w:r>
+            <w:r>
+              <w:instrText xml:space="preserve"> PAGEREF _Toc21833 \h </w:instrText>
+            </w:r>
+            <w:r>
+              <w:fldChar w:fldCharType="separate"/>
+            </w:r>
+            <w:r>
+              <w:t>C</w:t>
+            </w:r>
+            <w:r>
+              <w:fldChar w:fldCharType="end"/>
+            </w:r>
+            <w:r>
+              <w:rPr>
+                <w:rFonts w:hint="default" w:ascii="Times New Roman" w:hAnsi="Times New Roman" w:cs="Times New Roman"/>
+                <w:color w:val="000000"/>
+                <w:szCs w:val="24"/>
+              </w:rPr>
+              <w:fldChar w:fldCharType="end"/>
+            </w:r>
+          </w:p>
+          <w:p>
+            <w:pPr>
+              <w:pStyle w:val="19"/>
+              <w:tabs>
+                <w:tab w:val="right" w:leader="dot" w:pos="8300"/>
+              </w:tabs>
+            </w:pPr>
+            <w:r>
+              <w:rPr>
+                <w:rFonts w:hint="default" w:ascii="Times New Roman" w:hAnsi="Times New Roman" w:cs="Times New Roman"/>
+                <w:color w:val="000000"/>
+                <w:szCs w:val="24"/>
+              </w:rPr>
+              <w:fldChar w:fldCharType="begin"/>
+            </w:r>
+            <w:r>
+              <w:rPr>
+                <w:rFonts w:hint="default" w:ascii="Times New Roman" w:hAnsi="Times New Roman" w:cs="Times New Roman"/>
+                <w:szCs w:val="24"/>
+              </w:rPr>
+              <w:instrText xml:space="preserve"> HYPERLINK \l _Toc16650 </w:instrText>
+            </w:r>
+            <w:r>
+              <w:rPr>
+                <w:rFonts w:hint="default" w:ascii="Times New Roman" w:hAnsi="Times New Roman" w:cs="Times New Roman"/>
+                <w:szCs w:val="24"/>
+              </w:rPr>
+              <w:fldChar w:fldCharType="separate"/>
+            </w:r>
+            <w:r>
+              <w:t>Appendix E: Three-Column Exhibit — The Exclusion of Civil Matters</w:t>
+            </w:r>
+            <w:r>
+              <w:tab/>
+            </w:r>
+            <w:r>
+              <w:fldChar w:fldCharType="begin"/>
+            </w:r>
+            <w:r>
+              <w:instrText xml:space="preserve"> PAGEREF _Toc16650 \h </w:instrText>
+            </w:r>
+            <w:r>
+              <w:fldChar w:fldCharType="separate"/>
+            </w:r>
+            <w:r>
+              <w:t>C</w:t>
+            </w:r>
+            <w:r>
+              <w:fldChar w:fldCharType="end"/>
+            </w:r>
+            <w:r>
+              <w:rPr>
+                <w:rFonts w:hint="default" w:ascii="Times New Roman" w:hAnsi="Times New Roman" w:cs="Times New Roman"/>
+                <w:color w:val="000000"/>
+                <w:szCs w:val="24"/>
+              </w:rPr>
+              <w:fldChar w:fldCharType="end"/>
+            </w:r>
+          </w:p>
+          <w:p>
+            <w:pPr>
+              <w:pStyle w:val="19"/>
+              <w:tabs>
+                <w:tab w:val="right" w:leader="dot" w:pos="8300"/>
+              </w:tabs>
+            </w:pPr>
+            <w:r>
+              <w:rPr>
+                <w:rFonts w:hint="default" w:ascii="Times New Roman" w:hAnsi="Times New Roman" w:cs="Times New Roman"/>
+                <w:color w:val="000000"/>
+                <w:szCs w:val="24"/>
+              </w:rPr>
+              <w:fldChar w:fldCharType="begin"/>
+            </w:r>
+            <w:r>
+              <w:rPr>
+                <w:rFonts w:hint="default" w:ascii="Times New Roman" w:hAnsi="Times New Roman" w:cs="Times New Roman"/>
+                <w:szCs w:val="24"/>
+              </w:rPr>
+              <w:instrText xml:space="preserve"> HYPERLINK \l _Toc3130 </w:instrText>
+            </w:r>
+            <w:r>
+              <w:rPr>
+                <w:rFonts w:hint="default" w:ascii="Times New Roman" w:hAnsi="Times New Roman" w:cs="Times New Roman"/>
+                <w:szCs w:val="24"/>
+              </w:rPr>
+              <w:fldChar w:fldCharType="separate"/>
+            </w:r>
+            <w:r>
+              <w:t>Appendix F: Side-by-Side Demonstrative Exhibit — Spoliation Contradiction</w:t>
+            </w:r>
+            <w:r>
+              <w:tab/>
+            </w:r>
+            <w:r>
+              <w:fldChar w:fldCharType="begin"/>
+            </w:r>
+            <w:r>
+              <w:instrText xml:space="preserve"> PAGEREF _Toc3130 \h </w:instrText>
+            </w:r>
+            <w:r>
+              <w:fldChar w:fldCharType="separate"/>
+            </w:r>
+            <w:r>
+              <w:t>C</w:t>
+            </w:r>
+            <w:r>
+              <w:fldChar w:fldCharType="end"/>
+            </w:r>
+            <w:r>
+              <w:rPr>
+                <w:rFonts w:hint="default" w:ascii="Times New Roman" w:hAnsi="Times New Roman" w:cs="Times New Roman"/>
+                <w:color w:val="000000"/>
+                <w:szCs w:val="24"/>
+              </w:rPr>
+              <w:fldChar w:fldCharType="end"/>
+            </w:r>
+          </w:p>
+          <w:p>
+            <w:pPr>
+              <w:pStyle w:val="19"/>
+              <w:tabs>
+                <w:tab w:val="right" w:leader="dot" w:pos="8300"/>
+              </w:tabs>
+            </w:pPr>
+            <w:r>
+              <w:rPr>
+                <w:rFonts w:hint="default" w:ascii="Times New Roman" w:hAnsi="Times New Roman" w:cs="Times New Roman"/>
+                <w:color w:val="000000"/>
+                <w:szCs w:val="24"/>
+              </w:rPr>
+              <w:fldChar w:fldCharType="begin"/>
+            </w:r>
+            <w:r>
+              <w:rPr>
+                <w:rFonts w:hint="default" w:ascii="Times New Roman" w:hAnsi="Times New Roman" w:cs="Times New Roman"/>
+                <w:szCs w:val="24"/>
+              </w:rPr>
+              <w:instrText xml:space="preserve"> HYPERLINK \l _Toc7556 </w:instrText>
+            </w:r>
+            <w:r>
+              <w:rPr>
+                <w:rFonts w:hint="default" w:ascii="Times New Roman" w:hAnsi="Times New Roman" w:cs="Times New Roman"/>
+                <w:szCs w:val="24"/>
+              </w:rPr>
+              <w:fldChar w:fldCharType="separate"/>
+            </w:r>
+            <w:r>
+              <w:t>Appendix G: Chronological Table of Motions and Dispositions</w:t>
+            </w:r>
+            <w:r>
+              <w:tab/>
+            </w:r>
+            <w:r>
+              <w:fldChar w:fldCharType="begin"/>
+            </w:r>
+            <w:r>
+              <w:instrText xml:space="preserve"> PAGEREF _Toc7556 \h </w:instrText>
+            </w:r>
+            <w:r>
+              <w:fldChar w:fldCharType="separate"/>
+            </w:r>
+            <w:r>
+              <w:t>D</w:t>
+            </w:r>
+            <w:r>
+              <w:fldChar w:fldCharType="end"/>
+            </w:r>
+            <w:r>
+              <w:rPr>
+                <w:rFonts w:hint="default" w:ascii="Times New Roman" w:hAnsi="Times New Roman" w:cs="Times New Roman"/>
+                <w:color w:val="000000"/>
+                <w:szCs w:val="24"/>
+              </w:rPr>
+              <w:fldChar w:fldCharType="end"/>
+            </w:r>
+          </w:p>
+          <w:p>
+            <w:pPr>
+              <w:pStyle w:val="19"/>
+              <w:tabs>
+                <w:tab w:val="right" w:leader="dot" w:pos="8300"/>
+              </w:tabs>
+            </w:pPr>
+            <w:r>
+              <w:rPr>
+                <w:rFonts w:hint="default" w:ascii="Times New Roman" w:hAnsi="Times New Roman" w:cs="Times New Roman"/>
+                <w:color w:val="000000"/>
+                <w:szCs w:val="24"/>
+              </w:rPr>
+              <w:fldChar w:fldCharType="begin"/>
+            </w:r>
+            <w:r>
+              <w:rPr>
+                <w:rFonts w:hint="default" w:ascii="Times New Roman" w:hAnsi="Times New Roman" w:cs="Times New Roman"/>
+                <w:szCs w:val="24"/>
+              </w:rPr>
+              <w:instrText xml:space="preserve"> HYPERLINK \l _Toc30343 </w:instrText>
+            </w:r>
+            <w:r>
+              <w:rPr>
+                <w:rFonts w:hint="default" w:ascii="Times New Roman" w:hAnsi="Times New Roman" w:cs="Times New Roman"/>
+                <w:szCs w:val="24"/>
+              </w:rPr>
+              <w:fldChar w:fldCharType="separate"/>
+            </w:r>
+            <w:r>
+              <w:t>Appendix H: Opinion, Bennett v. Manning, No. 84951-4-I (Apr. 17, 2023)</w:t>
+            </w:r>
+            <w:r>
+              <w:tab/>
+            </w:r>
+            <w:r>
+              <w:fldChar w:fldCharType="begin"/>
+            </w:r>
+            <w:r>
+              <w:instrText xml:space="preserve"> PAGEREF _Toc30343 \h </w:instrText>
+            </w:r>
+            <w:r>
+              <w:fldChar w:fldCharType="separate"/>
+            </w:r>
+            <w:r>
+              <w:t>D</w:t>
+            </w:r>
+            <w:r>
+              <w:fldChar w:fldCharType="end"/>
+            </w:r>
+            <w:r>
+              <w:rPr>
+                <w:rFonts w:hint="default" w:ascii="Times New Roman" w:hAnsi="Times New Roman" w:cs="Times New Roman"/>
+                <w:color w:val="000000"/>
+                <w:szCs w:val="24"/>
+              </w:rPr>
+              <w:fldChar w:fldCharType="end"/>
+            </w:r>
+          </w:p>
+          <w:p>
+            <w:pPr>
+              <w:pStyle w:val="19"/>
+              <w:tabs>
+                <w:tab w:val="right" w:leader="dot" w:pos="8300"/>
+              </w:tabs>
+            </w:pPr>
+            <w:r>
+              <w:rPr>
+                <w:rFonts w:hint="default" w:ascii="Times New Roman" w:hAnsi="Times New Roman" w:cs="Times New Roman"/>
+                <w:color w:val="000000"/>
+                <w:szCs w:val="24"/>
+              </w:rPr>
+              <w:fldChar w:fldCharType="begin"/>
+            </w:r>
+            <w:r>
+              <w:rPr>
+                <w:rFonts w:hint="default" w:ascii="Times New Roman" w:hAnsi="Times New Roman" w:cs="Times New Roman"/>
+                <w:szCs w:val="24"/>
+              </w:rPr>
+              <w:instrText xml:space="preserve"> HYPERLINK \l _Toc21644 </w:instrText>
+            </w:r>
+            <w:r>
+              <w:rPr>
+                <w:rFonts w:hint="default" w:ascii="Times New Roman" w:hAnsi="Times New Roman" w:cs="Times New Roman"/>
+                <w:szCs w:val="24"/>
+              </w:rPr>
+              <w:fldChar w:fldCharType="separate"/>
+            </w:r>
+            <w:r>
+              <w:t>Appendix I: Exhibit A (Admitted 12/8/2025) Contact Summary</w:t>
+            </w:r>
+            <w:r>
+              <w:tab/>
+            </w:r>
+            <w:r>
+              <w:fldChar w:fldCharType="begin"/>
+            </w:r>
+            <w:r>
+              <w:instrText xml:space="preserve"> PAGEREF _Toc21644 \h </w:instrText>
+            </w:r>
+            <w:r>
+              <w:fldChar w:fldCharType="separate"/>
+            </w:r>
+            <w:r>
+              <w:t>D</w:t>
+            </w:r>
+            <w:r>
+              <w:fldChar w:fldCharType="end"/>
+            </w:r>
+            <w:r>
+              <w:rPr>
+                <w:rFonts w:hint="default" w:ascii="Times New Roman" w:hAnsi="Times New Roman" w:cs="Times New Roman"/>
+                <w:color w:val="000000"/>
+                <w:szCs w:val="24"/>
+              </w:rPr>
+              <w:fldChar w:fldCharType="end"/>
+            </w:r>
+          </w:p>
+          <w:p>
+            <w:pPr>
+              <w:pStyle w:val="19"/>
+              <w:tabs>
+                <w:tab w:val="right" w:leader="dot" w:pos="8300"/>
+              </w:tabs>
+            </w:pPr>
+            <w:r>
+              <w:rPr>
+                <w:rFonts w:hint="default" w:ascii="Times New Roman" w:hAnsi="Times New Roman" w:cs="Times New Roman"/>
+                <w:color w:val="000000"/>
+                <w:szCs w:val="24"/>
+              </w:rPr>
+              <w:fldChar w:fldCharType="begin"/>
+            </w:r>
+            <w:r>
+              <w:rPr>
+                <w:rFonts w:hint="default" w:ascii="Times New Roman" w:hAnsi="Times New Roman" w:cs="Times New Roman"/>
+                <w:szCs w:val="24"/>
+              </w:rPr>
+              <w:instrText xml:space="preserve"> HYPERLINK \l _Toc4160 </w:instrText>
+            </w:r>
+            <w:r>
+              <w:rPr>
+                <w:rFonts w:hint="default" w:ascii="Times New Roman" w:hAnsi="Times New Roman" w:cs="Times New Roman"/>
+                <w:szCs w:val="24"/>
+              </w:rPr>
+              <w:fldChar w:fldCharType="separate"/>
+            </w:r>
+            <w:r>
+              <w:t>Appendix J: Declaration of Zackariah Jeremiah Bennett</w:t>
+            </w:r>
+            <w:r>
+              <w:tab/>
+            </w:r>
+            <w:r>
+              <w:fldChar w:fldCharType="begin"/>
+            </w:r>
+            <w:r>
+              <w:instrText xml:space="preserve"> PAGEREF _Toc4160 \h </w:instrText>
+            </w:r>
+            <w:r>
+              <w:fldChar w:fldCharType="separate"/>
+            </w:r>
+            <w:r>
+              <w:t>E</w:t>
+            </w:r>
+            <w:r>
+              <w:fldChar w:fldCharType="end"/>
+            </w:r>
+            <w:r>
+              <w:rPr>
+                <w:rFonts w:hint="default" w:ascii="Times New Roman" w:hAnsi="Times New Roman" w:cs="Times New Roman"/>
+                <w:color w:val="000000"/>
+                <w:szCs w:val="24"/>
+              </w:rPr>
+              <w:fldChar w:fldCharType="end"/>
+            </w:r>
+          </w:p>
+          <w:p>
+            <w:pPr>
+              <w:keepNext w:val="0"/>
+              <w:keepLines w:val="0"/>
+              <w:widowControl/>
+              <w:suppressLineNumbers w:val="0"/>
+              <w:spacing w:line="23" w:lineRule="atLeast"/>
+              <w:jc w:val="left"/>
+              <w:textAlignment w:val="top"/>
+              <w:rPr>
+                <w:rFonts w:hint="default" w:ascii="Times New Roman" w:hAnsi="Times New Roman" w:cs="Times New Roman" w:eastAsiaTheme="minorEastAsia"/>
+                <w:color w:val="000000"/>
+                <w:kern w:val="0"/>
+                <w:sz w:val="24"/>
+                <w:szCs w:val="24"/>
+                <w:lang w:val="en-US" w:eastAsia="zh-CN" w:bidi="ar"/>
+              </w:rPr>
+            </w:pPr>
+            <w:r>
+              <w:rPr>
+                <w:rFonts w:hint="default" w:ascii="Times New Roman" w:hAnsi="Times New Roman" w:cs="Times New Roman" w:eastAsiaTheme="minorEastAsia"/>
+                <w:color w:val="000000"/>
+                <w:kern w:val="0"/>
+                <w:szCs w:val="24"/>
+                <w:lang w:val="en-US" w:eastAsia="zh-CN" w:bidi="ar"/>
+              </w:rPr>
+              <w:fldChar w:fldCharType="end"/>
+            </w:r>
+          </w:p>
+        </w:tc>
+        <w:tc>
+          <w:tcPr>
+            <w:tcW w:w="3" w:type="pct"/>
+            <w:tcBorders>
+              <w:top w:val="nil"/>
+              <w:left w:val="nil"/>
+              <w:bottom w:val="nil"/>
+              <w:right w:val="nil"/>
+            </w:tcBorders>
+            <w:shd w:val="clear" w:color="auto" w:fill="auto"/>
+            <w:tcMar>
+              <w:top w:w="40" w:type="dxa"/>
+              <w:left w:w="0" w:type="dxa"/>
+              <w:bottom w:w="40" w:type="dxa"/>
+              <w:right w:w="0" w:type="dxa"/>
+            </w:tcMar>
+            <w:vAlign w:val="top"/>
+          </w:tcPr>
+          <w:p>
+            <w:pPr>
+              <w:keepNext w:val="0"/>
+              <w:keepLines w:val="0"/>
+              <w:widowControl/>
+              <w:suppressLineNumbers w:val="0"/>
+              <w:spacing w:line="23" w:lineRule="atLeast"/>
+              <w:jc w:val="right"/>
+              <w:textAlignment w:val="top"/>
+              <w:rPr>
+                <w:rFonts w:hint="default" w:ascii="Times New Roman" w:hAnsi="Times New Roman" w:cs="Times New Roman" w:eastAsiaTheme="minorEastAsia"/>
+                <w:color w:val="000000"/>
+                <w:kern w:val="0"/>
+                <w:sz w:val="24"/>
+                <w:szCs w:val="24"/>
+                <w:lang w:val="en-US" w:eastAsia="zh-CN" w:bidi="ar"/>
+              </w:rPr>
+            </w:pPr>
+          </w:p>
+        </w:tc>
+      </w:tr>
       <w:tr>
         <w:tblPrEx>
           <w:tblBorders>
@@ -3152,7 +4171,7 @@
         </w:tblPrEx>
         <w:tc>
           <w:tcPr>
-            <w:tcW w:w="0" w:type="auto"/>
+            <w:tcW w:w="4996" w:type="pct"/>
             <w:tcBorders>
               <w:top w:val="nil"/>
               <w:left w:val="nil"/>
@@ -3186,22 +4205,11 @@
                 <w:lang w:val="en-US" w:eastAsia="zh-CN" w:bidi="ar"/>
               </w:rPr>
             </w:pPr>
-            <w:r>
-              <w:rPr>
-                <w:rFonts w:hint="default" w:ascii="Times New Roman" w:hAnsi="Times New Roman" w:eastAsia="SimSun" w:cs="Times New Roman"/>
-                <w:color w:val="000000"/>
-                <w:kern w:val="0"/>
-                <w:sz w:val="24"/>
-                <w:szCs w:val="24"/>
-                <w:lang w:val="en-US" w:eastAsia="zh-CN" w:bidi="ar"/>
-              </w:rPr>
-              <w:t>Appendix A: Court of Appeals Opinion, No. 87007-6-I (Jan. 26, 2026)</w:t>
-            </w:r>
           </w:p>
         </w:tc>
         <w:tc>
           <w:tcPr>
-            <w:tcW w:w="0" w:type="auto"/>
+            <w:tcW w:w="3" w:type="pct"/>
             <w:tcBorders>
               <w:top w:val="nil"/>
               <w:left w:val="nil"/>
@@ -3235,17 +4243,6 @@
                 <w:lang w:val="en-US" w:eastAsia="zh-CN" w:bidi="ar"/>
               </w:rPr>
             </w:pPr>
-            <w:r>
-              <w:rPr>
-                <w:rFonts w:hint="default" w:ascii="Times New Roman" w:hAnsi="Times New Roman" w:eastAsia="SimSun" w:cs="Times New Roman"/>
-                <w:color w:val="000000"/>
-                <w:kern w:val="0"/>
-                <w:sz w:val="24"/>
-                <w:szCs w:val="24"/>
-                <w:lang w:val="en-US" w:eastAsia="zh-CN" w:bidi="ar"/>
-              </w:rPr>
-              <w:t>A-1</w:t>
-            </w:r>
           </w:p>
         </w:tc>
       </w:tr>
@@ -3259,6 +4256,7 @@
             <w:insideH w:val="none" w:color="auto" w:sz="0" w:space="0"/>
             <w:insideV w:val="none" w:color="auto" w:sz="0" w:space="0"/>
           </w:tblBorders>
+          <w:shd w:val="clear" w:color="auto" w:fill="auto"/>
           <w:tblCellMar>
             <w:top w:w="15" w:type="dxa"/>
             <w:left w:w="15" w:type="dxa"/>
@@ -3268,7 +4266,7 @@
         </w:tblPrEx>
         <w:tc>
           <w:tcPr>
-            <w:tcW w:w="0" w:type="auto"/>
+            <w:tcW w:w="4996" w:type="pct"/>
             <w:tcBorders>
               <w:top w:val="nil"/>
               <w:left w:val="nil"/>
@@ -3302,22 +4300,11 @@
                 <w:lang w:val="en-US" w:eastAsia="zh-CN" w:bidi="ar"/>
               </w:rPr>
             </w:pPr>
-            <w:r>
-              <w:rPr>
-                <w:rFonts w:hint="default" w:ascii="Times New Roman" w:hAnsi="Times New Roman" w:eastAsia="SimSun" w:cs="Times New Roman"/>
-                <w:color w:val="000000"/>
-                <w:kern w:val="0"/>
-                <w:sz w:val="24"/>
-                <w:szCs w:val="24"/>
-                <w:lang w:val="en-US" w:eastAsia="zh-CN" w:bidi="ar"/>
-              </w:rPr>
-              <w:t>Appendix B: Order Denying Reconsideration (Feb. 18, 2026)</w:t>
-            </w:r>
           </w:p>
         </w:tc>
         <w:tc>
           <w:tcPr>
-            <w:tcW w:w="0" w:type="auto"/>
+            <w:tcW w:w="3" w:type="pct"/>
             <w:tcBorders>
               <w:top w:val="nil"/>
               <w:left w:val="nil"/>
@@ -3351,17 +4338,6 @@
                 <w:lang w:val="en-US" w:eastAsia="zh-CN" w:bidi="ar"/>
               </w:rPr>
             </w:pPr>
-            <w:r>
-              <w:rPr>
-                <w:rFonts w:hint="default" w:ascii="Times New Roman" w:hAnsi="Times New Roman" w:eastAsia="SimSun" w:cs="Times New Roman"/>
-                <w:color w:val="000000"/>
-                <w:kern w:val="0"/>
-                <w:sz w:val="24"/>
-                <w:szCs w:val="24"/>
-                <w:lang w:val="en-US" w:eastAsia="zh-CN" w:bidi="ar"/>
-              </w:rPr>
-              <w:t>B-1</w:t>
-            </w:r>
           </w:p>
         </w:tc>
       </w:tr>
@@ -3385,7 +4361,7 @@
         </w:tblPrEx>
         <w:tc>
           <w:tcPr>
-            <w:tcW w:w="0" w:type="auto"/>
+            <w:tcW w:w="4996" w:type="pct"/>
             <w:tcBorders>
               <w:top w:val="nil"/>
               <w:left w:val="nil"/>
@@ -3419,22 +4395,11 @@
                 <w:lang w:val="en-US" w:eastAsia="zh-CN" w:bidi="ar"/>
               </w:rPr>
             </w:pPr>
-            <w:r>
-              <w:rPr>
-                <w:rFonts w:hint="default" w:ascii="Times New Roman" w:hAnsi="Times New Roman" w:eastAsia="SimSun" w:cs="Times New Roman"/>
-                <w:color w:val="000000"/>
-                <w:kern w:val="0"/>
-                <w:sz w:val="24"/>
-                <w:szCs w:val="24"/>
-                <w:lang w:val="en-US" w:eastAsia="zh-CN" w:bidi="ar"/>
-              </w:rPr>
-              <w:t>Appendix C: Side-by-Side—Manning Response vs. 2008 Findings</w:t>
-            </w:r>
           </w:p>
         </w:tc>
         <w:tc>
           <w:tcPr>
-            <w:tcW w:w="0" w:type="auto"/>
+            <w:tcW w:w="3" w:type="pct"/>
             <w:tcBorders>
               <w:top w:val="nil"/>
               <w:left w:val="nil"/>
@@ -3468,17 +4433,6 @@
                 <w:lang w:val="en-US" w:eastAsia="zh-CN" w:bidi="ar"/>
               </w:rPr>
             </w:pPr>
-            <w:r>
-              <w:rPr>
-                <w:rFonts w:hint="default" w:ascii="Times New Roman" w:hAnsi="Times New Roman" w:eastAsia="SimSun" w:cs="Times New Roman"/>
-                <w:color w:val="000000"/>
-                <w:kern w:val="0"/>
-                <w:sz w:val="24"/>
-                <w:szCs w:val="24"/>
-                <w:lang w:val="en-US" w:eastAsia="zh-CN" w:bidi="ar"/>
-              </w:rPr>
-              <w:t>C-1</w:t>
-            </w:r>
           </w:p>
         </w:tc>
       </w:tr>
@@ -3502,7 +4456,7 @@
         </w:tblPrEx>
         <w:tc>
           <w:tcPr>
-            <w:tcW w:w="0" w:type="auto"/>
+            <w:tcW w:w="4996" w:type="pct"/>
             <w:tcBorders>
               <w:top w:val="nil"/>
               <w:left w:val="nil"/>
@@ -3536,22 +4490,11 @@
                 <w:lang w:val="en-US" w:eastAsia="zh-CN" w:bidi="ar"/>
               </w:rPr>
             </w:pPr>
-            <w:r>
-              <w:rPr>
-                <w:rFonts w:hint="default" w:ascii="Times New Roman" w:hAnsi="Times New Roman" w:eastAsia="SimSun" w:cs="Times New Roman"/>
-                <w:color w:val="000000"/>
-                <w:kern w:val="0"/>
-                <w:sz w:val="24"/>
-                <w:szCs w:val="24"/>
-                <w:lang w:val="en-US" w:eastAsia="zh-CN" w:bidi="ar"/>
-              </w:rPr>
-              <w:t>Appendix D: Side-by-Side—Counsel’s Mutually Exclusive Positions</w:t>
-            </w:r>
           </w:p>
         </w:tc>
         <w:tc>
           <w:tcPr>
-            <w:tcW w:w="0" w:type="auto"/>
+            <w:tcW w:w="3" w:type="pct"/>
             <w:tcBorders>
               <w:top w:val="nil"/>
               <w:left w:val="nil"/>
@@ -3585,17 +4528,6 @@
                 <w:lang w:val="en-US" w:eastAsia="zh-CN" w:bidi="ar"/>
               </w:rPr>
             </w:pPr>
-            <w:r>
-              <w:rPr>
-                <w:rFonts w:hint="default" w:ascii="Times New Roman" w:hAnsi="Times New Roman" w:eastAsia="SimSun" w:cs="Times New Roman"/>
-                <w:color w:val="000000"/>
-                <w:kern w:val="0"/>
-                <w:sz w:val="24"/>
-                <w:szCs w:val="24"/>
-                <w:lang w:val="en-US" w:eastAsia="zh-CN" w:bidi="ar"/>
-              </w:rPr>
-              <w:t>D-1</w:t>
-            </w:r>
           </w:p>
         </w:tc>
       </w:tr>
@@ -3609,6 +4541,7 @@
             <w:insideH w:val="none" w:color="auto" w:sz="0" w:space="0"/>
             <w:insideV w:val="none" w:color="auto" w:sz="0" w:space="0"/>
           </w:tblBorders>
+          <w:shd w:val="clear" w:color="auto" w:fill="auto"/>
           <w:tblCellMar>
             <w:top w:w="15" w:type="dxa"/>
             <w:left w:w="15" w:type="dxa"/>
@@ -3618,7 +4551,7 @@
         </w:tblPrEx>
         <w:tc>
           <w:tcPr>
-            <w:tcW w:w="0" w:type="auto"/>
+            <w:tcW w:w="4996" w:type="pct"/>
             <w:tcBorders>
               <w:top w:val="nil"/>
               <w:left w:val="nil"/>
@@ -3652,22 +4585,11 @@
                 <w:lang w:val="en-US" w:eastAsia="zh-CN" w:bidi="ar"/>
               </w:rPr>
             </w:pPr>
-            <w:r>
-              <w:rPr>
-                <w:rFonts w:hint="default" w:ascii="Times New Roman" w:hAnsi="Times New Roman" w:eastAsia="SimSun" w:cs="Times New Roman"/>
-                <w:color w:val="000000"/>
-                <w:kern w:val="0"/>
-                <w:sz w:val="24"/>
-                <w:szCs w:val="24"/>
-                <w:lang w:val="en-US" w:eastAsia="zh-CN" w:bidi="ar"/>
-              </w:rPr>
-              <w:t>Appendix E: Three-Column Exhibit—Exclusion of Civil Matters</w:t>
-            </w:r>
           </w:p>
         </w:tc>
         <w:tc>
           <w:tcPr>
-            <w:tcW w:w="0" w:type="auto"/>
+            <w:tcW w:w="3" w:type="pct"/>
             <w:tcBorders>
               <w:top w:val="nil"/>
               <w:left w:val="nil"/>
@@ -3701,484 +4623,6 @@
                 <w:lang w:val="en-US" w:eastAsia="zh-CN" w:bidi="ar"/>
               </w:rPr>
             </w:pPr>
-            <w:r>
-              <w:rPr>
-                <w:rFonts w:hint="default" w:ascii="Times New Roman" w:hAnsi="Times New Roman" w:eastAsia="SimSun" w:cs="Times New Roman"/>
-                <w:color w:val="000000"/>
-                <w:kern w:val="0"/>
-                <w:sz w:val="24"/>
-                <w:szCs w:val="24"/>
-                <w:lang w:val="en-US" w:eastAsia="zh-CN" w:bidi="ar"/>
-              </w:rPr>
-              <w:t>E-1</w:t>
-            </w:r>
-          </w:p>
-        </w:tc>
-      </w:tr>
-      <w:tr>
-        <w:tblPrEx>
-          <w:tblBorders>
-            <w:top w:val="none" w:color="auto" w:sz="0" w:space="0"/>
-            <w:left w:val="none" w:color="auto" w:sz="0" w:space="0"/>
-            <w:bottom w:val="none" w:color="auto" w:sz="0" w:space="0"/>
-            <w:right w:val="none" w:color="auto" w:sz="0" w:space="0"/>
-            <w:insideH w:val="none" w:color="auto" w:sz="0" w:space="0"/>
-            <w:insideV w:val="none" w:color="auto" w:sz="0" w:space="0"/>
-          </w:tblBorders>
-          <w:shd w:val="clear" w:color="auto" w:fill="auto"/>
-          <w:tblCellMar>
-            <w:top w:w="15" w:type="dxa"/>
-            <w:left w:w="15" w:type="dxa"/>
-            <w:bottom w:w="15" w:type="dxa"/>
-            <w:right w:w="15" w:type="dxa"/>
-          </w:tblCellMar>
-        </w:tblPrEx>
-        <w:tc>
-          <w:tcPr>
-            <w:tcW w:w="0" w:type="auto"/>
-            <w:tcBorders>
-              <w:top w:val="nil"/>
-              <w:left w:val="nil"/>
-              <w:bottom w:val="nil"/>
-              <w:right w:val="nil"/>
-            </w:tcBorders>
-            <w:shd w:val="clear" w:color="auto" w:fill="auto"/>
-            <w:tcMar>
-              <w:top w:w="40" w:type="dxa"/>
-              <w:left w:w="0" w:type="dxa"/>
-              <w:bottom w:w="40" w:type="dxa"/>
-              <w:right w:w="0" w:type="dxa"/>
-            </w:tcMar>
-            <w:vAlign w:val="top"/>
-          </w:tcPr>
-          <w:p>
-            <w:pPr>
-              <w:keepNext w:val="0"/>
-              <w:keepLines w:val="0"/>
-              <w:widowControl/>
-              <w:suppressLineNumbers w:val="0"/>
-              <w:spacing w:line="23" w:lineRule="atLeast"/>
-              <w:jc w:val="left"/>
-              <w:textAlignment w:val="top"/>
-              <w:rPr>
-                <w:rFonts w:hint="default" w:ascii="Times New Roman" w:hAnsi="Times New Roman" w:cs="Times New Roman" w:eastAsiaTheme="minorEastAsia"/>
-                <w:color w:val="000000"/>
-                <w:kern w:val="0"/>
-                <w:sz w:val="24"/>
-                <w:szCs w:val="24"/>
-                <w:lang w:val="en-US" w:eastAsia="zh-CN" w:bidi="ar"/>
-              </w:rPr>
-            </w:pPr>
-            <w:r>
-              <w:rPr>
-                <w:rFonts w:hint="default" w:ascii="Times New Roman" w:hAnsi="Times New Roman" w:eastAsia="SimSun" w:cs="Times New Roman"/>
-                <w:color w:val="000000"/>
-                <w:kern w:val="0"/>
-                <w:sz w:val="24"/>
-                <w:szCs w:val="24"/>
-                <w:lang w:val="en-US" w:eastAsia="zh-CN" w:bidi="ar"/>
-              </w:rPr>
-              <w:t>Appendix F: Side-by-Side—Spoliation Contradiction (48 Hours)</w:t>
-            </w:r>
-          </w:p>
-        </w:tc>
-        <w:tc>
-          <w:tcPr>
-            <w:tcW w:w="0" w:type="auto"/>
-            <w:tcBorders>
-              <w:top w:val="nil"/>
-              <w:left w:val="nil"/>
-              <w:bottom w:val="nil"/>
-              <w:right w:val="nil"/>
-            </w:tcBorders>
-            <w:shd w:val="clear" w:color="auto" w:fill="auto"/>
-            <w:tcMar>
-              <w:top w:w="40" w:type="dxa"/>
-              <w:left w:w="0" w:type="dxa"/>
-              <w:bottom w:w="40" w:type="dxa"/>
-              <w:right w:w="0" w:type="dxa"/>
-            </w:tcMar>
-            <w:vAlign w:val="top"/>
-          </w:tcPr>
-          <w:p>
-            <w:pPr>
-              <w:keepNext w:val="0"/>
-              <w:keepLines w:val="0"/>
-              <w:widowControl/>
-              <w:suppressLineNumbers w:val="0"/>
-              <w:spacing w:line="23" w:lineRule="atLeast"/>
-              <w:jc w:val="right"/>
-              <w:textAlignment w:val="top"/>
-              <w:rPr>
-                <w:rFonts w:hint="default" w:ascii="Times New Roman" w:hAnsi="Times New Roman" w:cs="Times New Roman" w:eastAsiaTheme="minorEastAsia"/>
-                <w:color w:val="000000"/>
-                <w:kern w:val="0"/>
-                <w:sz w:val="24"/>
-                <w:szCs w:val="24"/>
-                <w:lang w:val="en-US" w:eastAsia="zh-CN" w:bidi="ar"/>
-              </w:rPr>
-            </w:pPr>
-            <w:r>
-              <w:rPr>
-                <w:rFonts w:hint="default" w:ascii="Times New Roman" w:hAnsi="Times New Roman" w:eastAsia="SimSun" w:cs="Times New Roman"/>
-                <w:color w:val="000000"/>
-                <w:kern w:val="0"/>
-                <w:sz w:val="24"/>
-                <w:szCs w:val="24"/>
-                <w:lang w:val="en-US" w:eastAsia="zh-CN" w:bidi="ar"/>
-              </w:rPr>
-              <w:t>F-1</w:t>
-            </w:r>
-          </w:p>
-        </w:tc>
-      </w:tr>
-      <w:tr>
-        <w:tblPrEx>
-          <w:tblBorders>
-            <w:top w:val="none" w:color="auto" w:sz="0" w:space="0"/>
-            <w:left w:val="none" w:color="auto" w:sz="0" w:space="0"/>
-            <w:bottom w:val="none" w:color="auto" w:sz="0" w:space="0"/>
-            <w:right w:val="none" w:color="auto" w:sz="0" w:space="0"/>
-            <w:insideH w:val="none" w:color="auto" w:sz="0" w:space="0"/>
-            <w:insideV w:val="none" w:color="auto" w:sz="0" w:space="0"/>
-          </w:tblBorders>
-          <w:tblCellMar>
-            <w:top w:w="15" w:type="dxa"/>
-            <w:left w:w="15" w:type="dxa"/>
-            <w:bottom w:w="15" w:type="dxa"/>
-            <w:right w:w="15" w:type="dxa"/>
-          </w:tblCellMar>
-        </w:tblPrEx>
-        <w:tc>
-          <w:tcPr>
-            <w:tcW w:w="0" w:type="auto"/>
-            <w:tcBorders>
-              <w:top w:val="nil"/>
-              <w:left w:val="nil"/>
-              <w:bottom w:val="nil"/>
-              <w:right w:val="nil"/>
-            </w:tcBorders>
-            <w:shd w:val="clear" w:color="auto" w:fill="auto"/>
-            <w:tcMar>
-              <w:top w:w="40" w:type="dxa"/>
-              <w:left w:w="0" w:type="dxa"/>
-              <w:bottom w:w="40" w:type="dxa"/>
-              <w:right w:w="0" w:type="dxa"/>
-            </w:tcMar>
-            <w:vAlign w:val="top"/>
-          </w:tcPr>
-          <w:p>
-            <w:pPr>
-              <w:keepNext w:val="0"/>
-              <w:keepLines w:val="0"/>
-              <w:widowControl/>
-              <w:suppressLineNumbers w:val="0"/>
-              <w:spacing w:line="23" w:lineRule="atLeast"/>
-              <w:jc w:val="left"/>
-              <w:textAlignment w:val="top"/>
-              <w:rPr>
-                <w:rFonts w:hint="default" w:ascii="Times New Roman" w:hAnsi="Times New Roman" w:cs="Times New Roman" w:eastAsiaTheme="minorEastAsia"/>
-                <w:color w:val="000000"/>
-                <w:kern w:val="0"/>
-                <w:sz w:val="24"/>
-                <w:szCs w:val="24"/>
-                <w:lang w:val="en-US" w:eastAsia="zh-CN" w:bidi="ar"/>
-              </w:rPr>
-            </w:pPr>
-            <w:r>
-              <w:rPr>
-                <w:rFonts w:hint="default" w:ascii="Times New Roman" w:hAnsi="Times New Roman" w:eastAsia="SimSun" w:cs="Times New Roman"/>
-                <w:color w:val="000000"/>
-                <w:kern w:val="0"/>
-                <w:sz w:val="24"/>
-                <w:szCs w:val="24"/>
-                <w:lang w:val="en-US" w:eastAsia="zh-CN" w:bidi="ar"/>
-              </w:rPr>
-              <w:t>Appendix G: Chronological Table of Motions and Dispositions</w:t>
-            </w:r>
-          </w:p>
-        </w:tc>
-        <w:tc>
-          <w:tcPr>
-            <w:tcW w:w="0" w:type="auto"/>
-            <w:tcBorders>
-              <w:top w:val="nil"/>
-              <w:left w:val="nil"/>
-              <w:bottom w:val="nil"/>
-              <w:right w:val="nil"/>
-            </w:tcBorders>
-            <w:shd w:val="clear" w:color="auto" w:fill="auto"/>
-            <w:tcMar>
-              <w:top w:w="40" w:type="dxa"/>
-              <w:left w:w="0" w:type="dxa"/>
-              <w:bottom w:w="40" w:type="dxa"/>
-              <w:right w:w="0" w:type="dxa"/>
-            </w:tcMar>
-            <w:vAlign w:val="top"/>
-          </w:tcPr>
-          <w:p>
-            <w:pPr>
-              <w:keepNext w:val="0"/>
-              <w:keepLines w:val="0"/>
-              <w:widowControl/>
-              <w:suppressLineNumbers w:val="0"/>
-              <w:spacing w:line="23" w:lineRule="atLeast"/>
-              <w:jc w:val="right"/>
-              <w:textAlignment w:val="top"/>
-              <w:rPr>
-                <w:rFonts w:hint="default" w:ascii="Times New Roman" w:hAnsi="Times New Roman" w:cs="Times New Roman" w:eastAsiaTheme="minorEastAsia"/>
-                <w:color w:val="000000"/>
-                <w:kern w:val="0"/>
-                <w:sz w:val="24"/>
-                <w:szCs w:val="24"/>
-                <w:lang w:val="en-US" w:eastAsia="zh-CN" w:bidi="ar"/>
-              </w:rPr>
-            </w:pPr>
-            <w:r>
-              <w:rPr>
-                <w:rFonts w:hint="default" w:ascii="Times New Roman" w:hAnsi="Times New Roman" w:eastAsia="SimSun" w:cs="Times New Roman"/>
-                <w:color w:val="000000"/>
-                <w:kern w:val="0"/>
-                <w:sz w:val="24"/>
-                <w:szCs w:val="24"/>
-                <w:lang w:val="en-US" w:eastAsia="zh-CN" w:bidi="ar"/>
-              </w:rPr>
-              <w:t>G-1</w:t>
-            </w:r>
-          </w:p>
-        </w:tc>
-      </w:tr>
-      <w:tr>
-        <w:tblPrEx>
-          <w:tblBorders>
-            <w:top w:val="none" w:color="auto" w:sz="0" w:space="0"/>
-            <w:left w:val="none" w:color="auto" w:sz="0" w:space="0"/>
-            <w:bottom w:val="none" w:color="auto" w:sz="0" w:space="0"/>
-            <w:right w:val="none" w:color="auto" w:sz="0" w:space="0"/>
-            <w:insideH w:val="none" w:color="auto" w:sz="0" w:space="0"/>
-            <w:insideV w:val="none" w:color="auto" w:sz="0" w:space="0"/>
-          </w:tblBorders>
-          <w:shd w:val="clear" w:color="auto" w:fill="auto"/>
-          <w:tblCellMar>
-            <w:top w:w="15" w:type="dxa"/>
-            <w:left w:w="15" w:type="dxa"/>
-            <w:bottom w:w="15" w:type="dxa"/>
-            <w:right w:w="15" w:type="dxa"/>
-          </w:tblCellMar>
-        </w:tblPrEx>
-        <w:tc>
-          <w:tcPr>
-            <w:tcW w:w="0" w:type="auto"/>
-            <w:tcBorders>
-              <w:top w:val="nil"/>
-              <w:left w:val="nil"/>
-              <w:bottom w:val="nil"/>
-              <w:right w:val="nil"/>
-            </w:tcBorders>
-            <w:shd w:val="clear" w:color="auto" w:fill="auto"/>
-            <w:tcMar>
-              <w:top w:w="40" w:type="dxa"/>
-              <w:left w:w="0" w:type="dxa"/>
-              <w:bottom w:w="40" w:type="dxa"/>
-              <w:right w:w="0" w:type="dxa"/>
-            </w:tcMar>
-            <w:vAlign w:val="top"/>
-          </w:tcPr>
-          <w:p>
-            <w:pPr>
-              <w:keepNext w:val="0"/>
-              <w:keepLines w:val="0"/>
-              <w:widowControl/>
-              <w:suppressLineNumbers w:val="0"/>
-              <w:spacing w:line="23" w:lineRule="atLeast"/>
-              <w:jc w:val="left"/>
-              <w:textAlignment w:val="top"/>
-              <w:rPr>
-                <w:rFonts w:hint="default" w:ascii="Times New Roman" w:hAnsi="Times New Roman" w:cs="Times New Roman" w:eastAsiaTheme="minorEastAsia"/>
-                <w:color w:val="000000"/>
-                <w:kern w:val="0"/>
-                <w:sz w:val="24"/>
-                <w:szCs w:val="24"/>
-                <w:lang w:val="en-US" w:eastAsia="zh-CN" w:bidi="ar"/>
-              </w:rPr>
-            </w:pPr>
-            <w:r>
-              <w:rPr>
-                <w:rFonts w:hint="default" w:ascii="Times New Roman" w:hAnsi="Times New Roman" w:eastAsia="SimSun" w:cs="Times New Roman"/>
-                <w:color w:val="000000"/>
-                <w:kern w:val="0"/>
-                <w:sz w:val="24"/>
-                <w:szCs w:val="24"/>
-                <w:lang w:val="en-US" w:eastAsia="zh-CN" w:bidi="ar"/>
-              </w:rPr>
-              <w:t>Appendix H: Opinion, Bennett v. Manning, No. 84951-4-I (Apr. 17, 2023)</w:t>
-            </w:r>
-          </w:p>
-        </w:tc>
-        <w:tc>
-          <w:tcPr>
-            <w:tcW w:w="0" w:type="auto"/>
-            <w:tcBorders>
-              <w:top w:val="nil"/>
-              <w:left w:val="nil"/>
-              <w:bottom w:val="nil"/>
-              <w:right w:val="nil"/>
-            </w:tcBorders>
-            <w:shd w:val="clear" w:color="auto" w:fill="auto"/>
-            <w:tcMar>
-              <w:top w:w="40" w:type="dxa"/>
-              <w:left w:w="0" w:type="dxa"/>
-              <w:bottom w:w="40" w:type="dxa"/>
-              <w:right w:w="0" w:type="dxa"/>
-            </w:tcMar>
-            <w:vAlign w:val="top"/>
-          </w:tcPr>
-          <w:p>
-            <w:pPr>
-              <w:keepNext w:val="0"/>
-              <w:keepLines w:val="0"/>
-              <w:widowControl/>
-              <w:suppressLineNumbers w:val="0"/>
-              <w:spacing w:line="23" w:lineRule="atLeast"/>
-              <w:jc w:val="right"/>
-              <w:textAlignment w:val="top"/>
-              <w:rPr>
-                <w:rFonts w:hint="default" w:ascii="Times New Roman" w:hAnsi="Times New Roman" w:cs="Times New Roman" w:eastAsiaTheme="minorEastAsia"/>
-                <w:color w:val="000000"/>
-                <w:kern w:val="0"/>
-                <w:sz w:val="24"/>
-                <w:szCs w:val="24"/>
-                <w:lang w:val="en-US" w:eastAsia="zh-CN" w:bidi="ar"/>
-              </w:rPr>
-            </w:pPr>
-            <w:r>
-              <w:rPr>
-                <w:rFonts w:hint="default" w:ascii="Times New Roman" w:hAnsi="Times New Roman" w:eastAsia="SimSun" w:cs="Times New Roman"/>
-                <w:color w:val="000000"/>
-                <w:kern w:val="0"/>
-                <w:sz w:val="24"/>
-                <w:szCs w:val="24"/>
-                <w:lang w:val="en-US" w:eastAsia="zh-CN" w:bidi="ar"/>
-              </w:rPr>
-              <w:t>H-1</w:t>
-            </w:r>
-          </w:p>
-        </w:tc>
-      </w:tr>
-      <w:tr>
-        <w:tblPrEx>
-          <w:tblBorders>
-            <w:top w:val="none" w:color="auto" w:sz="0" w:space="0"/>
-            <w:left w:val="none" w:color="auto" w:sz="0" w:space="0"/>
-            <w:bottom w:val="none" w:color="auto" w:sz="0" w:space="0"/>
-            <w:right w:val="none" w:color="auto" w:sz="0" w:space="0"/>
-            <w:insideH w:val="none" w:color="auto" w:sz="0" w:space="0"/>
-            <w:insideV w:val="none" w:color="auto" w:sz="0" w:space="0"/>
-          </w:tblBorders>
-          <w:shd w:val="clear" w:color="auto" w:fill="auto"/>
-          <w:tblCellMar>
-            <w:top w:w="15" w:type="dxa"/>
-            <w:left w:w="15" w:type="dxa"/>
-            <w:bottom w:w="15" w:type="dxa"/>
-            <w:right w:w="15" w:type="dxa"/>
-          </w:tblCellMar>
-        </w:tblPrEx>
-        <w:tc>
-          <w:tcPr>
-            <w:tcW w:w="0" w:type="auto"/>
-            <w:tcBorders>
-              <w:top w:val="nil"/>
-              <w:left w:val="nil"/>
-              <w:bottom w:val="nil"/>
-              <w:right w:val="nil"/>
-            </w:tcBorders>
-            <w:shd w:val="clear" w:color="auto" w:fill="auto"/>
-            <w:tcMar>
-              <w:top w:w="40" w:type="dxa"/>
-              <w:left w:w="0" w:type="dxa"/>
-              <w:bottom w:w="40" w:type="dxa"/>
-              <w:right w:w="0" w:type="dxa"/>
-            </w:tcMar>
-            <w:vAlign w:val="top"/>
-          </w:tcPr>
-          <w:p>
-            <w:pPr>
-              <w:keepNext w:val="0"/>
-              <w:keepLines w:val="0"/>
-              <w:widowControl/>
-              <w:suppressLineNumbers w:val="0"/>
-              <w:spacing w:line="23" w:lineRule="atLeast"/>
-              <w:jc w:val="left"/>
-              <w:textAlignment w:val="top"/>
-              <w:rPr>
-                <w:rFonts w:hint="default" w:ascii="Times New Roman" w:hAnsi="Times New Roman" w:cs="Times New Roman" w:eastAsiaTheme="minorEastAsia"/>
-                <w:color w:val="000000"/>
-                <w:kern w:val="0"/>
-                <w:sz w:val="24"/>
-                <w:szCs w:val="24"/>
-                <w:lang w:val="en-US" w:eastAsia="zh-CN" w:bidi="ar"/>
-              </w:rPr>
-            </w:pPr>
-            <w:r>
-              <w:rPr>
-                <w:rFonts w:hint="default" w:ascii="Times New Roman" w:hAnsi="Times New Roman" w:eastAsia="SimSun" w:cs="Times New Roman"/>
-                <w:color w:val="000000"/>
-                <w:kern w:val="0"/>
-                <w:sz w:val="24"/>
-                <w:szCs w:val="24"/>
-                <w:lang w:val="en-US" w:eastAsia="zh-CN" w:bidi="ar"/>
-              </w:rPr>
-              <w:t>Appendix I: Exhibit A (Admitted 12/8/2025) Contact Summary</w:t>
-            </w:r>
-          </w:p>
-        </w:tc>
-        <w:tc>
-          <w:tcPr>
-            <w:tcW w:w="0" w:type="auto"/>
-            <w:tcBorders>
-              <w:top w:val="nil"/>
-              <w:left w:val="nil"/>
-              <w:bottom w:val="nil"/>
-              <w:right w:val="nil"/>
-            </w:tcBorders>
-            <w:shd w:val="clear" w:color="auto" w:fill="auto"/>
-            <w:tcMar>
-              <w:top w:w="40" w:type="dxa"/>
-              <w:left w:w="0" w:type="dxa"/>
-              <w:bottom w:w="40" w:type="dxa"/>
-              <w:right w:w="0" w:type="dxa"/>
-            </w:tcMar>
-            <w:vAlign w:val="top"/>
-          </w:tcPr>
-          <w:p>
-            <w:pPr>
-              <w:keepNext w:val="0"/>
-              <w:keepLines w:val="0"/>
-              <w:widowControl/>
-              <w:suppressLineNumbers w:val="0"/>
-              <w:spacing w:line="23" w:lineRule="atLeast"/>
-              <w:jc w:val="right"/>
-              <w:textAlignment w:val="top"/>
-              <w:rPr>
-                <w:rFonts w:hint="default" w:ascii="Times New Roman" w:hAnsi="Times New Roman" w:cs="Times New Roman" w:eastAsiaTheme="minorEastAsia"/>
-                <w:color w:val="000000"/>
-                <w:kern w:val="0"/>
-                <w:sz w:val="24"/>
-                <w:szCs w:val="24"/>
-                <w:lang w:val="en-US" w:eastAsia="zh-CN" w:bidi="ar"/>
-              </w:rPr>
-            </w:pPr>
-            <w:r>
-              <w:rPr>
-                <w:rFonts w:hint="default" w:ascii="Times New Roman" w:hAnsi="Times New Roman" w:eastAsia="SimSun" w:cs="Times New Roman"/>
-                <w:color w:val="000000"/>
-                <w:kern w:val="0"/>
-                <w:sz w:val="24"/>
-                <w:szCs w:val="24"/>
-                <w:lang w:val="en-US" w:eastAsia="zh-CN" w:bidi="ar"/>
-              </w:rPr>
-              <w:t>I-1</w:t>
-            </w:r>
           </w:p>
         </w:tc>
       </w:tr>
@@ -4189,13 +4633,22 @@
         <w:keepLines w:val="0"/>
         <w:widowControl/>
         <w:suppressLineNumbers w:val="0"/>
-        <w:spacing w:line="30" w:lineRule="atLeast"/>
-        <w:rPr>
+        <w:spacing w:line="23" w:lineRule="atLeast"/>
+        <w:jc w:val="left"/>
+        <w:textAlignment w:val="top"/>
+        <w:rPr>
+          <w:rFonts w:hint="default" w:ascii="Times New Roman" w:hAnsi="Times New Roman" w:cs="Times New Roman" w:eastAsiaTheme="minorEastAsia"/>
           <w:color w:val="000000"/>
+          <w:kern w:val="0"/>
+          <w:sz w:val="24"/>
+          <w:szCs w:val="24"/>
+          <w:lang w:val="en-US" w:eastAsia="zh-CN" w:bidi="ar"/>
         </w:rPr>
         <w:sectPr>
+          <w:footerReference r:id="rId9" w:type="default"/>
           <w:pgSz w:w="11906" w:h="16839"/>
-          <w:pgMar w:top="2160" w:right="2160" w:bottom="2160" w:left="2880" w:header="851" w:footer="992" w:gutter="0"/>
+          <w:pgMar w:top="1440" w:right="1800" w:bottom="1440" w:left="1800" w:header="851" w:footer="992" w:gutter="0"/>
+          <w:pgNumType w:fmt="upperLetter" w:start="1"/>
           <w:cols w:space="0" w:num="1"/>
         </w:sectPr>
       </w:pPr>
@@ -4206,23 +4659,11 @@
         <w:keepLines w:val="0"/>
         <w:widowControl/>
         <w:suppressLineNumbers w:val="0"/>
-        <w:spacing w:before="480" w:beforeAutospacing="0" w:after="240" w:afterAutospacing="0" w:line="30" w:lineRule="atLeast"/>
-        <w:jc w:val="left"/>
-        <w:rPr>
-          <w:rFonts w:hint="eastAsia" w:ascii="SimSun" w:hAnsi="SimSun" w:eastAsia="SimSun" w:cs="SimSun"/>
-          <w:b/>
-          <w:bCs/>
-          <w:caps/>
-          <w:kern w:val="0"/>
-          <w:sz w:val="24"/>
-          <w:szCs w:val="24"/>
-          <w:u w:val="single"/>
-          <w:lang w:val="en-US" w:eastAsia="zh-CN" w:bidi="ar"/>
-        </w:rPr>
-      </w:pPr>
-      <w:r>
-        <w:rPr>
-          <w:rFonts w:hint="eastAsia" w:ascii="SimSun" w:hAnsi="SimSun" w:eastAsia="SimSun" w:cs="SimSun"/>
+        <w:spacing w:beforeAutospacing="1" w:after="200" w:line="30" w:lineRule="atLeast"/>
+        <w:jc w:val="both"/>
+        <w:outlineLvl w:val="1"/>
+        <w:rPr>
+          <w:rFonts w:ascii="DejaVu Sans" w:hAnsi="DejaVu Sans" w:eastAsia="SimSun" w:cs="DejaVu Sans"/>
           <w:b/>
           <w:bCs/>
           <w:caps/>
@@ -4233,12 +4674,30 @@
           <w:u w:val="single"/>
           <w:lang w:val="en-US" w:eastAsia="zh-CN" w:bidi="ar"/>
         </w:rPr>
+      </w:pPr>
+      <w:bookmarkStart w:id="4" w:name="_Toc18117"/>
+      <w:bookmarkStart w:id="5" w:name="_Toc25202"/>
+      <w:r>
+        <w:rPr>
+          <w:rFonts w:ascii="DejaVu Sans" w:hAnsi="DejaVu Sans" w:eastAsia="SimSun" w:cs="DejaVu Sans"/>
+          <w:b/>
+          <w:bCs/>
+          <w:caps/>
+          <w:color w:val="000000"/>
+          <w:kern w:val="0"/>
+          <w:sz w:val="24"/>
+          <w:szCs w:val="24"/>
+          <w:u w:val="single"/>
+          <w:lang w:val="en-US" w:eastAsia="zh-CN" w:bidi="ar"/>
+        </w:rPr>
         <w:t>Appendix A: Court of Appeals Opinion, No. 87007-6-I (Jan. 26, 2026)</w:t>
       </w:r>
-    </w:p>
-    <w:p>
-      <w:pPr>
-        <w:pStyle w:val="20"/>
+      <w:bookmarkEnd w:id="4"/>
+      <w:bookmarkEnd w:id="5"/>
+    </w:p>
+    <w:p>
+      <w:pPr>
+        <w:pStyle w:val="22"/>
         <w:keepNext w:val="0"/>
         <w:keepLines w:val="0"/>
         <w:widowControl/>
@@ -4279,40 +4738,11 @@
         <w:keepLines w:val="0"/>
         <w:widowControl/>
         <w:suppressLineNumbers w:val="0"/>
-        <w:spacing w:line="30" w:lineRule="atLeast"/>
-        <w:rPr>
-          <w:color w:val="000000"/>
-        </w:rPr>
-        <w:sectPr>
-          <w:pgSz w:w="11906" w:h="16839"/>
-          <w:pgMar w:top="2160" w:right="2160" w:bottom="2160" w:left="2880" w:header="851" w:footer="992" w:gutter="0"/>
-          <w:cols w:space="0" w:num="1"/>
-        </w:sectPr>
-      </w:pPr>
-    </w:p>
-    <w:p>
-      <w:pPr>
-        <w:keepNext w:val="0"/>
-        <w:keepLines w:val="0"/>
-        <w:widowControl/>
-        <w:suppressLineNumbers w:val="0"/>
-        <w:spacing w:before="480" w:beforeAutospacing="0" w:after="240" w:afterAutospacing="0" w:line="30" w:lineRule="atLeast"/>
-        <w:jc w:val="left"/>
-        <w:rPr>
-          <w:rFonts w:hint="eastAsia" w:ascii="SimSun" w:hAnsi="SimSun" w:eastAsia="SimSun" w:cs="SimSun"/>
-          <w:b/>
-          <w:bCs/>
-          <w:caps/>
-          <w:kern w:val="0"/>
-          <w:sz w:val="24"/>
-          <w:szCs w:val="24"/>
-          <w:u w:val="single"/>
-          <w:lang w:val="en-US" w:eastAsia="zh-CN" w:bidi="ar"/>
-        </w:rPr>
-      </w:pPr>
-      <w:r>
-        <w:rPr>
-          <w:rFonts w:hint="eastAsia" w:ascii="SimSun" w:hAnsi="SimSun" w:eastAsia="SimSun" w:cs="SimSun"/>
+        <w:spacing w:beforeAutospacing="1" w:after="200" w:line="30" w:lineRule="atLeast"/>
+        <w:jc w:val="center"/>
+        <w:outlineLvl w:val="1"/>
+        <w:rPr>
+          <w:rFonts w:ascii="DejaVu Sans" w:hAnsi="DejaVu Sans" w:eastAsia="SimSun" w:cs="DejaVu Sans"/>
           <w:b/>
           <w:bCs/>
           <w:caps/>
@@ -4323,12 +4753,30 @@
           <w:u w:val="single"/>
           <w:lang w:val="en-US" w:eastAsia="zh-CN" w:bidi="ar"/>
         </w:rPr>
+      </w:pPr>
+      <w:bookmarkStart w:id="6" w:name="_Toc2007"/>
+      <w:bookmarkStart w:id="7" w:name="_Toc6547"/>
+      <w:r>
+        <w:rPr>
+          <w:rFonts w:ascii="DejaVu Sans" w:hAnsi="DejaVu Sans" w:eastAsia="SimSun" w:cs="DejaVu Sans"/>
+          <w:b/>
+          <w:bCs/>
+          <w:caps/>
+          <w:color w:val="000000"/>
+          <w:kern w:val="0"/>
+          <w:sz w:val="24"/>
+          <w:szCs w:val="24"/>
+          <w:u w:val="single"/>
+          <w:lang w:val="en-US" w:eastAsia="zh-CN" w:bidi="ar"/>
+        </w:rPr>
         <w:t>Appendix B: Order Denying Reconsideration (Feb. 18, 2026)</w:t>
       </w:r>
-    </w:p>
-    <w:p>
-      <w:pPr>
-        <w:pStyle w:val="20"/>
+      <w:bookmarkEnd w:id="6"/>
+      <w:bookmarkEnd w:id="7"/>
+    </w:p>
+    <w:p>
+      <w:pPr>
+        <w:pStyle w:val="22"/>
         <w:keepNext w:val="0"/>
         <w:keepLines w:val="0"/>
         <w:widowControl/>
@@ -4365,44 +4813,12 @@
     </w:p>
     <w:p>
       <w:pPr>
-        <w:keepNext w:val="0"/>
-        <w:keepLines w:val="0"/>
-        <w:widowControl/>
-        <w:suppressLineNumbers w:val="0"/>
-        <w:spacing w:line="30" w:lineRule="atLeast"/>
-        <w:rPr>
-          <w:color w:val="000000"/>
-        </w:rPr>
-        <w:sectPr>
-          <w:pgSz w:w="11906" w:h="16839"/>
-          <w:pgMar w:top="2160" w:right="2160" w:bottom="2160" w:left="2880" w:header="851" w:footer="992" w:gutter="0"/>
-          <w:cols w:space="0" w:num="1"/>
-        </w:sectPr>
-      </w:pPr>
-    </w:p>
-    <w:p>
-      <w:pPr>
-        <w:keepNext w:val="0"/>
-        <w:keepLines w:val="0"/>
-        <w:widowControl/>
-        <w:suppressLineNumbers w:val="0"/>
-        <w:spacing w:before="480" w:beforeAutospacing="0" w:after="240" w:afterAutospacing="0" w:line="30" w:lineRule="atLeast"/>
-        <w:jc w:val="left"/>
-        <w:rPr>
-          <w:rFonts w:hint="eastAsia" w:ascii="SimSun" w:hAnsi="SimSun" w:eastAsia="SimSun" w:cs="SimSun"/>
-          <w:b/>
-          <w:bCs/>
-          <w:caps/>
-          <w:kern w:val="0"/>
-          <w:sz w:val="24"/>
-          <w:szCs w:val="24"/>
-          <w:u w:val="single"/>
-          <w:lang w:val="en-US" w:eastAsia="zh-CN" w:bidi="ar"/>
-        </w:rPr>
-      </w:pPr>
-      <w:r>
-        <w:rPr>
-          <w:rFonts w:hint="eastAsia" w:ascii="SimSun" w:hAnsi="SimSun" w:eastAsia="SimSun" w:cs="SimSun"/>
+        <w:bidi w:val="0"/>
+        <w:spacing w:beforeAutospacing="1" w:after="200" w:line="30" w:lineRule="atLeast"/>
+        <w:jc w:val="center"/>
+        <w:outlineLvl w:val="1"/>
+        <w:rPr>
+          <w:rFonts w:hint="default" w:ascii="DejaVu Sans" w:hAnsi="DejaVu Sans" w:eastAsia="SimSun" w:cs="DejaVu Sans"/>
           <w:b/>
           <w:bCs/>
           <w:caps/>
@@ -4413,25 +4829,39 @@
           <w:u w:val="single"/>
           <w:lang w:val="en-US" w:eastAsia="zh-CN" w:bidi="ar"/>
         </w:rPr>
+      </w:pPr>
+      <w:bookmarkStart w:id="8" w:name="_Toc26892"/>
+      <w:bookmarkStart w:id="9" w:name="_Toc15341"/>
+      <w:r>
+        <w:rPr>
+          <w:rFonts w:hint="default" w:ascii="DejaVu Sans" w:hAnsi="DejaVu Sans" w:eastAsia="SimSun" w:cs="DejaVu Sans"/>
+          <w:b/>
+          <w:bCs/>
+          <w:caps/>
+          <w:color w:val="000000"/>
+          <w:kern w:val="0"/>
+          <w:sz w:val="24"/>
+          <w:szCs w:val="24"/>
+          <w:u w:val="single"/>
+          <w:lang w:val="en-US" w:eastAsia="zh-CN" w:bidi="ar"/>
+        </w:rPr>
         <w:t>Appendix C: Side-by-Side Demonstrative Exhibit — Internal Contradictions</w:t>
       </w:r>
-    </w:p>
-    <w:p>
-      <w:pPr>
-        <w:pStyle w:val="15"/>
-        <w:keepNext w:val="0"/>
-        <w:keepLines w:val="0"/>
-        <w:widowControl/>
-        <w:suppressLineNumbers w:val="0"/>
-        <w:spacing w:line="30" w:lineRule="atLeast"/>
-      </w:pPr>
-      <w:r>
-        <w:rPr>
-          <w:rStyle w:val="16"/>
-          <w:rFonts w:hint="default" w:ascii="Times New Roman" w:hAnsi="Times New Roman" w:cs="Times New Roman"/>
-          <w:color w:val="000000"/>
-          <w:sz w:val="24"/>
-          <w:szCs w:val="24"/>
+      <w:bookmarkEnd w:id="8"/>
+      <w:bookmarkEnd w:id="9"/>
+    </w:p>
+    <w:p>
+      <w:pPr>
+        <w:pStyle w:val="4"/>
+        <w:bidi w:val="0"/>
+        <w:rPr>
+          <w:lang w:val="en-US" w:eastAsia="zh-CN"/>
+        </w:rPr>
+      </w:pPr>
+      <w:r>
+        <w:rPr>
+          <w:rFonts w:hint="default"/>
+          <w:lang w:val="en-US" w:eastAsia="zh-CN"/>
         </w:rPr>
         <w:t>Part 1: Manning's Sworn Declaration (Sept. 19, 2023)</w:t>
       </w:r>
@@ -4459,8 +4889,8 @@
         </w:tblCellMar>
       </w:tblPr>
       <w:tblGrid>
-        <w:gridCol w:w="3633"/>
-        <w:gridCol w:w="3633"/>
+        <w:gridCol w:w="4353"/>
+        <w:gridCol w:w="4353"/>
       </w:tblGrid>
       <w:tr>
         <w:tblPrEx>
@@ -4651,7 +5081,7 @@
             </w:r>
             <w:r>
               <w:rPr>
-                <w:rStyle w:val="21"/>
+                <w:rStyle w:val="23"/>
                 <w:rFonts w:hint="default" w:ascii="Times New Roman" w:hAnsi="Times New Roman" w:eastAsia="SimSun" w:cs="Times New Roman"/>
                 <w:color w:val="000000"/>
                 <w:kern w:val="0"/>
@@ -4722,7 +5152,7 @@
             </w:r>
             <w:r>
               <w:rPr>
-                <w:rStyle w:val="21"/>
+                <w:rStyle w:val="23"/>
                 <w:rFonts w:hint="default" w:ascii="Times New Roman" w:hAnsi="Times New Roman" w:eastAsia="SimSun" w:cs="Times New Roman"/>
                 <w:color w:val="000000"/>
                 <w:kern w:val="0"/>
@@ -4749,20 +5179,32 @@
     </w:tbl>
     <w:p>
       <w:pPr>
-        <w:pStyle w:val="15"/>
-        <w:keepNext w:val="0"/>
-        <w:keepLines w:val="0"/>
-        <w:widowControl/>
-        <w:suppressLineNumbers w:val="0"/>
-        <w:spacing w:line="30" w:lineRule="atLeast"/>
-      </w:pPr>
-      <w:r>
-        <w:rPr>
-          <w:rStyle w:val="16"/>
-          <w:rFonts w:hint="default" w:ascii="Times New Roman" w:hAnsi="Times New Roman" w:cs="Times New Roman"/>
+        <w:bidi w:val="0"/>
+        <w:spacing w:before="0" w:beforeAutospacing="1" w:after="0" w:afterAutospacing="1" w:line="30" w:lineRule="atLeast"/>
+        <w:ind w:left="0" w:right="0"/>
+        <w:jc w:val="left"/>
+        <w:outlineLvl w:val="2"/>
+        <w:rPr>
+          <w:rFonts w:ascii="Times New Roman" w:hAnsi="Times New Roman" w:cs="Times New Roman" w:eastAsiaTheme="minorEastAsia"/>
+          <w:b/>
+          <w:bCs/>
           <w:color w:val="000000"/>
-          <w:sz w:val="24"/>
-          <w:szCs w:val="24"/>
+          <w:kern w:val="0"/>
+          <w:sz w:val="24"/>
+          <w:szCs w:val="24"/>
+          <w:lang w:val="en-US" w:eastAsia="zh-CN" w:bidi="ar"/>
+        </w:rPr>
+      </w:pPr>
+      <w:r>
+        <w:rPr>
+          <w:rFonts w:hint="default" w:ascii="Times New Roman" w:hAnsi="Times New Roman" w:cs="Times New Roman" w:eastAsiaTheme="minorEastAsia"/>
+          <w:b/>
+          <w:bCs/>
+          <w:color w:val="000000"/>
+          <w:kern w:val="0"/>
+          <w:sz w:val="24"/>
+          <w:szCs w:val="24"/>
+          <w:lang w:val="en-US" w:eastAsia="zh-CN" w:bidi="ar"/>
         </w:rPr>
         <w:t>Part 2: 2008 Findings of Fact (Case No. 08-3-03956-4)</w:t>
       </w:r>
@@ -4790,8 +5232,8 @@
         </w:tblCellMar>
       </w:tblPr>
       <w:tblGrid>
-        <w:gridCol w:w="3633"/>
-        <w:gridCol w:w="3633"/>
+        <w:gridCol w:w="4353"/>
+        <w:gridCol w:w="4353"/>
       </w:tblGrid>
       <w:tr>
         <w:tblPrEx>
@@ -4803,6 +5245,12 @@
             <w:insideH w:val="none" w:color="auto" w:sz="0" w:space="0"/>
             <w:insideV w:val="none" w:color="auto" w:sz="0" w:space="0"/>
           </w:tblBorders>
+          <w:tblCellMar>
+            <w:top w:w="15" w:type="dxa"/>
+            <w:left w:w="15" w:type="dxa"/>
+            <w:bottom w:w="15" w:type="dxa"/>
+            <w:right w:w="15" w:type="dxa"/>
+          </w:tblCellMar>
         </w:tblPrEx>
         <w:tc>
           <w:tcPr>
@@ -4905,6 +5353,395 @@
                 <w:lang w:val="en-US" w:eastAsia="zh-CN" w:bidi="ar"/>
               </w:rPr>
               <w:t>Page 5, Section 2.11</w:t>
+            </w:r>
+          </w:p>
+        </w:tc>
+      </w:tr>
+      <w:tr>
+        <w:tblPrEx>
+          <w:shd w:val="clear" w:color="auto" w:fill="auto"/>
+          <w:tblCellMar>
+            <w:top w:w="15" w:type="dxa"/>
+            <w:left w:w="15" w:type="dxa"/>
+            <w:bottom w:w="15" w:type="dxa"/>
+            <w:right w:w="15" w:type="dxa"/>
+          </w:tblCellMar>
+        </w:tblPrEx>
+        <w:tc>
+          <w:tcPr>
+            <w:tcW w:w="2500" w:type="pct"/>
+            <w:tcBorders>
+              <w:top w:val="single" w:color="000000" w:sz="6" w:space="0"/>
+              <w:left w:val="single" w:color="000000" w:sz="6" w:space="0"/>
+              <w:bottom w:val="single" w:color="000000" w:sz="6" w:space="0"/>
+              <w:right w:val="single" w:color="000000" w:sz="6" w:space="0"/>
+            </w:tcBorders>
+            <w:shd w:val="clear" w:color="auto" w:fill="auto"/>
+            <w:tcMar>
+              <w:top w:w="200" w:type="dxa"/>
+              <w:left w:w="200" w:type="dxa"/>
+              <w:bottom w:w="200" w:type="dxa"/>
+              <w:right w:w="200" w:type="dxa"/>
+            </w:tcMar>
+            <w:vAlign w:val="top"/>
+          </w:tcPr>
+          <w:p>
+            <w:pPr>
+              <w:keepNext w:val="0"/>
+              <w:keepLines w:val="0"/>
+              <w:widowControl/>
+              <w:suppressLineNumbers w:val="0"/>
+              <w:jc w:val="left"/>
+              <w:textAlignment w:val="top"/>
+              <w:rPr>
+                <w:rFonts w:hint="default" w:ascii="Times New Roman" w:hAnsi="Times New Roman" w:cs="Times New Roman" w:eastAsiaTheme="minorEastAsia"/>
+                <w:color w:val="000000"/>
+                <w:kern w:val="0"/>
+                <w:sz w:val="24"/>
+                <w:szCs w:val="24"/>
+                <w:lang w:val="en-US" w:eastAsia="zh-CN" w:bidi="ar"/>
+              </w:rPr>
+            </w:pPr>
+            <w:r>
+              <w:rPr>
+                <w:rFonts w:hint="default" w:ascii="Times New Roman" w:hAnsi="Times New Roman" w:eastAsia="SimSun" w:cs="Times New Roman"/>
+                <w:color w:val="000000"/>
+                <w:kern w:val="0"/>
+                <w:sz w:val="24"/>
+                <w:szCs w:val="24"/>
+                <w:lang w:val="en-US" w:eastAsia="zh-CN" w:bidi="ar"/>
+              </w:rPr>
+              <w:t xml:space="preserve">"[X] children have been </w:t>
+            </w:r>
+            <w:r>
+              <w:rPr>
+                <w:rStyle w:val="23"/>
+                <w:rFonts w:hint="default" w:ascii="Times New Roman" w:hAnsi="Times New Roman" w:eastAsia="SimSun" w:cs="Times New Roman"/>
+                <w:color w:val="000000"/>
+                <w:kern w:val="0"/>
+                <w:sz w:val="24"/>
+                <w:szCs w:val="24"/>
+                <w:lang w:val="en-US" w:eastAsia="zh-CN" w:bidi="ar"/>
+              </w:rPr>
+              <w:t>abandoned</w:t>
+            </w:r>
+            <w:r>
+              <w:rPr>
+                <w:rFonts w:hint="default" w:ascii="Times New Roman" w:hAnsi="Times New Roman" w:eastAsia="SimSun" w:cs="Times New Roman"/>
+                <w:color w:val="000000"/>
+                <w:kern w:val="0"/>
+                <w:sz w:val="24"/>
+                <w:szCs w:val="24"/>
+                <w:lang w:val="en-US" w:eastAsia="zh-CN" w:bidi="ar"/>
+              </w:rPr>
+              <w:t xml:space="preserve">" / "Parent's </w:t>
+            </w:r>
+            <w:r>
+              <w:rPr>
+                <w:rStyle w:val="23"/>
+                <w:rFonts w:hint="default" w:ascii="Times New Roman" w:hAnsi="Times New Roman" w:eastAsia="SimSun" w:cs="Times New Roman"/>
+                <w:color w:val="000000"/>
+                <w:kern w:val="0"/>
+                <w:sz w:val="24"/>
+                <w:szCs w:val="24"/>
+                <w:lang w:val="en-US" w:eastAsia="zh-CN" w:bidi="ar"/>
+              </w:rPr>
+              <w:t>abandoned</w:t>
+            </w:r>
+            <w:r>
+              <w:rPr>
+                <w:rFonts w:hint="default" w:ascii="Times New Roman" w:hAnsi="Times New Roman" w:eastAsia="SimSun" w:cs="Times New Roman"/>
+                <w:color w:val="000000"/>
+                <w:kern w:val="0"/>
+                <w:sz w:val="24"/>
+                <w:szCs w:val="24"/>
+                <w:lang w:val="en-US" w:eastAsia="zh-CN" w:bidi="ar"/>
+              </w:rPr>
+              <w:t xml:space="preserve"> child to Petitioner"</w:t>
+            </w:r>
+          </w:p>
+        </w:tc>
+        <w:tc>
+          <w:tcPr>
+            <w:tcW w:w="2500" w:type="pct"/>
+            <w:tcBorders>
+              <w:top w:val="single" w:color="000000" w:sz="6" w:space="0"/>
+              <w:left w:val="single" w:color="000000" w:sz="6" w:space="0"/>
+              <w:bottom w:val="single" w:color="000000" w:sz="6" w:space="0"/>
+              <w:right w:val="single" w:color="000000" w:sz="6" w:space="0"/>
+            </w:tcBorders>
+            <w:shd w:val="clear" w:color="auto" w:fill="auto"/>
+            <w:tcMar>
+              <w:top w:w="200" w:type="dxa"/>
+              <w:left w:w="200" w:type="dxa"/>
+              <w:bottom w:w="200" w:type="dxa"/>
+              <w:right w:w="200" w:type="dxa"/>
+            </w:tcMar>
+            <w:vAlign w:val="top"/>
+          </w:tcPr>
+          <w:p>
+            <w:pPr>
+              <w:keepNext w:val="0"/>
+              <w:keepLines w:val="0"/>
+              <w:widowControl/>
+              <w:suppressLineNumbers w:val="0"/>
+              <w:jc w:val="left"/>
+              <w:textAlignment w:val="top"/>
+              <w:rPr>
+                <w:rFonts w:hint="default" w:ascii="Times New Roman" w:hAnsi="Times New Roman" w:cs="Times New Roman" w:eastAsiaTheme="minorEastAsia"/>
+                <w:color w:val="000000"/>
+                <w:kern w:val="0"/>
+                <w:sz w:val="24"/>
+                <w:szCs w:val="24"/>
+                <w:lang w:val="en-US" w:eastAsia="zh-CN" w:bidi="ar"/>
+              </w:rPr>
+            </w:pPr>
+            <w:r>
+              <w:rPr>
+                <w:rFonts w:hint="default" w:ascii="Times New Roman" w:hAnsi="Times New Roman" w:eastAsia="SimSun" w:cs="Times New Roman"/>
+                <w:color w:val="000000"/>
+                <w:kern w:val="0"/>
+                <w:sz w:val="24"/>
+                <w:szCs w:val="24"/>
+                <w:lang w:val="en-US" w:eastAsia="zh-CN" w:bidi="ar"/>
+              </w:rPr>
+              <w:t xml:space="preserve">"[X] Both parents </w:t>
+            </w:r>
+            <w:r>
+              <w:rPr>
+                <w:rStyle w:val="23"/>
+                <w:rFonts w:hint="default" w:ascii="Times New Roman" w:hAnsi="Times New Roman" w:eastAsia="SimSun" w:cs="Times New Roman"/>
+                <w:color w:val="000000"/>
+                <w:kern w:val="0"/>
+                <w:sz w:val="24"/>
+                <w:szCs w:val="24"/>
+                <w:lang w:val="en-US" w:eastAsia="zh-CN" w:bidi="ar"/>
+              </w:rPr>
+              <w:t>threaten to remove child</w:t>
+            </w:r>
+            <w:r>
+              <w:rPr>
+                <w:rFonts w:hint="default" w:ascii="Times New Roman" w:hAnsi="Times New Roman" w:eastAsia="SimSun" w:cs="Times New Roman"/>
+                <w:color w:val="000000"/>
+                <w:kern w:val="0"/>
+                <w:sz w:val="24"/>
+                <w:szCs w:val="24"/>
+                <w:lang w:val="en-US" w:eastAsia="zh-CN" w:bidi="ar"/>
+              </w:rPr>
+              <w:t xml:space="preserve"> from State of Washington"</w:t>
+            </w:r>
+          </w:p>
+        </w:tc>
+      </w:tr>
+    </w:tbl>
+    <w:p>
+      <w:pPr>
+        <w:keepNext w:val="0"/>
+        <w:keepLines w:val="0"/>
+        <w:widowControl/>
+        <w:suppressLineNumbers w:val="0"/>
+        <w:spacing w:line="30" w:lineRule="atLeast"/>
+        <w:outlineLvl w:val="1"/>
+        <w:rPr>
+          <w:color w:val="000000"/>
+        </w:rPr>
+        <w:sectPr>
+          <w:footerReference r:id="rId10" w:type="default"/>
+          <w:type w:val="continuous"/>
+          <w:pgSz w:w="11906" w:h="16839"/>
+          <w:pgMar w:top="1440" w:right="1800" w:bottom="1440" w:left="1800" w:header="851" w:footer="992" w:gutter="0"/>
+          <w:pgNumType w:fmt="upperLetter" w:start="1"/>
+          <w:cols w:space="0" w:num="1"/>
+        </w:sectPr>
+      </w:pPr>
+      <w:bookmarkStart w:id="10" w:name="_Toc2986"/>
+      <w:bookmarkStart w:id="11" w:name="_Toc21833"/>
+    </w:p>
+    <w:p>
+      <w:pPr>
+        <w:keepNext w:val="0"/>
+        <w:keepLines w:val="0"/>
+        <w:widowControl/>
+        <w:suppressLineNumbers w:val="0"/>
+        <w:spacing w:beforeAutospacing="1" w:after="200" w:line="30" w:lineRule="atLeast"/>
+        <w:jc w:val="center"/>
+        <w:outlineLvl w:val="1"/>
+        <w:rPr>
+          <w:rFonts w:ascii="DejaVu Sans" w:hAnsi="DejaVu Sans" w:eastAsia="SimSun" w:cs="DejaVu Sans"/>
+          <w:b/>
+          <w:bCs/>
+          <w:caps/>
+          <w:color w:val="000000"/>
+          <w:kern w:val="0"/>
+          <w:sz w:val="24"/>
+          <w:szCs w:val="24"/>
+          <w:u w:val="single"/>
+          <w:lang w:val="en-US" w:eastAsia="zh-CN" w:bidi="ar"/>
+        </w:rPr>
+      </w:pPr>
+      <w:r>
+        <w:rPr>
+          <w:rFonts w:ascii="DejaVu Sans" w:hAnsi="DejaVu Sans" w:eastAsia="SimSun" w:cs="DejaVu Sans"/>
+          <w:b/>
+          <w:bCs/>
+          <w:caps/>
+          <w:color w:val="000000"/>
+          <w:kern w:val="0"/>
+          <w:sz w:val="24"/>
+          <w:szCs w:val="24"/>
+          <w:u w:val="single"/>
+          <w:lang w:val="en-US" w:eastAsia="zh-CN" w:bidi="ar"/>
+        </w:rPr>
+        <w:t>Appendix D: Side-by-Side Demonstrative Exhibit — Counsel's Mutually Exclusive Positions</w:t>
+      </w:r>
+      <w:bookmarkEnd w:id="10"/>
+      <w:bookmarkEnd w:id="11"/>
+    </w:p>
+    <w:tbl>
+      <w:tblPr>
+        <w:tblStyle w:val="9"/>
+        <w:tblW w:w="5000" w:type="pct"/>
+        <w:tblInd w:w="0" w:type="dxa"/>
+        <w:tblBorders>
+          <w:top w:val="none" w:color="auto" w:sz="0" w:space="0"/>
+          <w:left w:val="none" w:color="auto" w:sz="0" w:space="0"/>
+          <w:bottom w:val="none" w:color="auto" w:sz="0" w:space="0"/>
+          <w:right w:val="none" w:color="auto" w:sz="0" w:space="0"/>
+          <w:insideH w:val="none" w:color="auto" w:sz="0" w:space="0"/>
+          <w:insideV w:val="none" w:color="auto" w:sz="0" w:space="0"/>
+        </w:tblBorders>
+        <w:shd w:val="clear" w:color="auto" w:fill="auto"/>
+        <w:tblLayout w:type="autofit"/>
+        <w:tblCellMar>
+          <w:top w:w="15" w:type="dxa"/>
+          <w:left w:w="15" w:type="dxa"/>
+          <w:bottom w:w="15" w:type="dxa"/>
+          <w:right w:w="15" w:type="dxa"/>
+        </w:tblCellMar>
+      </w:tblPr>
+      <w:tblGrid>
+        <w:gridCol w:w="4353"/>
+        <w:gridCol w:w="4353"/>
+      </w:tblGrid>
+      <w:tr>
+        <w:tblPrEx>
+          <w:tblBorders>
+            <w:top w:val="none" w:color="auto" w:sz="0" w:space="0"/>
+            <w:left w:val="none" w:color="auto" w:sz="0" w:space="0"/>
+            <w:bottom w:val="none" w:color="auto" w:sz="0" w:space="0"/>
+            <w:right w:val="none" w:color="auto" w:sz="0" w:space="0"/>
+            <w:insideH w:val="none" w:color="auto" w:sz="0" w:space="0"/>
+            <w:insideV w:val="none" w:color="auto" w:sz="0" w:space="0"/>
+          </w:tblBorders>
+          <w:shd w:val="clear" w:color="auto" w:fill="auto"/>
+          <w:tblCellMar>
+            <w:top w:w="15" w:type="dxa"/>
+            <w:left w:w="15" w:type="dxa"/>
+            <w:bottom w:w="15" w:type="dxa"/>
+            <w:right w:w="15" w:type="dxa"/>
+          </w:tblCellMar>
+        </w:tblPrEx>
+        <w:tc>
+          <w:tcPr>
+            <w:tcW w:w="0" w:type="auto"/>
+            <w:tcBorders>
+              <w:top w:val="single" w:color="000000" w:sz="6" w:space="0"/>
+              <w:left w:val="single" w:color="000000" w:sz="6" w:space="0"/>
+              <w:bottom w:val="single" w:color="000000" w:sz="6" w:space="0"/>
+              <w:right w:val="single" w:color="000000" w:sz="6" w:space="0"/>
+            </w:tcBorders>
+            <w:shd w:val="clear" w:color="auto" w:fill="F2F2F2"/>
+            <w:tcMar>
+              <w:top w:w="200" w:type="dxa"/>
+              <w:left w:w="200" w:type="dxa"/>
+              <w:bottom w:w="200" w:type="dxa"/>
+              <w:right w:w="200" w:type="dxa"/>
+            </w:tcMar>
+            <w:vAlign w:val="top"/>
+          </w:tcPr>
+          <w:p>
+            <w:pPr>
+              <w:keepNext w:val="0"/>
+              <w:keepLines w:val="0"/>
+              <w:widowControl/>
+              <w:suppressLineNumbers w:val="0"/>
+              <w:jc w:val="center"/>
+              <w:textAlignment w:val="top"/>
+              <w:rPr>
+                <w:rFonts w:hint="default" w:ascii="Times New Roman" w:hAnsi="Times New Roman" w:cs="Times New Roman" w:eastAsiaTheme="minorEastAsia"/>
+                <w:b/>
+                <w:bCs/>
+                <w:color w:val="000000"/>
+                <w:kern w:val="0"/>
+                <w:sz w:val="24"/>
+                <w:szCs w:val="24"/>
+                <w:lang w:val="en-US" w:eastAsia="zh-CN" w:bidi="ar"/>
+              </w:rPr>
+            </w:pPr>
+            <w:r>
+              <w:rPr>
+                <w:rFonts w:hint="default" w:ascii="Times New Roman" w:hAnsi="Times New Roman" w:eastAsia="SimSun" w:cs="Times New Roman"/>
+                <w:b/>
+                <w:bCs/>
+                <w:color w:val="000000"/>
+                <w:kern w:val="0"/>
+                <w:sz w:val="24"/>
+                <w:szCs w:val="24"/>
+                <w:lang w:val="en-US" w:eastAsia="zh-CN" w:bidi="ar"/>
+              </w:rPr>
+              <w:t>Gass to Supreme Court (6/21/2024)</w:t>
+            </w:r>
+          </w:p>
+        </w:tc>
+        <w:tc>
+          <w:tcPr>
+            <w:tcW w:w="0" w:type="auto"/>
+            <w:tcBorders>
+              <w:top w:val="single" w:color="000000" w:sz="6" w:space="0"/>
+              <w:left w:val="single" w:color="000000" w:sz="6" w:space="0"/>
+              <w:bottom w:val="single" w:color="000000" w:sz="6" w:space="0"/>
+              <w:right w:val="single" w:color="000000" w:sz="6" w:space="0"/>
+            </w:tcBorders>
+            <w:shd w:val="clear" w:color="auto" w:fill="F2F2F2"/>
+            <w:tcMar>
+              <w:top w:w="200" w:type="dxa"/>
+              <w:left w:w="200" w:type="dxa"/>
+              <w:bottom w:w="200" w:type="dxa"/>
+              <w:right w:w="200" w:type="dxa"/>
+            </w:tcMar>
+            <w:vAlign w:val="top"/>
+          </w:tcPr>
+          <w:p>
+            <w:pPr>
+              <w:keepNext w:val="0"/>
+              <w:keepLines w:val="0"/>
+              <w:widowControl/>
+              <w:suppressLineNumbers w:val="0"/>
+              <w:jc w:val="center"/>
+              <w:textAlignment w:val="top"/>
+              <w:rPr>
+                <w:rFonts w:hint="default" w:ascii="Times New Roman" w:hAnsi="Times New Roman" w:cs="Times New Roman" w:eastAsiaTheme="minorEastAsia"/>
+                <w:b/>
+                <w:bCs/>
+                <w:color w:val="000000"/>
+                <w:kern w:val="0"/>
+                <w:sz w:val="24"/>
+                <w:szCs w:val="24"/>
+                <w:lang w:val="en-US" w:eastAsia="zh-CN" w:bidi="ar"/>
+              </w:rPr>
+            </w:pPr>
+            <w:r>
+              <w:rPr>
+                <w:rFonts w:hint="default" w:ascii="Times New Roman" w:hAnsi="Times New Roman" w:eastAsia="SimSun" w:cs="Times New Roman"/>
+                <w:b/>
+                <w:bCs/>
+                <w:color w:val="000000"/>
+                <w:kern w:val="0"/>
+                <w:sz w:val="24"/>
+                <w:szCs w:val="24"/>
+                <w:lang w:val="en-US" w:eastAsia="zh-CN" w:bidi="ar"/>
+              </w:rPr>
+              <w:t>Gass to Superior Court (6/28/2024)</w:t>
             </w:r>
           </w:p>
         </w:tc>
@@ -4971,11 +5808,11 @@
                 <w:szCs w:val="24"/>
                 <w:lang w:val="en-US" w:eastAsia="zh-CN" w:bidi="ar"/>
               </w:rPr>
-              <w:t xml:space="preserve">"[X] children have been </w:t>
-            </w:r>
-            <w:r>
-              <w:rPr>
-                <w:rStyle w:val="21"/>
+              <w:t xml:space="preserve">"This evidence [2011 video/logs] is related to that case and </w:t>
+            </w:r>
+            <w:r>
+              <w:rPr>
+                <w:rStyle w:val="23"/>
                 <w:rFonts w:hint="default" w:ascii="Times New Roman" w:hAnsi="Times New Roman" w:eastAsia="SimSun" w:cs="Times New Roman"/>
                 <w:color w:val="000000"/>
                 <w:kern w:val="0"/>
@@ -4983,7 +5820,7 @@
                 <w:szCs w:val="24"/>
                 <w:lang w:val="en-US" w:eastAsia="zh-CN" w:bidi="ar"/>
               </w:rPr>
-              <w:t>abandoned</w:t>
+              <w:t>not relevant to this case</w:t>
             </w:r>
             <w:r>
               <w:rPr>
@@ -4994,30 +5831,7 @@
                 <w:szCs w:val="24"/>
                 <w:lang w:val="en-US" w:eastAsia="zh-CN" w:bidi="ar"/>
               </w:rPr>
-              <w:t xml:space="preserve">" / "Parent's </w:t>
-            </w:r>
-            <w:r>
-              <w:rPr>
-                <w:rStyle w:val="21"/>
-                <w:rFonts w:hint="default" w:ascii="Times New Roman" w:hAnsi="Times New Roman" w:eastAsia="SimSun" w:cs="Times New Roman"/>
-                <w:color w:val="000000"/>
-                <w:kern w:val="0"/>
-                <w:sz w:val="24"/>
-                <w:szCs w:val="24"/>
-                <w:lang w:val="en-US" w:eastAsia="zh-CN" w:bidi="ar"/>
-              </w:rPr>
-              <w:t>abandoned</w:t>
-            </w:r>
-            <w:r>
-              <w:rPr>
-                <w:rFonts w:hint="default" w:ascii="Times New Roman" w:hAnsi="Times New Roman" w:eastAsia="SimSun" w:cs="Times New Roman"/>
-                <w:color w:val="000000"/>
-                <w:kern w:val="0"/>
-                <w:sz w:val="24"/>
-                <w:szCs w:val="24"/>
-                <w:lang w:val="en-US" w:eastAsia="zh-CN" w:bidi="ar"/>
-              </w:rPr>
-              <w:t xml:space="preserve"> child to Petitioner"</w:t>
+              <w:t xml:space="preserve"> [the DVPO]."</w:t>
             </w:r>
           </w:p>
         </w:tc>
@@ -5065,11 +5879,11 @@
                 <w:szCs w:val="24"/>
                 <w:lang w:val="en-US" w:eastAsia="zh-CN" w:bidi="ar"/>
               </w:rPr>
-              <w:t xml:space="preserve">"[X] Both parents </w:t>
-            </w:r>
-            <w:r>
-              <w:rPr>
-                <w:rStyle w:val="21"/>
+              <w:t xml:space="preserve">"All of these issues have been addressed by a court, </w:t>
+            </w:r>
+            <w:r>
+              <w:rPr>
+                <w:rStyle w:val="23"/>
                 <w:rFonts w:hint="default" w:ascii="Times New Roman" w:hAnsi="Times New Roman" w:eastAsia="SimSun" w:cs="Times New Roman"/>
                 <w:color w:val="000000"/>
                 <w:kern w:val="0"/>
@@ -5077,7 +5891,7 @@
                 <w:szCs w:val="24"/>
                 <w:lang w:val="en-US" w:eastAsia="zh-CN" w:bidi="ar"/>
               </w:rPr>
-              <w:t>threaten to remove child</w:t>
+              <w:t>they've been adjudicated.</w:t>
             </w:r>
             <w:r>
               <w:rPr>
@@ -5088,204 +5902,7 @@
                 <w:szCs w:val="24"/>
                 <w:lang w:val="en-US" w:eastAsia="zh-CN" w:bidi="ar"/>
               </w:rPr>
-              <w:t xml:space="preserve"> from State of Washington"</w:t>
-            </w:r>
-          </w:p>
-        </w:tc>
-      </w:tr>
-    </w:tbl>
-    <w:p>
-      <w:pPr>
-        <w:keepNext w:val="0"/>
-        <w:keepLines w:val="0"/>
-        <w:widowControl/>
-        <w:suppressLineNumbers w:val="0"/>
-        <w:spacing w:line="30" w:lineRule="atLeast"/>
-        <w:rPr>
-          <w:color w:val="000000"/>
-        </w:rPr>
-        <w:sectPr>
-          <w:pgSz w:w="11906" w:h="16839"/>
-          <w:pgMar w:top="2160" w:right="2160" w:bottom="2160" w:left="2880" w:header="851" w:footer="992" w:gutter="0"/>
-          <w:cols w:space="0" w:num="1"/>
-        </w:sectPr>
-      </w:pPr>
-    </w:p>
-    <w:p>
-      <w:pPr>
-        <w:keepNext w:val="0"/>
-        <w:keepLines w:val="0"/>
-        <w:widowControl/>
-        <w:suppressLineNumbers w:val="0"/>
-        <w:spacing w:before="480" w:beforeAutospacing="0" w:after="240" w:afterAutospacing="0" w:line="30" w:lineRule="atLeast"/>
-        <w:jc w:val="left"/>
-        <w:rPr>
-          <w:rFonts w:hint="eastAsia" w:ascii="SimSun" w:hAnsi="SimSun" w:eastAsia="SimSun" w:cs="SimSun"/>
-          <w:b/>
-          <w:bCs/>
-          <w:caps/>
-          <w:kern w:val="0"/>
-          <w:sz w:val="24"/>
-          <w:szCs w:val="24"/>
-          <w:u w:val="single"/>
-          <w:lang w:val="en-US" w:eastAsia="zh-CN" w:bidi="ar"/>
-        </w:rPr>
-      </w:pPr>
-      <w:r>
-        <w:rPr>
-          <w:rFonts w:hint="eastAsia" w:ascii="SimSun" w:hAnsi="SimSun" w:eastAsia="SimSun" w:cs="SimSun"/>
-          <w:b/>
-          <w:bCs/>
-          <w:caps/>
-          <w:color w:val="000000"/>
-          <w:kern w:val="0"/>
-          <w:sz w:val="24"/>
-          <w:szCs w:val="24"/>
-          <w:u w:val="single"/>
-          <w:lang w:val="en-US" w:eastAsia="zh-CN" w:bidi="ar"/>
-        </w:rPr>
-        <w:t>Appendix D: Side-by-Side Demonstrative Exhibit — Counsel's Mutually Exclusive Positions</w:t>
-      </w:r>
-    </w:p>
-    <w:tbl>
-      <w:tblPr>
-        <w:tblStyle w:val="9"/>
-        <w:tblW w:w="5000" w:type="pct"/>
-        <w:tblInd w:w="0" w:type="dxa"/>
-        <w:tblBorders>
-          <w:top w:val="none" w:color="auto" w:sz="0" w:space="0"/>
-          <w:left w:val="none" w:color="auto" w:sz="0" w:space="0"/>
-          <w:bottom w:val="none" w:color="auto" w:sz="0" w:space="0"/>
-          <w:right w:val="none" w:color="auto" w:sz="0" w:space="0"/>
-          <w:insideH w:val="none" w:color="auto" w:sz="0" w:space="0"/>
-          <w:insideV w:val="none" w:color="auto" w:sz="0" w:space="0"/>
-        </w:tblBorders>
-        <w:shd w:val="clear" w:color="auto" w:fill="auto"/>
-        <w:tblLayout w:type="autofit"/>
-        <w:tblCellMar>
-          <w:top w:w="15" w:type="dxa"/>
-          <w:left w:w="15" w:type="dxa"/>
-          <w:bottom w:w="15" w:type="dxa"/>
-          <w:right w:w="15" w:type="dxa"/>
-        </w:tblCellMar>
-      </w:tblPr>
-      <w:tblGrid>
-        <w:gridCol w:w="3633"/>
-        <w:gridCol w:w="3633"/>
-      </w:tblGrid>
-      <w:tr>
-        <w:tblPrEx>
-          <w:tblBorders>
-            <w:top w:val="none" w:color="auto" w:sz="0" w:space="0"/>
-            <w:left w:val="none" w:color="auto" w:sz="0" w:space="0"/>
-            <w:bottom w:val="none" w:color="auto" w:sz="0" w:space="0"/>
-            <w:right w:val="none" w:color="auto" w:sz="0" w:space="0"/>
-            <w:insideH w:val="none" w:color="auto" w:sz="0" w:space="0"/>
-            <w:insideV w:val="none" w:color="auto" w:sz="0" w:space="0"/>
-          </w:tblBorders>
-          <w:shd w:val="clear" w:color="auto" w:fill="auto"/>
-        </w:tblPrEx>
-        <w:tc>
-          <w:tcPr>
-            <w:tcW w:w="0" w:type="auto"/>
-            <w:tcBorders>
-              <w:top w:val="single" w:color="000000" w:sz="6" w:space="0"/>
-              <w:left w:val="single" w:color="000000" w:sz="6" w:space="0"/>
-              <w:bottom w:val="single" w:color="000000" w:sz="6" w:space="0"/>
-              <w:right w:val="single" w:color="000000" w:sz="6" w:space="0"/>
-            </w:tcBorders>
-            <w:shd w:val="clear" w:color="auto" w:fill="F2F2F2"/>
-            <w:tcMar>
-              <w:top w:w="200" w:type="dxa"/>
-              <w:left w:w="200" w:type="dxa"/>
-              <w:bottom w:w="200" w:type="dxa"/>
-              <w:right w:w="200" w:type="dxa"/>
-            </w:tcMar>
-            <w:vAlign w:val="top"/>
-          </w:tcPr>
-          <w:p>
-            <w:pPr>
-              <w:keepNext w:val="0"/>
-              <w:keepLines w:val="0"/>
-              <w:widowControl/>
-              <w:suppressLineNumbers w:val="0"/>
-              <w:jc w:val="center"/>
-              <w:textAlignment w:val="top"/>
-              <w:rPr>
-                <w:rFonts w:hint="default" w:ascii="Times New Roman" w:hAnsi="Times New Roman" w:cs="Times New Roman" w:eastAsiaTheme="minorEastAsia"/>
-                <w:b/>
-                <w:bCs/>
-                <w:color w:val="000000"/>
-                <w:kern w:val="0"/>
-                <w:sz w:val="24"/>
-                <w:szCs w:val="24"/>
-                <w:lang w:val="en-US" w:eastAsia="zh-CN" w:bidi="ar"/>
-              </w:rPr>
-            </w:pPr>
-            <w:r>
-              <w:rPr>
-                <w:rFonts w:hint="default" w:ascii="Times New Roman" w:hAnsi="Times New Roman" w:eastAsia="SimSun" w:cs="Times New Roman"/>
-                <w:b/>
-                <w:bCs/>
-                <w:color w:val="000000"/>
-                <w:kern w:val="0"/>
-                <w:sz w:val="24"/>
-                <w:szCs w:val="24"/>
-                <w:lang w:val="en-US" w:eastAsia="zh-CN" w:bidi="ar"/>
-              </w:rPr>
-              <w:t>Gass to Supreme Court (6/21/2024)</w:t>
-            </w:r>
-          </w:p>
-        </w:tc>
-        <w:tc>
-          <w:tcPr>
-            <w:tcW w:w="0" w:type="auto"/>
-            <w:tcBorders>
-              <w:top w:val="single" w:color="000000" w:sz="6" w:space="0"/>
-              <w:left w:val="single" w:color="000000" w:sz="6" w:space="0"/>
-              <w:bottom w:val="single" w:color="000000" w:sz="6" w:space="0"/>
-              <w:right w:val="single" w:color="000000" w:sz="6" w:space="0"/>
-            </w:tcBorders>
-            <w:shd w:val="clear" w:color="auto" w:fill="F2F2F2"/>
-            <w:tcMar>
-              <w:top w:w="200" w:type="dxa"/>
-              <w:left w:w="200" w:type="dxa"/>
-              <w:bottom w:w="200" w:type="dxa"/>
-              <w:right w:w="200" w:type="dxa"/>
-            </w:tcMar>
-            <w:vAlign w:val="top"/>
-          </w:tcPr>
-          <w:p>
-            <w:pPr>
-              <w:keepNext w:val="0"/>
-              <w:keepLines w:val="0"/>
-              <w:widowControl/>
-              <w:suppressLineNumbers w:val="0"/>
-              <w:jc w:val="center"/>
-              <w:textAlignment w:val="top"/>
-              <w:rPr>
-                <w:rFonts w:hint="default" w:ascii="Times New Roman" w:hAnsi="Times New Roman" w:cs="Times New Roman" w:eastAsiaTheme="minorEastAsia"/>
-                <w:b/>
-                <w:bCs/>
-                <w:color w:val="000000"/>
-                <w:kern w:val="0"/>
-                <w:sz w:val="24"/>
-                <w:szCs w:val="24"/>
-                <w:lang w:val="en-US" w:eastAsia="zh-CN" w:bidi="ar"/>
-              </w:rPr>
-            </w:pPr>
-            <w:r>
-              <w:rPr>
-                <w:rFonts w:hint="default" w:ascii="Times New Roman" w:hAnsi="Times New Roman" w:eastAsia="SimSun" w:cs="Times New Roman"/>
-                <w:b/>
-                <w:bCs/>
-                <w:color w:val="000000"/>
-                <w:kern w:val="0"/>
-                <w:sz w:val="24"/>
-                <w:szCs w:val="24"/>
-                <w:lang w:val="en-US" w:eastAsia="zh-CN" w:bidi="ar"/>
-              </w:rPr>
-              <w:t>Gass to Superior Court (6/28/2024)</w:t>
+              <w:t>"</w:t>
             </w:r>
           </w:p>
         </w:tc>
@@ -5345,6 +5962,7 @@
             </w:pPr>
             <w:r>
               <w:rPr>
+                <w:rStyle w:val="16"/>
                 <w:rFonts w:hint="default" w:ascii="Times New Roman" w:hAnsi="Times New Roman" w:eastAsia="SimSun" w:cs="Times New Roman"/>
                 <w:color w:val="000000"/>
                 <w:kern w:val="0"/>
@@ -5352,11 +5970,10 @@
                 <w:szCs w:val="24"/>
                 <w:lang w:val="en-US" w:eastAsia="zh-CN" w:bidi="ar"/>
               </w:rPr>
-              <w:t xml:space="preserve">"This evidence [2011 video/logs] is related to that case and </w:t>
-            </w:r>
-            <w:r>
-              <w:rPr>
-                <w:rStyle w:val="21"/>
+              <w:t>Source:</w:t>
+            </w:r>
+            <w:r>
+              <w:rPr>
                 <w:rFonts w:hint="default" w:ascii="Times New Roman" w:hAnsi="Times New Roman" w:eastAsia="SimSun" w:cs="Times New Roman"/>
                 <w:color w:val="000000"/>
                 <w:kern w:val="0"/>
@@ -5364,18 +5981,7 @@
                 <w:szCs w:val="24"/>
                 <w:lang w:val="en-US" w:eastAsia="zh-CN" w:bidi="ar"/>
               </w:rPr>
-              <w:t>not relevant to this case</w:t>
-            </w:r>
-            <w:r>
-              <w:rPr>
-                <w:rFonts w:hint="default" w:ascii="Times New Roman" w:hAnsi="Times New Roman" w:eastAsia="SimSun" w:cs="Times New Roman"/>
-                <w:color w:val="000000"/>
-                <w:kern w:val="0"/>
-                <w:sz w:val="24"/>
-                <w:szCs w:val="24"/>
-                <w:lang w:val="en-US" w:eastAsia="zh-CN" w:bidi="ar"/>
-              </w:rPr>
-              <w:t xml:space="preserve"> [the DVPO]."</w:t>
+              <w:t xml:space="preserve"> Answer to Petition for Review (102950-1).</w:t>
             </w:r>
           </w:p>
         </w:tc>
@@ -5416,6 +6022,7 @@
             </w:pPr>
             <w:r>
               <w:rPr>
+                <w:rStyle w:val="16"/>
                 <w:rFonts w:hint="default" w:ascii="Times New Roman" w:hAnsi="Times New Roman" w:eastAsia="SimSun" w:cs="Times New Roman"/>
                 <w:color w:val="000000"/>
                 <w:kern w:val="0"/>
@@ -5423,11 +6030,488 @@
                 <w:szCs w:val="24"/>
                 <w:lang w:val="en-US" w:eastAsia="zh-CN" w:bidi="ar"/>
               </w:rPr>
+              <w:t>Source:</w:t>
+            </w:r>
+            <w:r>
+              <w:rPr>
+                <w:rFonts w:hint="default" w:ascii="Times New Roman" w:hAnsi="Times New Roman" w:eastAsia="SimSun" w:cs="Times New Roman"/>
+                <w:color w:val="000000"/>
+                <w:kern w:val="0"/>
+                <w:sz w:val="24"/>
+                <w:szCs w:val="24"/>
+                <w:lang w:val="en-US" w:eastAsia="zh-CN" w:bidi="ar"/>
+              </w:rPr>
+              <w:t xml:space="preserve"> Summary Judgment Argument (23-2-11352-7).</w:t>
+            </w:r>
+          </w:p>
+        </w:tc>
+      </w:tr>
+    </w:tbl>
+    <w:p>
+      <w:pPr>
+        <w:keepNext w:val="0"/>
+        <w:keepLines w:val="0"/>
+        <w:widowControl/>
+        <w:suppressLineNumbers w:val="0"/>
+        <w:spacing w:beforeAutospacing="1" w:after="200" w:line="30" w:lineRule="atLeast"/>
+        <w:jc w:val="center"/>
+        <w:outlineLvl w:val="1"/>
+        <w:rPr>
+          <w:rFonts w:ascii="DejaVu Sans" w:hAnsi="DejaVu Sans" w:eastAsia="SimSun" w:cs="DejaVu Sans"/>
+          <w:b/>
+          <w:bCs/>
+          <w:caps/>
+          <w:color w:val="000000"/>
+          <w:kern w:val="0"/>
+          <w:sz w:val="24"/>
+          <w:szCs w:val="24"/>
+          <w:u w:val="single"/>
+          <w:lang w:val="en-US" w:eastAsia="zh-CN" w:bidi="ar"/>
+        </w:rPr>
+      </w:pPr>
+      <w:bookmarkStart w:id="12" w:name="_Toc16650"/>
+      <w:bookmarkStart w:id="13" w:name="_Toc30373"/>
+      <w:r>
+        <w:rPr>
+          <w:rFonts w:ascii="DejaVu Sans" w:hAnsi="DejaVu Sans" w:eastAsia="SimSun" w:cs="DejaVu Sans"/>
+          <w:b/>
+          <w:bCs/>
+          <w:caps/>
+          <w:color w:val="000000"/>
+          <w:kern w:val="0"/>
+          <w:sz w:val="24"/>
+          <w:szCs w:val="24"/>
+          <w:u w:val="single"/>
+          <w:lang w:val="en-US" w:eastAsia="zh-CN" w:bidi="ar"/>
+        </w:rPr>
+        <w:t>Appendix E: Three-Column Exhibit — The Exclusion of Civil Matters</w:t>
+      </w:r>
+      <w:bookmarkEnd w:id="12"/>
+      <w:bookmarkEnd w:id="13"/>
+    </w:p>
+    <w:tbl>
+      <w:tblPr>
+        <w:tblStyle w:val="9"/>
+        <w:tblW w:w="5000" w:type="pct"/>
+        <w:tblInd w:w="0" w:type="dxa"/>
+        <w:tblBorders>
+          <w:top w:val="none" w:color="auto" w:sz="0" w:space="0"/>
+          <w:left w:val="none" w:color="auto" w:sz="0" w:space="0"/>
+          <w:bottom w:val="none" w:color="auto" w:sz="0" w:space="0"/>
+          <w:right w:val="none" w:color="auto" w:sz="0" w:space="0"/>
+          <w:insideH w:val="none" w:color="auto" w:sz="0" w:space="0"/>
+          <w:insideV w:val="none" w:color="auto" w:sz="0" w:space="0"/>
+        </w:tblBorders>
+        <w:shd w:val="clear" w:color="auto" w:fill="auto"/>
+        <w:tblLayout w:type="autofit"/>
+        <w:tblCellMar>
+          <w:top w:w="15" w:type="dxa"/>
+          <w:left w:w="15" w:type="dxa"/>
+          <w:bottom w:w="15" w:type="dxa"/>
+          <w:right w:w="15" w:type="dxa"/>
+        </w:tblCellMar>
+      </w:tblPr>
+      <w:tblGrid>
+        <w:gridCol w:w="2902"/>
+        <w:gridCol w:w="2902"/>
+        <w:gridCol w:w="2902"/>
+      </w:tblGrid>
+      <w:tr>
+        <w:tblPrEx>
+          <w:tblBorders>
+            <w:top w:val="none" w:color="auto" w:sz="0" w:space="0"/>
+            <w:left w:val="none" w:color="auto" w:sz="0" w:space="0"/>
+            <w:bottom w:val="none" w:color="auto" w:sz="0" w:space="0"/>
+            <w:right w:val="none" w:color="auto" w:sz="0" w:space="0"/>
+            <w:insideH w:val="none" w:color="auto" w:sz="0" w:space="0"/>
+            <w:insideV w:val="none" w:color="auto" w:sz="0" w:space="0"/>
+          </w:tblBorders>
+          <w:shd w:val="clear" w:color="auto" w:fill="auto"/>
+          <w:tblCellMar>
+            <w:top w:w="15" w:type="dxa"/>
+            <w:left w:w="15" w:type="dxa"/>
+            <w:bottom w:w="15" w:type="dxa"/>
+            <w:right w:w="15" w:type="dxa"/>
+          </w:tblCellMar>
+        </w:tblPrEx>
+        <w:tc>
+          <w:tcPr>
+            <w:tcW w:w="0" w:type="auto"/>
+            <w:tcBorders>
+              <w:top w:val="single" w:color="000000" w:sz="6" w:space="0"/>
+              <w:left w:val="single" w:color="000000" w:sz="6" w:space="0"/>
+              <w:bottom w:val="single" w:color="000000" w:sz="6" w:space="0"/>
+              <w:right w:val="single" w:color="000000" w:sz="6" w:space="0"/>
+            </w:tcBorders>
+            <w:shd w:val="clear" w:color="auto" w:fill="F2F2F2"/>
+            <w:tcMar>
+              <w:top w:w="200" w:type="dxa"/>
+              <w:left w:w="200" w:type="dxa"/>
+              <w:bottom w:w="200" w:type="dxa"/>
+              <w:right w:w="200" w:type="dxa"/>
+            </w:tcMar>
+            <w:vAlign w:val="top"/>
+          </w:tcPr>
+          <w:p>
+            <w:pPr>
+              <w:keepNext w:val="0"/>
+              <w:keepLines w:val="0"/>
+              <w:widowControl/>
+              <w:suppressLineNumbers w:val="0"/>
+              <w:jc w:val="center"/>
+              <w:textAlignment w:val="top"/>
+              <w:rPr>
+                <w:rFonts w:hint="default" w:ascii="Times New Roman" w:hAnsi="Times New Roman" w:cs="Times New Roman" w:eastAsiaTheme="minorEastAsia"/>
+                <w:b/>
+                <w:bCs/>
+                <w:color w:val="000000"/>
+                <w:kern w:val="0"/>
+                <w:sz w:val="24"/>
+                <w:szCs w:val="24"/>
+                <w:lang w:val="en-US" w:eastAsia="zh-CN" w:bidi="ar"/>
+              </w:rPr>
+            </w:pPr>
+            <w:r>
+              <w:rPr>
+                <w:rFonts w:hint="default" w:ascii="Times New Roman" w:hAnsi="Times New Roman" w:eastAsia="SimSun" w:cs="Times New Roman"/>
+                <w:b/>
+                <w:bCs/>
+                <w:color w:val="000000"/>
+                <w:kern w:val="0"/>
+                <w:sz w:val="24"/>
+                <w:szCs w:val="24"/>
+                <w:lang w:val="en-US" w:eastAsia="zh-CN" w:bidi="ar"/>
+              </w:rPr>
+              <w:t>1. DVPO Judge (8/5/2022)</w:t>
+            </w:r>
+          </w:p>
+        </w:tc>
+        <w:tc>
+          <w:tcPr>
+            <w:tcW w:w="0" w:type="auto"/>
+            <w:tcBorders>
+              <w:top w:val="single" w:color="000000" w:sz="6" w:space="0"/>
+              <w:left w:val="single" w:color="000000" w:sz="6" w:space="0"/>
+              <w:bottom w:val="single" w:color="000000" w:sz="6" w:space="0"/>
+              <w:right w:val="single" w:color="000000" w:sz="6" w:space="0"/>
+            </w:tcBorders>
+            <w:shd w:val="clear" w:color="auto" w:fill="F2F2F2"/>
+            <w:tcMar>
+              <w:top w:w="200" w:type="dxa"/>
+              <w:left w:w="200" w:type="dxa"/>
+              <w:bottom w:w="200" w:type="dxa"/>
+              <w:right w:w="200" w:type="dxa"/>
+            </w:tcMar>
+            <w:vAlign w:val="top"/>
+          </w:tcPr>
+          <w:p>
+            <w:pPr>
+              <w:keepNext w:val="0"/>
+              <w:keepLines w:val="0"/>
+              <w:widowControl/>
+              <w:suppressLineNumbers w:val="0"/>
+              <w:jc w:val="center"/>
+              <w:textAlignment w:val="top"/>
+              <w:rPr>
+                <w:rFonts w:hint="default" w:ascii="Times New Roman" w:hAnsi="Times New Roman" w:cs="Times New Roman" w:eastAsiaTheme="minorEastAsia"/>
+                <w:b/>
+                <w:bCs/>
+                <w:color w:val="000000"/>
+                <w:kern w:val="0"/>
+                <w:sz w:val="24"/>
+                <w:szCs w:val="24"/>
+                <w:lang w:val="en-US" w:eastAsia="zh-CN" w:bidi="ar"/>
+              </w:rPr>
+            </w:pPr>
+            <w:r>
+              <w:rPr>
+                <w:rFonts w:hint="default" w:ascii="Times New Roman" w:hAnsi="Times New Roman" w:eastAsia="SimSun" w:cs="Times New Roman"/>
+                <w:b/>
+                <w:bCs/>
+                <w:color w:val="000000"/>
+                <w:kern w:val="0"/>
+                <w:sz w:val="24"/>
+                <w:szCs w:val="24"/>
+                <w:lang w:val="en-US" w:eastAsia="zh-CN" w:bidi="ar"/>
+              </w:rPr>
+              <w:t>2. Gass to Supreme Court (6/21/2024)</w:t>
+            </w:r>
+          </w:p>
+        </w:tc>
+        <w:tc>
+          <w:tcPr>
+            <w:tcW w:w="0" w:type="auto"/>
+            <w:tcBorders>
+              <w:top w:val="single" w:color="000000" w:sz="6" w:space="0"/>
+              <w:left w:val="single" w:color="000000" w:sz="6" w:space="0"/>
+              <w:bottom w:val="single" w:color="000000" w:sz="6" w:space="0"/>
+              <w:right w:val="single" w:color="000000" w:sz="6" w:space="0"/>
+            </w:tcBorders>
+            <w:shd w:val="clear" w:color="auto" w:fill="F2F2F2"/>
+            <w:tcMar>
+              <w:top w:w="200" w:type="dxa"/>
+              <w:left w:w="200" w:type="dxa"/>
+              <w:bottom w:w="200" w:type="dxa"/>
+              <w:right w:w="200" w:type="dxa"/>
+            </w:tcMar>
+            <w:vAlign w:val="top"/>
+          </w:tcPr>
+          <w:p>
+            <w:pPr>
+              <w:keepNext w:val="0"/>
+              <w:keepLines w:val="0"/>
+              <w:widowControl/>
+              <w:suppressLineNumbers w:val="0"/>
+              <w:jc w:val="center"/>
+              <w:textAlignment w:val="top"/>
+              <w:rPr>
+                <w:rFonts w:hint="default" w:ascii="Times New Roman" w:hAnsi="Times New Roman" w:cs="Times New Roman" w:eastAsiaTheme="minorEastAsia"/>
+                <w:b/>
+                <w:bCs/>
+                <w:color w:val="000000"/>
+                <w:kern w:val="0"/>
+                <w:sz w:val="24"/>
+                <w:szCs w:val="24"/>
+                <w:lang w:val="en-US" w:eastAsia="zh-CN" w:bidi="ar"/>
+              </w:rPr>
+            </w:pPr>
+            <w:r>
+              <w:rPr>
+                <w:rFonts w:hint="default" w:ascii="Times New Roman" w:hAnsi="Times New Roman" w:eastAsia="SimSun" w:cs="Times New Roman"/>
+                <w:b/>
+                <w:bCs/>
+                <w:color w:val="000000"/>
+                <w:kern w:val="0"/>
+                <w:sz w:val="24"/>
+                <w:szCs w:val="24"/>
+                <w:lang w:val="en-US" w:eastAsia="zh-CN" w:bidi="ar"/>
+              </w:rPr>
+              <w:t>3. Gass to Superior Court (6/28/2024)</w:t>
+            </w:r>
+          </w:p>
+        </w:tc>
+      </w:tr>
+      <w:tr>
+        <w:tblPrEx>
+          <w:tblBorders>
+            <w:top w:val="none" w:color="auto" w:sz="0" w:space="0"/>
+            <w:left w:val="none" w:color="auto" w:sz="0" w:space="0"/>
+            <w:bottom w:val="none" w:color="auto" w:sz="0" w:space="0"/>
+            <w:right w:val="none" w:color="auto" w:sz="0" w:space="0"/>
+            <w:insideH w:val="none" w:color="auto" w:sz="0" w:space="0"/>
+            <w:insideV w:val="none" w:color="auto" w:sz="0" w:space="0"/>
+          </w:tblBorders>
+          <w:shd w:val="clear" w:color="auto" w:fill="auto"/>
+          <w:tblCellMar>
+            <w:top w:w="15" w:type="dxa"/>
+            <w:left w:w="15" w:type="dxa"/>
+            <w:bottom w:w="15" w:type="dxa"/>
+            <w:right w:w="15" w:type="dxa"/>
+          </w:tblCellMar>
+        </w:tblPrEx>
+        <w:tc>
+          <w:tcPr>
+            <w:tcW w:w="1666" w:type="pct"/>
+            <w:tcBorders>
+              <w:top w:val="single" w:color="000000" w:sz="6" w:space="0"/>
+              <w:left w:val="single" w:color="000000" w:sz="6" w:space="0"/>
+              <w:bottom w:val="single" w:color="000000" w:sz="6" w:space="0"/>
+              <w:right w:val="single" w:color="000000" w:sz="6" w:space="0"/>
+            </w:tcBorders>
+            <w:shd w:val="clear" w:color="auto" w:fill="auto"/>
+            <w:tcMar>
+              <w:top w:w="200" w:type="dxa"/>
+              <w:left w:w="200" w:type="dxa"/>
+              <w:bottom w:w="200" w:type="dxa"/>
+              <w:right w:w="200" w:type="dxa"/>
+            </w:tcMar>
+            <w:vAlign w:val="top"/>
+          </w:tcPr>
+          <w:p>
+            <w:pPr>
+              <w:keepNext w:val="0"/>
+              <w:keepLines w:val="0"/>
+              <w:widowControl/>
+              <w:suppressLineNumbers w:val="0"/>
+              <w:jc w:val="left"/>
+              <w:textAlignment w:val="top"/>
+              <w:rPr>
+                <w:rFonts w:hint="default" w:ascii="Times New Roman" w:hAnsi="Times New Roman" w:cs="Times New Roman" w:eastAsiaTheme="minorEastAsia"/>
+                <w:color w:val="000000"/>
+                <w:kern w:val="0"/>
+                <w:sz w:val="24"/>
+                <w:szCs w:val="24"/>
+                <w:lang w:val="en-US" w:eastAsia="zh-CN" w:bidi="ar"/>
+              </w:rPr>
+            </w:pPr>
+            <w:r>
+              <w:rPr>
+                <w:rFonts w:hint="default" w:ascii="Times New Roman" w:hAnsi="Times New Roman" w:eastAsia="SimSun" w:cs="Times New Roman"/>
+                <w:color w:val="000000"/>
+                <w:kern w:val="0"/>
+                <w:sz w:val="24"/>
+                <w:szCs w:val="24"/>
+                <w:lang w:val="en-US" w:eastAsia="zh-CN" w:bidi="ar"/>
+              </w:rPr>
+              <w:t xml:space="preserve">"Anything that is </w:t>
+            </w:r>
+            <w:r>
+              <w:rPr>
+                <w:rStyle w:val="23"/>
+                <w:rFonts w:hint="default" w:ascii="Times New Roman" w:hAnsi="Times New Roman" w:eastAsia="SimSun" w:cs="Times New Roman"/>
+                <w:color w:val="000000"/>
+                <w:kern w:val="0"/>
+                <w:sz w:val="24"/>
+                <w:szCs w:val="24"/>
+                <w:lang w:val="en-US" w:eastAsia="zh-CN" w:bidi="ar"/>
+              </w:rPr>
+              <w:t>beyond the scope of why we’re here</w:t>
+            </w:r>
+            <w:r>
+              <w:rPr>
+                <w:rFonts w:hint="default" w:ascii="Times New Roman" w:hAnsi="Times New Roman" w:eastAsia="SimSun" w:cs="Times New Roman"/>
+                <w:color w:val="000000"/>
+                <w:kern w:val="0"/>
+                <w:sz w:val="24"/>
+                <w:szCs w:val="24"/>
+                <w:lang w:val="en-US" w:eastAsia="zh-CN" w:bidi="ar"/>
+              </w:rPr>
+              <w:t xml:space="preserve"> is not going to be something that I want to you focus in your testimony."</w:t>
+            </w:r>
+          </w:p>
+        </w:tc>
+        <w:tc>
+          <w:tcPr>
+            <w:tcW w:w="1666" w:type="pct"/>
+            <w:tcBorders>
+              <w:top w:val="single" w:color="000000" w:sz="6" w:space="0"/>
+              <w:left w:val="single" w:color="000000" w:sz="6" w:space="0"/>
+              <w:bottom w:val="single" w:color="000000" w:sz="6" w:space="0"/>
+              <w:right w:val="single" w:color="000000" w:sz="6" w:space="0"/>
+            </w:tcBorders>
+            <w:shd w:val="clear" w:color="auto" w:fill="auto"/>
+            <w:tcMar>
+              <w:top w:w="200" w:type="dxa"/>
+              <w:left w:w="200" w:type="dxa"/>
+              <w:bottom w:w="200" w:type="dxa"/>
+              <w:right w:w="200" w:type="dxa"/>
+            </w:tcMar>
+            <w:vAlign w:val="top"/>
+          </w:tcPr>
+          <w:p>
+            <w:pPr>
+              <w:keepNext w:val="0"/>
+              <w:keepLines w:val="0"/>
+              <w:widowControl/>
+              <w:suppressLineNumbers w:val="0"/>
+              <w:jc w:val="left"/>
+              <w:textAlignment w:val="top"/>
+              <w:rPr>
+                <w:rFonts w:hint="default" w:ascii="Times New Roman" w:hAnsi="Times New Roman" w:cs="Times New Roman" w:eastAsiaTheme="minorEastAsia"/>
+                <w:color w:val="000000"/>
+                <w:kern w:val="0"/>
+                <w:sz w:val="24"/>
+                <w:szCs w:val="24"/>
+                <w:lang w:val="en-US" w:eastAsia="zh-CN" w:bidi="ar"/>
+              </w:rPr>
+            </w:pPr>
+            <w:r>
+              <w:rPr>
+                <w:rFonts w:hint="default" w:ascii="Times New Roman" w:hAnsi="Times New Roman" w:eastAsia="SimSun" w:cs="Times New Roman"/>
+                <w:color w:val="000000"/>
+                <w:kern w:val="0"/>
+                <w:sz w:val="24"/>
+                <w:szCs w:val="24"/>
+                <w:lang w:val="en-US" w:eastAsia="zh-CN" w:bidi="ar"/>
+              </w:rPr>
+              <w:t xml:space="preserve">"This evidence is... </w:t>
+            </w:r>
+            <w:r>
+              <w:rPr>
+                <w:rStyle w:val="23"/>
+                <w:rFonts w:hint="default" w:ascii="Times New Roman" w:hAnsi="Times New Roman" w:eastAsia="SimSun" w:cs="Times New Roman"/>
+                <w:color w:val="000000"/>
+                <w:kern w:val="0"/>
+                <w:sz w:val="24"/>
+                <w:szCs w:val="24"/>
+                <w:lang w:val="en-US" w:eastAsia="zh-CN" w:bidi="ar"/>
+              </w:rPr>
+              <w:t>not relevant to this case</w:t>
+            </w:r>
+            <w:r>
+              <w:rPr>
+                <w:rFonts w:hint="default" w:ascii="Times New Roman" w:hAnsi="Times New Roman" w:eastAsia="SimSun" w:cs="Times New Roman"/>
+                <w:color w:val="000000"/>
+                <w:kern w:val="0"/>
+                <w:sz w:val="24"/>
+                <w:szCs w:val="24"/>
+                <w:lang w:val="en-US" w:eastAsia="zh-CN" w:bidi="ar"/>
+              </w:rPr>
+              <w:t xml:space="preserve"> [the DVPO]."</w:t>
+            </w:r>
+            <w:r>
+              <w:rPr>
+                <w:rStyle w:val="11"/>
+                <w:rFonts w:hint="default" w:ascii="Times New Roman" w:hAnsi="Times New Roman" w:eastAsia="SimSun" w:cs="Times New Roman"/>
+                <w:color w:val="000000"/>
+                <w:kern w:val="0"/>
+                <w:sz w:val="24"/>
+                <w:szCs w:val="24"/>
+                <w:lang w:val="en-US" w:eastAsia="zh-CN" w:bidi="ar"/>
+              </w:rPr>
+              <w:footnoteReference w:id="0"/>
+            </w:r>
+          </w:p>
+        </w:tc>
+        <w:tc>
+          <w:tcPr>
+            <w:tcW w:w="1666" w:type="pct"/>
+            <w:tcBorders>
+              <w:top w:val="single" w:color="000000" w:sz="6" w:space="0"/>
+              <w:left w:val="single" w:color="000000" w:sz="6" w:space="0"/>
+              <w:bottom w:val="single" w:color="000000" w:sz="6" w:space="0"/>
+              <w:right w:val="single" w:color="000000" w:sz="6" w:space="0"/>
+            </w:tcBorders>
+            <w:shd w:val="clear" w:color="auto" w:fill="auto"/>
+            <w:tcMar>
+              <w:top w:w="200" w:type="dxa"/>
+              <w:left w:w="200" w:type="dxa"/>
+              <w:bottom w:w="200" w:type="dxa"/>
+              <w:right w:w="200" w:type="dxa"/>
+            </w:tcMar>
+            <w:vAlign w:val="top"/>
+          </w:tcPr>
+          <w:p>
+            <w:pPr>
+              <w:keepNext w:val="0"/>
+              <w:keepLines w:val="0"/>
+              <w:widowControl/>
+              <w:suppressLineNumbers w:val="0"/>
+              <w:jc w:val="left"/>
+              <w:textAlignment w:val="top"/>
+              <w:rPr>
+                <w:rFonts w:hint="default" w:ascii="Times New Roman" w:hAnsi="Times New Roman" w:cs="Times New Roman" w:eastAsiaTheme="minorEastAsia"/>
+                <w:color w:val="000000"/>
+                <w:kern w:val="0"/>
+                <w:sz w:val="24"/>
+                <w:szCs w:val="24"/>
+                <w:lang w:val="en-US" w:eastAsia="zh-CN" w:bidi="ar"/>
+              </w:rPr>
+            </w:pPr>
+            <w:r>
+              <w:rPr>
+                <w:rFonts w:hint="default" w:ascii="Times New Roman" w:hAnsi="Times New Roman" w:eastAsia="SimSun" w:cs="Times New Roman"/>
+                <w:color w:val="000000"/>
+                <w:kern w:val="0"/>
+                <w:sz w:val="24"/>
+                <w:szCs w:val="24"/>
+                <w:lang w:val="en-US" w:eastAsia="zh-CN" w:bidi="ar"/>
+              </w:rPr>
               <w:t xml:space="preserve">"All of these issues have been addressed by a court, </w:t>
             </w:r>
             <w:r>
               <w:rPr>
-                <w:rStyle w:val="21"/>
+                <w:rStyle w:val="23"/>
                 <w:rFonts w:hint="default" w:ascii="Times New Roman" w:hAnsi="Times New Roman" w:eastAsia="SimSun" w:cs="Times New Roman"/>
                 <w:color w:val="000000"/>
                 <w:kern w:val="0"/>
@@ -5447,6 +6531,198 @@
                 <w:lang w:val="en-US" w:eastAsia="zh-CN" w:bidi="ar"/>
               </w:rPr>
               <w:t>"</w:t>
+            </w:r>
+          </w:p>
+        </w:tc>
+      </w:tr>
+    </w:tbl>
+    <w:p>
+      <w:pPr>
+        <w:keepNext w:val="0"/>
+        <w:keepLines w:val="0"/>
+        <w:widowControl/>
+        <w:suppressLineNumbers w:val="0"/>
+        <w:spacing w:beforeAutospacing="1" w:after="200" w:line="30" w:lineRule="atLeast"/>
+        <w:jc w:val="center"/>
+        <w:outlineLvl w:val="1"/>
+        <w:rPr>
+          <w:rFonts w:ascii="DejaVu Sans" w:hAnsi="DejaVu Sans" w:eastAsia="SimSun" w:cs="DejaVu Sans"/>
+          <w:b/>
+          <w:bCs/>
+          <w:caps/>
+          <w:color w:val="000000"/>
+          <w:kern w:val="0"/>
+          <w:sz w:val="24"/>
+          <w:szCs w:val="24"/>
+          <w:u w:val="single"/>
+          <w:lang w:val="en-US" w:eastAsia="zh-CN" w:bidi="ar"/>
+        </w:rPr>
+      </w:pPr>
+      <w:bookmarkStart w:id="14" w:name="_Toc3130"/>
+      <w:bookmarkStart w:id="15" w:name="_Toc27490"/>
+      <w:r>
+        <w:rPr>
+          <w:rFonts w:ascii="DejaVu Sans" w:hAnsi="DejaVu Sans" w:eastAsia="SimSun" w:cs="DejaVu Sans"/>
+          <w:b/>
+          <w:bCs/>
+          <w:caps/>
+          <w:color w:val="000000"/>
+          <w:kern w:val="0"/>
+          <w:sz w:val="24"/>
+          <w:szCs w:val="24"/>
+          <w:u w:val="single"/>
+          <w:lang w:val="en-US" w:eastAsia="zh-CN" w:bidi="ar"/>
+        </w:rPr>
+        <w:t>Appendix F: Side-by-Side Demonstrative Exhibit — Spoliation Contradiction</w:t>
+      </w:r>
+      <w:bookmarkEnd w:id="14"/>
+      <w:bookmarkEnd w:id="15"/>
+    </w:p>
+    <w:tbl>
+      <w:tblPr>
+        <w:tblStyle w:val="9"/>
+        <w:tblW w:w="5000" w:type="pct"/>
+        <w:tblInd w:w="0" w:type="dxa"/>
+        <w:tblBorders>
+          <w:top w:val="none" w:color="auto" w:sz="0" w:space="0"/>
+          <w:left w:val="none" w:color="auto" w:sz="0" w:space="0"/>
+          <w:bottom w:val="none" w:color="auto" w:sz="0" w:space="0"/>
+          <w:right w:val="none" w:color="auto" w:sz="0" w:space="0"/>
+          <w:insideH w:val="none" w:color="auto" w:sz="0" w:space="0"/>
+          <w:insideV w:val="none" w:color="auto" w:sz="0" w:space="0"/>
+        </w:tblBorders>
+        <w:shd w:val="clear" w:color="auto" w:fill="auto"/>
+        <w:tblLayout w:type="autofit"/>
+        <w:tblCellMar>
+          <w:top w:w="15" w:type="dxa"/>
+          <w:left w:w="15" w:type="dxa"/>
+          <w:bottom w:w="15" w:type="dxa"/>
+          <w:right w:w="15" w:type="dxa"/>
+        </w:tblCellMar>
+      </w:tblPr>
+      <w:tblGrid>
+        <w:gridCol w:w="4353"/>
+        <w:gridCol w:w="4353"/>
+      </w:tblGrid>
+      <w:tr>
+        <w:tblPrEx>
+          <w:tblBorders>
+            <w:top w:val="none" w:color="auto" w:sz="0" w:space="0"/>
+            <w:left w:val="none" w:color="auto" w:sz="0" w:space="0"/>
+            <w:bottom w:val="none" w:color="auto" w:sz="0" w:space="0"/>
+            <w:right w:val="none" w:color="auto" w:sz="0" w:space="0"/>
+            <w:insideH w:val="none" w:color="auto" w:sz="0" w:space="0"/>
+            <w:insideV w:val="none" w:color="auto" w:sz="0" w:space="0"/>
+          </w:tblBorders>
+          <w:shd w:val="clear" w:color="auto" w:fill="auto"/>
+          <w:tblCellMar>
+            <w:top w:w="15" w:type="dxa"/>
+            <w:left w:w="15" w:type="dxa"/>
+            <w:bottom w:w="15" w:type="dxa"/>
+            <w:right w:w="15" w:type="dxa"/>
+          </w:tblCellMar>
+        </w:tblPrEx>
+        <w:tc>
+          <w:tcPr>
+            <w:tcW w:w="0" w:type="auto"/>
+            <w:tcBorders>
+              <w:top w:val="single" w:color="000000" w:sz="6" w:space="0"/>
+              <w:left w:val="single" w:color="000000" w:sz="6" w:space="0"/>
+              <w:bottom w:val="single" w:color="000000" w:sz="6" w:space="0"/>
+              <w:right w:val="single" w:color="000000" w:sz="6" w:space="0"/>
+            </w:tcBorders>
+            <w:shd w:val="clear" w:color="auto" w:fill="F2F2F2"/>
+            <w:tcMar>
+              <w:top w:w="200" w:type="dxa"/>
+              <w:left w:w="200" w:type="dxa"/>
+              <w:bottom w:w="200" w:type="dxa"/>
+              <w:right w:w="200" w:type="dxa"/>
+            </w:tcMar>
+            <w:vAlign w:val="top"/>
+          </w:tcPr>
+          <w:p>
+            <w:pPr>
+              <w:keepNext w:val="0"/>
+              <w:keepLines w:val="0"/>
+              <w:widowControl/>
+              <w:suppressLineNumbers w:val="0"/>
+              <w:jc w:val="center"/>
+              <w:textAlignment w:val="top"/>
+              <w:rPr>
+                <w:rFonts w:hint="default" w:ascii="Times New Roman" w:hAnsi="Times New Roman" w:cs="Times New Roman" w:eastAsiaTheme="minorEastAsia"/>
+                <w:b/>
+                <w:bCs/>
+                <w:color w:val="000000"/>
+                <w:kern w:val="0"/>
+                <w:sz w:val="24"/>
+                <w:szCs w:val="24"/>
+                <w:lang w:val="en-US" w:eastAsia="zh-CN" w:bidi="ar"/>
+              </w:rPr>
+            </w:pPr>
+            <w:r>
+              <w:rPr>
+                <w:rFonts w:hint="default" w:ascii="Times New Roman" w:hAnsi="Times New Roman" w:eastAsia="SimSun" w:cs="Times New Roman"/>
+                <w:b/>
+                <w:bCs/>
+                <w:color w:val="000000"/>
+                <w:kern w:val="0"/>
+                <w:sz w:val="24"/>
+                <w:szCs w:val="24"/>
+                <w:lang w:val="en-US" w:eastAsia="zh-CN" w:bidi="ar"/>
+              </w:rPr>
+              <w:t>Gass Email to Bennett (5/20/2024)</w:t>
+            </w:r>
+          </w:p>
+        </w:tc>
+        <w:tc>
+          <w:tcPr>
+            <w:tcW w:w="0" w:type="auto"/>
+            <w:tcBorders>
+              <w:top w:val="single" w:color="000000" w:sz="6" w:space="0"/>
+              <w:left w:val="single" w:color="000000" w:sz="6" w:space="0"/>
+              <w:bottom w:val="single" w:color="000000" w:sz="6" w:space="0"/>
+              <w:right w:val="single" w:color="000000" w:sz="6" w:space="0"/>
+            </w:tcBorders>
+            <w:shd w:val="clear" w:color="auto" w:fill="F2F2F2"/>
+            <w:tcMar>
+              <w:top w:w="200" w:type="dxa"/>
+              <w:left w:w="200" w:type="dxa"/>
+              <w:bottom w:w="200" w:type="dxa"/>
+              <w:right w:w="200" w:type="dxa"/>
+            </w:tcMar>
+            <w:vAlign w:val="top"/>
+          </w:tcPr>
+          <w:p>
+            <w:pPr>
+              <w:keepNext w:val="0"/>
+              <w:keepLines w:val="0"/>
+              <w:widowControl/>
+              <w:suppressLineNumbers w:val="0"/>
+              <w:jc w:val="center"/>
+              <w:textAlignment w:val="top"/>
+              <w:rPr>
+                <w:rFonts w:hint="default" w:ascii="Times New Roman" w:hAnsi="Times New Roman" w:cs="Times New Roman" w:eastAsiaTheme="minorEastAsia"/>
+                <w:b/>
+                <w:bCs/>
+                <w:color w:val="000000"/>
+                <w:kern w:val="0"/>
+                <w:sz w:val="24"/>
+                <w:szCs w:val="24"/>
+                <w:lang w:val="en-US" w:eastAsia="zh-CN" w:bidi="ar"/>
+              </w:rPr>
+            </w:pPr>
+            <w:r>
+              <w:rPr>
+                <w:rFonts w:hint="default" w:ascii="Times New Roman" w:hAnsi="Times New Roman" w:eastAsia="SimSun" w:cs="Times New Roman"/>
+                <w:b/>
+                <w:bCs/>
+                <w:color w:val="000000"/>
+                <w:kern w:val="0"/>
+                <w:sz w:val="24"/>
+                <w:szCs w:val="24"/>
+                <w:lang w:val="en-US" w:eastAsia="zh-CN" w:bidi="ar"/>
+              </w:rPr>
+              <w:t>Gass Filing to Court (5/22/2024)</w:t>
             </w:r>
           </w:p>
         </w:tc>
@@ -5506,7 +6782,6 @@
             </w:pPr>
             <w:r>
               <w:rPr>
-                <w:rStyle w:val="16"/>
                 <w:rFonts w:hint="default" w:ascii="Times New Roman" w:hAnsi="Times New Roman" w:eastAsia="SimSun" w:cs="Times New Roman"/>
                 <w:color w:val="000000"/>
                 <w:kern w:val="0"/>
@@ -5514,10 +6789,11 @@
                 <w:szCs w:val="24"/>
                 <w:lang w:val="en-US" w:eastAsia="zh-CN" w:bidi="ar"/>
               </w:rPr>
-              <w:t>Source:</w:t>
-            </w:r>
-            <w:r>
-              <w:rPr>
+              <w:t xml:space="preserve">"Her system </w:t>
+            </w:r>
+            <w:r>
+              <w:rPr>
+                <w:rStyle w:val="23"/>
                 <w:rFonts w:hint="default" w:ascii="Times New Roman" w:hAnsi="Times New Roman" w:eastAsia="SimSun" w:cs="Times New Roman"/>
                 <w:color w:val="000000"/>
                 <w:kern w:val="0"/>
@@ -5525,7 +6801,18 @@
                 <w:szCs w:val="24"/>
                 <w:lang w:val="en-US" w:eastAsia="zh-CN" w:bidi="ar"/>
               </w:rPr>
-              <w:t xml:space="preserve"> Answer to Petition for Review (102950-1).</w:t>
+              <w:t>deletes videos every 30 days.</w:t>
+            </w:r>
+            <w:r>
+              <w:rPr>
+                <w:rFonts w:hint="default" w:ascii="Times New Roman" w:hAnsi="Times New Roman" w:eastAsia="SimSun" w:cs="Times New Roman"/>
+                <w:color w:val="000000"/>
+                <w:kern w:val="0"/>
+                <w:sz w:val="24"/>
+                <w:szCs w:val="24"/>
+                <w:lang w:val="en-US" w:eastAsia="zh-CN" w:bidi="ar"/>
+              </w:rPr>
+              <w:t xml:space="preserve"> The only way she knew how to preserve... was to record it on her cell phone."</w:t>
             </w:r>
           </w:p>
         </w:tc>
@@ -5566,7 +6853,6 @@
             </w:pPr>
             <w:r>
               <w:rPr>
-                <w:rStyle w:val="16"/>
                 <w:rFonts w:hint="default" w:ascii="Times New Roman" w:hAnsi="Times New Roman" w:eastAsia="SimSun" w:cs="Times New Roman"/>
                 <w:color w:val="000000"/>
                 <w:kern w:val="0"/>
@@ -5574,10 +6860,11 @@
                 <w:szCs w:val="24"/>
                 <w:lang w:val="en-US" w:eastAsia="zh-CN" w:bidi="ar"/>
               </w:rPr>
-              <w:t>Source:</w:t>
-            </w:r>
-            <w:r>
-              <w:rPr>
+              <w:t xml:space="preserve">"The Defendant [Manning] </w:t>
+            </w:r>
+            <w:r>
+              <w:rPr>
+                <w:rStyle w:val="23"/>
                 <w:rFonts w:hint="default" w:ascii="Times New Roman" w:hAnsi="Times New Roman" w:eastAsia="SimSun" w:cs="Times New Roman"/>
                 <w:color w:val="000000"/>
                 <w:kern w:val="0"/>
@@ -5585,7 +6872,18 @@
                 <w:szCs w:val="24"/>
                 <w:lang w:val="en-US" w:eastAsia="zh-CN" w:bidi="ar"/>
               </w:rPr>
-              <w:t xml:space="preserve"> Summary Judgment Argument (23-2-11352-7).</w:t>
+              <w:t>did not spoliate evidence</w:t>
+            </w:r>
+            <w:r>
+              <w:rPr>
+                <w:rFonts w:hint="default" w:ascii="Times New Roman" w:hAnsi="Times New Roman" w:eastAsia="SimSun" w:cs="Times New Roman"/>
+                <w:color w:val="000000"/>
+                <w:kern w:val="0"/>
+                <w:sz w:val="24"/>
+                <w:szCs w:val="24"/>
+                <w:lang w:val="en-US" w:eastAsia="zh-CN" w:bidi="ar"/>
+              </w:rPr>
+              <w:t>... the video still exists."</w:t>
             </w:r>
           </w:p>
         </w:tc>
@@ -5598,15 +6896,19 @@
         <w:widowControl/>
         <w:suppressLineNumbers w:val="0"/>
         <w:spacing w:line="30" w:lineRule="atLeast"/>
+        <w:outlineLvl w:val="1"/>
         <w:rPr>
           <w:color w:val="000000"/>
         </w:rPr>
         <w:sectPr>
           <w:pgSz w:w="11906" w:h="16839"/>
-          <w:pgMar w:top="2160" w:right="2160" w:bottom="2160" w:left="2880" w:header="851" w:footer="992" w:gutter="0"/>
+          <w:pgMar w:top="1440" w:right="1800" w:bottom="1440" w:left="1800" w:header="851" w:footer="992" w:gutter="0"/>
+          <w:pgNumType w:fmt="upperLetter"/>
           <w:cols w:space="0" w:num="1"/>
         </w:sectPr>
       </w:pPr>
+      <w:bookmarkStart w:id="16" w:name="_Toc8590"/>
+      <w:bookmarkStart w:id="17" w:name="_Toc7556"/>
     </w:p>
     <w:p>
       <w:pPr>
@@ -5614,23 +6916,11 @@
         <w:keepLines w:val="0"/>
         <w:widowControl/>
         <w:suppressLineNumbers w:val="0"/>
-        <w:spacing w:before="480" w:beforeAutospacing="0" w:after="240" w:afterAutospacing="0" w:line="30" w:lineRule="atLeast"/>
-        <w:jc w:val="left"/>
-        <w:rPr>
-          <w:rFonts w:hint="eastAsia" w:ascii="SimSun" w:hAnsi="SimSun" w:eastAsia="SimSun" w:cs="SimSun"/>
-          <w:b/>
-          <w:bCs/>
-          <w:caps/>
-          <w:kern w:val="0"/>
-          <w:sz w:val="24"/>
-          <w:szCs w:val="24"/>
-          <w:u w:val="single"/>
-          <w:lang w:val="en-US" w:eastAsia="zh-CN" w:bidi="ar"/>
-        </w:rPr>
-      </w:pPr>
-      <w:r>
-        <w:rPr>
-          <w:rFonts w:hint="eastAsia" w:ascii="SimSun" w:hAnsi="SimSun" w:eastAsia="SimSun" w:cs="SimSun"/>
+        <w:spacing w:beforeAutospacing="1" w:after="200" w:line="30" w:lineRule="atLeast"/>
+        <w:jc w:val="center"/>
+        <w:outlineLvl w:val="1"/>
+        <w:rPr>
+          <w:rFonts w:ascii="DejaVu Sans" w:hAnsi="DejaVu Sans" w:eastAsia="SimSun" w:cs="DejaVu Sans"/>
           <w:b/>
           <w:bCs/>
           <w:caps/>
@@ -5641,484 +6931,10 @@
           <w:u w:val="single"/>
           <w:lang w:val="en-US" w:eastAsia="zh-CN" w:bidi="ar"/>
         </w:rPr>
-        <w:t>Appendix E: Three-Column Exhibit — The Exclusion of Civil Matters</w:t>
-      </w:r>
-    </w:p>
-    <w:tbl>
-      <w:tblPr>
-        <w:tblStyle w:val="9"/>
-        <w:tblW w:w="5000" w:type="pct"/>
-        <w:tblInd w:w="0" w:type="dxa"/>
-        <w:tblBorders>
-          <w:top w:val="none" w:color="auto" w:sz="0" w:space="0"/>
-          <w:left w:val="none" w:color="auto" w:sz="0" w:space="0"/>
-          <w:bottom w:val="none" w:color="auto" w:sz="0" w:space="0"/>
-          <w:right w:val="none" w:color="auto" w:sz="0" w:space="0"/>
-          <w:insideH w:val="none" w:color="auto" w:sz="0" w:space="0"/>
-          <w:insideV w:val="none" w:color="auto" w:sz="0" w:space="0"/>
-        </w:tblBorders>
-        <w:shd w:val="clear" w:color="auto" w:fill="auto"/>
-        <w:tblLayout w:type="autofit"/>
-        <w:tblCellMar>
-          <w:top w:w="15" w:type="dxa"/>
-          <w:left w:w="15" w:type="dxa"/>
-          <w:bottom w:w="15" w:type="dxa"/>
-          <w:right w:w="15" w:type="dxa"/>
-        </w:tblCellMar>
-      </w:tblPr>
-      <w:tblGrid>
-        <w:gridCol w:w="2422"/>
-        <w:gridCol w:w="2422"/>
-        <w:gridCol w:w="2422"/>
-      </w:tblGrid>
-      <w:tr>
-        <w:tblPrEx>
-          <w:tblBorders>
-            <w:top w:val="none" w:color="auto" w:sz="0" w:space="0"/>
-            <w:left w:val="none" w:color="auto" w:sz="0" w:space="0"/>
-            <w:bottom w:val="none" w:color="auto" w:sz="0" w:space="0"/>
-            <w:right w:val="none" w:color="auto" w:sz="0" w:space="0"/>
-            <w:insideH w:val="none" w:color="auto" w:sz="0" w:space="0"/>
-            <w:insideV w:val="none" w:color="auto" w:sz="0" w:space="0"/>
-          </w:tblBorders>
-          <w:shd w:val="clear" w:color="auto" w:fill="auto"/>
-          <w:tblCellMar>
-            <w:top w:w="15" w:type="dxa"/>
-            <w:left w:w="15" w:type="dxa"/>
-            <w:bottom w:w="15" w:type="dxa"/>
-            <w:right w:w="15" w:type="dxa"/>
-          </w:tblCellMar>
-        </w:tblPrEx>
-        <w:tc>
-          <w:tcPr>
-            <w:tcW w:w="0" w:type="auto"/>
-            <w:tcBorders>
-              <w:top w:val="single" w:color="000000" w:sz="6" w:space="0"/>
-              <w:left w:val="single" w:color="000000" w:sz="6" w:space="0"/>
-              <w:bottom w:val="single" w:color="000000" w:sz="6" w:space="0"/>
-              <w:right w:val="single" w:color="000000" w:sz="6" w:space="0"/>
-            </w:tcBorders>
-            <w:shd w:val="clear" w:color="auto" w:fill="F2F2F2"/>
-            <w:tcMar>
-              <w:top w:w="200" w:type="dxa"/>
-              <w:left w:w="200" w:type="dxa"/>
-              <w:bottom w:w="200" w:type="dxa"/>
-              <w:right w:w="200" w:type="dxa"/>
-            </w:tcMar>
-            <w:vAlign w:val="top"/>
-          </w:tcPr>
-          <w:p>
-            <w:pPr>
-              <w:keepNext w:val="0"/>
-              <w:keepLines w:val="0"/>
-              <w:widowControl/>
-              <w:suppressLineNumbers w:val="0"/>
-              <w:jc w:val="center"/>
-              <w:textAlignment w:val="top"/>
-              <w:rPr>
-                <w:rFonts w:hint="default" w:ascii="Times New Roman" w:hAnsi="Times New Roman" w:cs="Times New Roman" w:eastAsiaTheme="minorEastAsia"/>
-                <w:b/>
-                <w:bCs/>
-                <w:color w:val="000000"/>
-                <w:kern w:val="0"/>
-                <w:sz w:val="24"/>
-                <w:szCs w:val="24"/>
-                <w:lang w:val="en-US" w:eastAsia="zh-CN" w:bidi="ar"/>
-              </w:rPr>
-            </w:pPr>
-            <w:r>
-              <w:rPr>
-                <w:rFonts w:hint="default" w:ascii="Times New Roman" w:hAnsi="Times New Roman" w:eastAsia="SimSun" w:cs="Times New Roman"/>
-                <w:b/>
-                <w:bCs/>
-                <w:color w:val="000000"/>
-                <w:kern w:val="0"/>
-                <w:sz w:val="24"/>
-                <w:szCs w:val="24"/>
-                <w:lang w:val="en-US" w:eastAsia="zh-CN" w:bidi="ar"/>
-              </w:rPr>
-              <w:t>1. DVPO Judge (8/5/2022)</w:t>
-            </w:r>
-          </w:p>
-        </w:tc>
-        <w:tc>
-          <w:tcPr>
-            <w:tcW w:w="0" w:type="auto"/>
-            <w:tcBorders>
-              <w:top w:val="single" w:color="000000" w:sz="6" w:space="0"/>
-              <w:left w:val="single" w:color="000000" w:sz="6" w:space="0"/>
-              <w:bottom w:val="single" w:color="000000" w:sz="6" w:space="0"/>
-              <w:right w:val="single" w:color="000000" w:sz="6" w:space="0"/>
-            </w:tcBorders>
-            <w:shd w:val="clear" w:color="auto" w:fill="F2F2F2"/>
-            <w:tcMar>
-              <w:top w:w="200" w:type="dxa"/>
-              <w:left w:w="200" w:type="dxa"/>
-              <w:bottom w:w="200" w:type="dxa"/>
-              <w:right w:w="200" w:type="dxa"/>
-            </w:tcMar>
-            <w:vAlign w:val="top"/>
-          </w:tcPr>
-          <w:p>
-            <w:pPr>
-              <w:keepNext w:val="0"/>
-              <w:keepLines w:val="0"/>
-              <w:widowControl/>
-              <w:suppressLineNumbers w:val="0"/>
-              <w:jc w:val="center"/>
-              <w:textAlignment w:val="top"/>
-              <w:rPr>
-                <w:rFonts w:hint="default" w:ascii="Times New Roman" w:hAnsi="Times New Roman" w:cs="Times New Roman" w:eastAsiaTheme="minorEastAsia"/>
-                <w:b/>
-                <w:bCs/>
-                <w:color w:val="000000"/>
-                <w:kern w:val="0"/>
-                <w:sz w:val="24"/>
-                <w:szCs w:val="24"/>
-                <w:lang w:val="en-US" w:eastAsia="zh-CN" w:bidi="ar"/>
-              </w:rPr>
-            </w:pPr>
-            <w:r>
-              <w:rPr>
-                <w:rFonts w:hint="default" w:ascii="Times New Roman" w:hAnsi="Times New Roman" w:eastAsia="SimSun" w:cs="Times New Roman"/>
-                <w:b/>
-                <w:bCs/>
-                <w:color w:val="000000"/>
-                <w:kern w:val="0"/>
-                <w:sz w:val="24"/>
-                <w:szCs w:val="24"/>
-                <w:lang w:val="en-US" w:eastAsia="zh-CN" w:bidi="ar"/>
-              </w:rPr>
-              <w:t>2. Gass to Supreme Court (6/21/2024)</w:t>
-            </w:r>
-          </w:p>
-        </w:tc>
-        <w:tc>
-          <w:tcPr>
-            <w:tcW w:w="0" w:type="auto"/>
-            <w:tcBorders>
-              <w:top w:val="single" w:color="000000" w:sz="6" w:space="0"/>
-              <w:left w:val="single" w:color="000000" w:sz="6" w:space="0"/>
-              <w:bottom w:val="single" w:color="000000" w:sz="6" w:space="0"/>
-              <w:right w:val="single" w:color="000000" w:sz="6" w:space="0"/>
-            </w:tcBorders>
-            <w:shd w:val="clear" w:color="auto" w:fill="F2F2F2"/>
-            <w:tcMar>
-              <w:top w:w="200" w:type="dxa"/>
-              <w:left w:w="200" w:type="dxa"/>
-              <w:bottom w:w="200" w:type="dxa"/>
-              <w:right w:w="200" w:type="dxa"/>
-            </w:tcMar>
-            <w:vAlign w:val="top"/>
-          </w:tcPr>
-          <w:p>
-            <w:pPr>
-              <w:keepNext w:val="0"/>
-              <w:keepLines w:val="0"/>
-              <w:widowControl/>
-              <w:suppressLineNumbers w:val="0"/>
-              <w:jc w:val="center"/>
-              <w:textAlignment w:val="top"/>
-              <w:rPr>
-                <w:rFonts w:hint="default" w:ascii="Times New Roman" w:hAnsi="Times New Roman" w:cs="Times New Roman" w:eastAsiaTheme="minorEastAsia"/>
-                <w:b/>
-                <w:bCs/>
-                <w:color w:val="000000"/>
-                <w:kern w:val="0"/>
-                <w:sz w:val="24"/>
-                <w:szCs w:val="24"/>
-                <w:lang w:val="en-US" w:eastAsia="zh-CN" w:bidi="ar"/>
-              </w:rPr>
-            </w:pPr>
-            <w:r>
-              <w:rPr>
-                <w:rFonts w:hint="default" w:ascii="Times New Roman" w:hAnsi="Times New Roman" w:eastAsia="SimSun" w:cs="Times New Roman"/>
-                <w:b/>
-                <w:bCs/>
-                <w:color w:val="000000"/>
-                <w:kern w:val="0"/>
-                <w:sz w:val="24"/>
-                <w:szCs w:val="24"/>
-                <w:lang w:val="en-US" w:eastAsia="zh-CN" w:bidi="ar"/>
-              </w:rPr>
-              <w:t>3. Gass to Superior Court (6/28/2024)</w:t>
-            </w:r>
-          </w:p>
-        </w:tc>
-      </w:tr>
-      <w:tr>
-        <w:tblPrEx>
-          <w:tblBorders>
-            <w:top w:val="none" w:color="auto" w:sz="0" w:space="0"/>
-            <w:left w:val="none" w:color="auto" w:sz="0" w:space="0"/>
-            <w:bottom w:val="none" w:color="auto" w:sz="0" w:space="0"/>
-            <w:right w:val="none" w:color="auto" w:sz="0" w:space="0"/>
-            <w:insideH w:val="none" w:color="auto" w:sz="0" w:space="0"/>
-            <w:insideV w:val="none" w:color="auto" w:sz="0" w:space="0"/>
-          </w:tblBorders>
-          <w:shd w:val="clear" w:color="auto" w:fill="auto"/>
-          <w:tblCellMar>
-            <w:top w:w="15" w:type="dxa"/>
-            <w:left w:w="15" w:type="dxa"/>
-            <w:bottom w:w="15" w:type="dxa"/>
-            <w:right w:w="15" w:type="dxa"/>
-          </w:tblCellMar>
-        </w:tblPrEx>
-        <w:tc>
-          <w:tcPr>
-            <w:tcW w:w="1666" w:type="pct"/>
-            <w:tcBorders>
-              <w:top w:val="single" w:color="000000" w:sz="6" w:space="0"/>
-              <w:left w:val="single" w:color="000000" w:sz="6" w:space="0"/>
-              <w:bottom w:val="single" w:color="000000" w:sz="6" w:space="0"/>
-              <w:right w:val="single" w:color="000000" w:sz="6" w:space="0"/>
-            </w:tcBorders>
-            <w:shd w:val="clear" w:color="auto" w:fill="auto"/>
-            <w:tcMar>
-              <w:top w:w="200" w:type="dxa"/>
-              <w:left w:w="200" w:type="dxa"/>
-              <w:bottom w:w="200" w:type="dxa"/>
-              <w:right w:w="200" w:type="dxa"/>
-            </w:tcMar>
-            <w:vAlign w:val="top"/>
-          </w:tcPr>
-          <w:p>
-            <w:pPr>
-              <w:keepNext w:val="0"/>
-              <w:keepLines w:val="0"/>
-              <w:widowControl/>
-              <w:suppressLineNumbers w:val="0"/>
-              <w:jc w:val="left"/>
-              <w:textAlignment w:val="top"/>
-              <w:rPr>
-                <w:rFonts w:hint="default" w:ascii="Times New Roman" w:hAnsi="Times New Roman" w:cs="Times New Roman" w:eastAsiaTheme="minorEastAsia"/>
-                <w:color w:val="000000"/>
-                <w:kern w:val="0"/>
-                <w:sz w:val="24"/>
-                <w:szCs w:val="24"/>
-                <w:lang w:val="en-US" w:eastAsia="zh-CN" w:bidi="ar"/>
-              </w:rPr>
-            </w:pPr>
-            <w:r>
-              <w:rPr>
-                <w:rFonts w:hint="default" w:ascii="Times New Roman" w:hAnsi="Times New Roman" w:eastAsia="SimSun" w:cs="Times New Roman"/>
-                <w:color w:val="000000"/>
-                <w:kern w:val="0"/>
-                <w:sz w:val="24"/>
-                <w:szCs w:val="24"/>
-                <w:lang w:val="en-US" w:eastAsia="zh-CN" w:bidi="ar"/>
-              </w:rPr>
-              <w:t xml:space="preserve">"Anything that is </w:t>
-            </w:r>
-            <w:r>
-              <w:rPr>
-                <w:rStyle w:val="21"/>
-                <w:rFonts w:hint="default" w:ascii="Times New Roman" w:hAnsi="Times New Roman" w:eastAsia="SimSun" w:cs="Times New Roman"/>
-                <w:color w:val="000000"/>
-                <w:kern w:val="0"/>
-                <w:sz w:val="24"/>
-                <w:szCs w:val="24"/>
-                <w:lang w:val="en-US" w:eastAsia="zh-CN" w:bidi="ar"/>
-              </w:rPr>
-              <w:t>beyond the scope of why we’re here</w:t>
-            </w:r>
-            <w:r>
-              <w:rPr>
-                <w:rFonts w:hint="default" w:ascii="Times New Roman" w:hAnsi="Times New Roman" w:eastAsia="SimSun" w:cs="Times New Roman"/>
-                <w:color w:val="000000"/>
-                <w:kern w:val="0"/>
-                <w:sz w:val="24"/>
-                <w:szCs w:val="24"/>
-                <w:lang w:val="en-US" w:eastAsia="zh-CN" w:bidi="ar"/>
-              </w:rPr>
-              <w:t xml:space="preserve"> is not going to be something that I want to you focus in your testimony."</w:t>
-            </w:r>
-          </w:p>
-        </w:tc>
-        <w:tc>
-          <w:tcPr>
-            <w:tcW w:w="1666" w:type="pct"/>
-            <w:tcBorders>
-              <w:top w:val="single" w:color="000000" w:sz="6" w:space="0"/>
-              <w:left w:val="single" w:color="000000" w:sz="6" w:space="0"/>
-              <w:bottom w:val="single" w:color="000000" w:sz="6" w:space="0"/>
-              <w:right w:val="single" w:color="000000" w:sz="6" w:space="0"/>
-            </w:tcBorders>
-            <w:shd w:val="clear" w:color="auto" w:fill="auto"/>
-            <w:tcMar>
-              <w:top w:w="200" w:type="dxa"/>
-              <w:left w:w="200" w:type="dxa"/>
-              <w:bottom w:w="200" w:type="dxa"/>
-              <w:right w:w="200" w:type="dxa"/>
-            </w:tcMar>
-            <w:vAlign w:val="top"/>
-          </w:tcPr>
-          <w:p>
-            <w:pPr>
-              <w:keepNext w:val="0"/>
-              <w:keepLines w:val="0"/>
-              <w:widowControl/>
-              <w:suppressLineNumbers w:val="0"/>
-              <w:jc w:val="left"/>
-              <w:textAlignment w:val="top"/>
-              <w:rPr>
-                <w:rFonts w:hint="default" w:ascii="Times New Roman" w:hAnsi="Times New Roman" w:cs="Times New Roman" w:eastAsiaTheme="minorEastAsia"/>
-                <w:color w:val="000000"/>
-                <w:kern w:val="0"/>
-                <w:sz w:val="24"/>
-                <w:szCs w:val="24"/>
-                <w:lang w:val="en-US" w:eastAsia="zh-CN" w:bidi="ar"/>
-              </w:rPr>
-            </w:pPr>
-            <w:r>
-              <w:rPr>
-                <w:rFonts w:hint="default" w:ascii="Times New Roman" w:hAnsi="Times New Roman" w:eastAsia="SimSun" w:cs="Times New Roman"/>
-                <w:color w:val="000000"/>
-                <w:kern w:val="0"/>
-                <w:sz w:val="24"/>
-                <w:szCs w:val="24"/>
-                <w:lang w:val="en-US" w:eastAsia="zh-CN" w:bidi="ar"/>
-              </w:rPr>
-              <w:t xml:space="preserve">"This evidence is... </w:t>
-            </w:r>
-            <w:r>
-              <w:rPr>
-                <w:rStyle w:val="21"/>
-                <w:rFonts w:hint="default" w:ascii="Times New Roman" w:hAnsi="Times New Roman" w:eastAsia="SimSun" w:cs="Times New Roman"/>
-                <w:color w:val="000000"/>
-                <w:kern w:val="0"/>
-                <w:sz w:val="24"/>
-                <w:szCs w:val="24"/>
-                <w:lang w:val="en-US" w:eastAsia="zh-CN" w:bidi="ar"/>
-              </w:rPr>
-              <w:t>not relevant to this case</w:t>
-            </w:r>
-            <w:r>
-              <w:rPr>
-                <w:rFonts w:hint="default" w:ascii="Times New Roman" w:hAnsi="Times New Roman" w:eastAsia="SimSun" w:cs="Times New Roman"/>
-                <w:color w:val="000000"/>
-                <w:kern w:val="0"/>
-                <w:sz w:val="24"/>
-                <w:szCs w:val="24"/>
-                <w:lang w:val="en-US" w:eastAsia="zh-CN" w:bidi="ar"/>
-              </w:rPr>
-              <w:t xml:space="preserve"> [the DVPO]."</w:t>
-            </w:r>
-          </w:p>
-        </w:tc>
-        <w:tc>
-          <w:tcPr>
-            <w:tcW w:w="1666" w:type="pct"/>
-            <w:tcBorders>
-              <w:top w:val="single" w:color="000000" w:sz="6" w:space="0"/>
-              <w:left w:val="single" w:color="000000" w:sz="6" w:space="0"/>
-              <w:bottom w:val="single" w:color="000000" w:sz="6" w:space="0"/>
-              <w:right w:val="single" w:color="000000" w:sz="6" w:space="0"/>
-            </w:tcBorders>
-            <w:shd w:val="clear" w:color="auto" w:fill="auto"/>
-            <w:tcMar>
-              <w:top w:w="200" w:type="dxa"/>
-              <w:left w:w="200" w:type="dxa"/>
-              <w:bottom w:w="200" w:type="dxa"/>
-              <w:right w:w="200" w:type="dxa"/>
-            </w:tcMar>
-            <w:vAlign w:val="top"/>
-          </w:tcPr>
-          <w:p>
-            <w:pPr>
-              <w:keepNext w:val="0"/>
-              <w:keepLines w:val="0"/>
-              <w:widowControl/>
-              <w:suppressLineNumbers w:val="0"/>
-              <w:jc w:val="left"/>
-              <w:textAlignment w:val="top"/>
-              <w:rPr>
-                <w:rFonts w:hint="default" w:ascii="Times New Roman" w:hAnsi="Times New Roman" w:cs="Times New Roman" w:eastAsiaTheme="minorEastAsia"/>
-                <w:color w:val="000000"/>
-                <w:kern w:val="0"/>
-                <w:sz w:val="24"/>
-                <w:szCs w:val="24"/>
-                <w:lang w:val="en-US" w:eastAsia="zh-CN" w:bidi="ar"/>
-              </w:rPr>
-            </w:pPr>
-            <w:r>
-              <w:rPr>
-                <w:rFonts w:hint="default" w:ascii="Times New Roman" w:hAnsi="Times New Roman" w:eastAsia="SimSun" w:cs="Times New Roman"/>
-                <w:color w:val="000000"/>
-                <w:kern w:val="0"/>
-                <w:sz w:val="24"/>
-                <w:szCs w:val="24"/>
-                <w:lang w:val="en-US" w:eastAsia="zh-CN" w:bidi="ar"/>
-              </w:rPr>
-              <w:t xml:space="preserve">"All of these issues have been addressed by a court, </w:t>
-            </w:r>
-            <w:r>
-              <w:rPr>
-                <w:rStyle w:val="21"/>
-                <w:rFonts w:hint="default" w:ascii="Times New Roman" w:hAnsi="Times New Roman" w:eastAsia="SimSun" w:cs="Times New Roman"/>
-                <w:color w:val="000000"/>
-                <w:kern w:val="0"/>
-                <w:sz w:val="24"/>
-                <w:szCs w:val="24"/>
-                <w:lang w:val="en-US" w:eastAsia="zh-CN" w:bidi="ar"/>
-              </w:rPr>
-              <w:t>they've been adjudicated.</w:t>
-            </w:r>
-            <w:r>
-              <w:rPr>
-                <w:rFonts w:hint="default" w:ascii="Times New Roman" w:hAnsi="Times New Roman" w:eastAsia="SimSun" w:cs="Times New Roman"/>
-                <w:color w:val="000000"/>
-                <w:kern w:val="0"/>
-                <w:sz w:val="24"/>
-                <w:szCs w:val="24"/>
-                <w:lang w:val="en-US" w:eastAsia="zh-CN" w:bidi="ar"/>
-              </w:rPr>
-              <w:t>"</w:t>
-            </w:r>
-          </w:p>
-        </w:tc>
-      </w:tr>
-    </w:tbl>
-    <w:p>
-      <w:pPr>
-        <w:keepNext w:val="0"/>
-        <w:keepLines w:val="0"/>
-        <w:widowControl/>
-        <w:suppressLineNumbers w:val="0"/>
-        <w:spacing w:line="30" w:lineRule="atLeast"/>
-        <w:rPr>
-          <w:color w:val="000000"/>
-        </w:rPr>
-        <w:sectPr>
-          <w:pgSz w:w="11906" w:h="16839"/>
-          <w:pgMar w:top="2160" w:right="2160" w:bottom="2160" w:left="2880" w:header="851" w:footer="992" w:gutter="0"/>
-          <w:cols w:space="0" w:num="1"/>
-        </w:sectPr>
-      </w:pPr>
-    </w:p>
-    <w:p>
-      <w:pPr>
-        <w:keepNext w:val="0"/>
-        <w:keepLines w:val="0"/>
-        <w:widowControl/>
-        <w:suppressLineNumbers w:val="0"/>
-        <w:spacing w:before="480" w:beforeAutospacing="0" w:after="240" w:afterAutospacing="0" w:line="30" w:lineRule="atLeast"/>
-        <w:jc w:val="left"/>
-        <w:rPr>
-          <w:rFonts w:hint="eastAsia" w:ascii="SimSun" w:hAnsi="SimSun" w:eastAsia="SimSun" w:cs="SimSun"/>
-          <w:b/>
-          <w:bCs/>
-          <w:caps/>
-          <w:kern w:val="0"/>
-          <w:sz w:val="24"/>
-          <w:szCs w:val="24"/>
-          <w:u w:val="single"/>
-          <w:lang w:val="en-US" w:eastAsia="zh-CN" w:bidi="ar"/>
-        </w:rPr>
-      </w:pPr>
-      <w:r>
-        <w:rPr>
-          <w:rFonts w:hint="eastAsia" w:ascii="SimSun" w:hAnsi="SimSun" w:eastAsia="SimSun" w:cs="SimSun"/>
+      </w:pPr>
+      <w:r>
+        <w:rPr>
+          <w:rFonts w:ascii="DejaVu Sans" w:hAnsi="DejaVu Sans" w:eastAsia="SimSun" w:cs="DejaVu Sans"/>
           <w:b/>
           <w:bCs/>
           <w:caps/>
@@ -6129,366 +6945,10 @@
           <w:u w:val="single"/>
           <w:lang w:val="en-US" w:eastAsia="zh-CN" w:bidi="ar"/>
         </w:rPr>
-        <w:t>Appendix F: Side-by-Side Demonstrative Exhibit — Spoliation Contradiction</w:t>
-      </w:r>
-    </w:p>
-    <w:tbl>
-      <w:tblPr>
-        <w:tblStyle w:val="9"/>
-        <w:tblW w:w="5000" w:type="pct"/>
-        <w:tblInd w:w="0" w:type="dxa"/>
-        <w:tblBorders>
-          <w:top w:val="none" w:color="auto" w:sz="0" w:space="0"/>
-          <w:left w:val="none" w:color="auto" w:sz="0" w:space="0"/>
-          <w:bottom w:val="none" w:color="auto" w:sz="0" w:space="0"/>
-          <w:right w:val="none" w:color="auto" w:sz="0" w:space="0"/>
-          <w:insideH w:val="none" w:color="auto" w:sz="0" w:space="0"/>
-          <w:insideV w:val="none" w:color="auto" w:sz="0" w:space="0"/>
-        </w:tblBorders>
-        <w:shd w:val="clear" w:color="auto" w:fill="auto"/>
-        <w:tblLayout w:type="autofit"/>
-        <w:tblCellMar>
-          <w:top w:w="15" w:type="dxa"/>
-          <w:left w:w="15" w:type="dxa"/>
-          <w:bottom w:w="15" w:type="dxa"/>
-          <w:right w:w="15" w:type="dxa"/>
-        </w:tblCellMar>
-      </w:tblPr>
-      <w:tblGrid>
-        <w:gridCol w:w="3633"/>
-        <w:gridCol w:w="3633"/>
-      </w:tblGrid>
-      <w:tr>
-        <w:tblPrEx>
-          <w:tblBorders>
-            <w:top w:val="none" w:color="auto" w:sz="0" w:space="0"/>
-            <w:left w:val="none" w:color="auto" w:sz="0" w:space="0"/>
-            <w:bottom w:val="none" w:color="auto" w:sz="0" w:space="0"/>
-            <w:right w:val="none" w:color="auto" w:sz="0" w:space="0"/>
-            <w:insideH w:val="none" w:color="auto" w:sz="0" w:space="0"/>
-            <w:insideV w:val="none" w:color="auto" w:sz="0" w:space="0"/>
-          </w:tblBorders>
-          <w:shd w:val="clear" w:color="auto" w:fill="auto"/>
-        </w:tblPrEx>
-        <w:tc>
-          <w:tcPr>
-            <w:tcW w:w="0" w:type="auto"/>
-            <w:tcBorders>
-              <w:top w:val="single" w:color="000000" w:sz="6" w:space="0"/>
-              <w:left w:val="single" w:color="000000" w:sz="6" w:space="0"/>
-              <w:bottom w:val="single" w:color="000000" w:sz="6" w:space="0"/>
-              <w:right w:val="single" w:color="000000" w:sz="6" w:space="0"/>
-            </w:tcBorders>
-            <w:shd w:val="clear" w:color="auto" w:fill="F2F2F2"/>
-            <w:tcMar>
-              <w:top w:w="200" w:type="dxa"/>
-              <w:left w:w="200" w:type="dxa"/>
-              <w:bottom w:w="200" w:type="dxa"/>
-              <w:right w:w="200" w:type="dxa"/>
-            </w:tcMar>
-            <w:vAlign w:val="top"/>
-          </w:tcPr>
-          <w:p>
-            <w:pPr>
-              <w:keepNext w:val="0"/>
-              <w:keepLines w:val="0"/>
-              <w:widowControl/>
-              <w:suppressLineNumbers w:val="0"/>
-              <w:jc w:val="center"/>
-              <w:textAlignment w:val="top"/>
-              <w:rPr>
-                <w:rFonts w:hint="default" w:ascii="Times New Roman" w:hAnsi="Times New Roman" w:cs="Times New Roman" w:eastAsiaTheme="minorEastAsia"/>
-                <w:b/>
-                <w:bCs/>
-                <w:color w:val="000000"/>
-                <w:kern w:val="0"/>
-                <w:sz w:val="24"/>
-                <w:szCs w:val="24"/>
-                <w:lang w:val="en-US" w:eastAsia="zh-CN" w:bidi="ar"/>
-              </w:rPr>
-            </w:pPr>
-            <w:r>
-              <w:rPr>
-                <w:rFonts w:hint="default" w:ascii="Times New Roman" w:hAnsi="Times New Roman" w:eastAsia="SimSun" w:cs="Times New Roman"/>
-                <w:b/>
-                <w:bCs/>
-                <w:color w:val="000000"/>
-                <w:kern w:val="0"/>
-                <w:sz w:val="24"/>
-                <w:szCs w:val="24"/>
-                <w:lang w:val="en-US" w:eastAsia="zh-CN" w:bidi="ar"/>
-              </w:rPr>
-              <w:t>Gass Email to Bennett (5/20/2024)</w:t>
-            </w:r>
-          </w:p>
-        </w:tc>
-        <w:tc>
-          <w:tcPr>
-            <w:tcW w:w="0" w:type="auto"/>
-            <w:tcBorders>
-              <w:top w:val="single" w:color="000000" w:sz="6" w:space="0"/>
-              <w:left w:val="single" w:color="000000" w:sz="6" w:space="0"/>
-              <w:bottom w:val="single" w:color="000000" w:sz="6" w:space="0"/>
-              <w:right w:val="single" w:color="000000" w:sz="6" w:space="0"/>
-            </w:tcBorders>
-            <w:shd w:val="clear" w:color="auto" w:fill="F2F2F2"/>
-            <w:tcMar>
-              <w:top w:w="200" w:type="dxa"/>
-              <w:left w:w="200" w:type="dxa"/>
-              <w:bottom w:w="200" w:type="dxa"/>
-              <w:right w:w="200" w:type="dxa"/>
-            </w:tcMar>
-            <w:vAlign w:val="top"/>
-          </w:tcPr>
-          <w:p>
-            <w:pPr>
-              <w:keepNext w:val="0"/>
-              <w:keepLines w:val="0"/>
-              <w:widowControl/>
-              <w:suppressLineNumbers w:val="0"/>
-              <w:jc w:val="center"/>
-              <w:textAlignment w:val="top"/>
-              <w:rPr>
-                <w:rFonts w:hint="default" w:ascii="Times New Roman" w:hAnsi="Times New Roman" w:cs="Times New Roman" w:eastAsiaTheme="minorEastAsia"/>
-                <w:b/>
-                <w:bCs/>
-                <w:color w:val="000000"/>
-                <w:kern w:val="0"/>
-                <w:sz w:val="24"/>
-                <w:szCs w:val="24"/>
-                <w:lang w:val="en-US" w:eastAsia="zh-CN" w:bidi="ar"/>
-              </w:rPr>
-            </w:pPr>
-            <w:r>
-              <w:rPr>
-                <w:rFonts w:hint="default" w:ascii="Times New Roman" w:hAnsi="Times New Roman" w:eastAsia="SimSun" w:cs="Times New Roman"/>
-                <w:b/>
-                <w:bCs/>
-                <w:color w:val="000000"/>
-                <w:kern w:val="0"/>
-                <w:sz w:val="24"/>
-                <w:szCs w:val="24"/>
-                <w:lang w:val="en-US" w:eastAsia="zh-CN" w:bidi="ar"/>
-              </w:rPr>
-              <w:t>Gass Filing to Court (5/22/2024)</w:t>
-            </w:r>
-          </w:p>
-        </w:tc>
-      </w:tr>
-      <w:tr>
-        <w:tblPrEx>
-          <w:tblBorders>
-            <w:top w:val="none" w:color="auto" w:sz="0" w:space="0"/>
-            <w:left w:val="none" w:color="auto" w:sz="0" w:space="0"/>
-            <w:bottom w:val="none" w:color="auto" w:sz="0" w:space="0"/>
-            <w:right w:val="none" w:color="auto" w:sz="0" w:space="0"/>
-            <w:insideH w:val="none" w:color="auto" w:sz="0" w:space="0"/>
-            <w:insideV w:val="none" w:color="auto" w:sz="0" w:space="0"/>
-          </w:tblBorders>
-          <w:shd w:val="clear" w:color="auto" w:fill="auto"/>
-          <w:tblCellMar>
-            <w:top w:w="15" w:type="dxa"/>
-            <w:left w:w="15" w:type="dxa"/>
-            <w:bottom w:w="15" w:type="dxa"/>
-            <w:right w:w="15" w:type="dxa"/>
-          </w:tblCellMar>
-        </w:tblPrEx>
-        <w:tc>
-          <w:tcPr>
-            <w:tcW w:w="2500" w:type="pct"/>
-            <w:tcBorders>
-              <w:top w:val="single" w:color="000000" w:sz="6" w:space="0"/>
-              <w:left w:val="single" w:color="000000" w:sz="6" w:space="0"/>
-              <w:bottom w:val="single" w:color="000000" w:sz="6" w:space="0"/>
-              <w:right w:val="single" w:color="000000" w:sz="6" w:space="0"/>
-            </w:tcBorders>
-            <w:shd w:val="clear" w:color="auto" w:fill="auto"/>
-            <w:tcMar>
-              <w:top w:w="200" w:type="dxa"/>
-              <w:left w:w="200" w:type="dxa"/>
-              <w:bottom w:w="200" w:type="dxa"/>
-              <w:right w:w="200" w:type="dxa"/>
-            </w:tcMar>
-            <w:vAlign w:val="top"/>
-          </w:tcPr>
-          <w:p>
-            <w:pPr>
-              <w:keepNext w:val="0"/>
-              <w:keepLines w:val="0"/>
-              <w:widowControl/>
-              <w:suppressLineNumbers w:val="0"/>
-              <w:jc w:val="left"/>
-              <w:textAlignment w:val="top"/>
-              <w:rPr>
-                <w:rFonts w:hint="default" w:ascii="Times New Roman" w:hAnsi="Times New Roman" w:cs="Times New Roman" w:eastAsiaTheme="minorEastAsia"/>
-                <w:color w:val="000000"/>
-                <w:kern w:val="0"/>
-                <w:sz w:val="24"/>
-                <w:szCs w:val="24"/>
-                <w:lang w:val="en-US" w:eastAsia="zh-CN" w:bidi="ar"/>
-              </w:rPr>
-            </w:pPr>
-            <w:r>
-              <w:rPr>
-                <w:rFonts w:hint="default" w:ascii="Times New Roman" w:hAnsi="Times New Roman" w:eastAsia="SimSun" w:cs="Times New Roman"/>
-                <w:color w:val="000000"/>
-                <w:kern w:val="0"/>
-                <w:sz w:val="24"/>
-                <w:szCs w:val="24"/>
-                <w:lang w:val="en-US" w:eastAsia="zh-CN" w:bidi="ar"/>
-              </w:rPr>
-              <w:t xml:space="preserve">"Her system </w:t>
-            </w:r>
-            <w:r>
-              <w:rPr>
-                <w:rStyle w:val="21"/>
-                <w:rFonts w:hint="default" w:ascii="Times New Roman" w:hAnsi="Times New Roman" w:eastAsia="SimSun" w:cs="Times New Roman"/>
-                <w:color w:val="000000"/>
-                <w:kern w:val="0"/>
-                <w:sz w:val="24"/>
-                <w:szCs w:val="24"/>
-                <w:lang w:val="en-US" w:eastAsia="zh-CN" w:bidi="ar"/>
-              </w:rPr>
-              <w:t>deletes videos every 30 days.</w:t>
-            </w:r>
-            <w:r>
-              <w:rPr>
-                <w:rFonts w:hint="default" w:ascii="Times New Roman" w:hAnsi="Times New Roman" w:eastAsia="SimSun" w:cs="Times New Roman"/>
-                <w:color w:val="000000"/>
-                <w:kern w:val="0"/>
-                <w:sz w:val="24"/>
-                <w:szCs w:val="24"/>
-                <w:lang w:val="en-US" w:eastAsia="zh-CN" w:bidi="ar"/>
-              </w:rPr>
-              <w:t xml:space="preserve"> The only way she knew how to preserve... was to record it on her cell phone."</w:t>
-            </w:r>
-          </w:p>
-        </w:tc>
-        <w:tc>
-          <w:tcPr>
-            <w:tcW w:w="2500" w:type="pct"/>
-            <w:tcBorders>
-              <w:top w:val="single" w:color="000000" w:sz="6" w:space="0"/>
-              <w:left w:val="single" w:color="000000" w:sz="6" w:space="0"/>
-              <w:bottom w:val="single" w:color="000000" w:sz="6" w:space="0"/>
-              <w:right w:val="single" w:color="000000" w:sz="6" w:space="0"/>
-            </w:tcBorders>
-            <w:shd w:val="clear" w:color="auto" w:fill="auto"/>
-            <w:tcMar>
-              <w:top w:w="200" w:type="dxa"/>
-              <w:left w:w="200" w:type="dxa"/>
-              <w:bottom w:w="200" w:type="dxa"/>
-              <w:right w:w="200" w:type="dxa"/>
-            </w:tcMar>
-            <w:vAlign w:val="top"/>
-          </w:tcPr>
-          <w:p>
-            <w:pPr>
-              <w:keepNext w:val="0"/>
-              <w:keepLines w:val="0"/>
-              <w:widowControl/>
-              <w:suppressLineNumbers w:val="0"/>
-              <w:jc w:val="left"/>
-              <w:textAlignment w:val="top"/>
-              <w:rPr>
-                <w:rFonts w:hint="default" w:ascii="Times New Roman" w:hAnsi="Times New Roman" w:cs="Times New Roman" w:eastAsiaTheme="minorEastAsia"/>
-                <w:color w:val="000000"/>
-                <w:kern w:val="0"/>
-                <w:sz w:val="24"/>
-                <w:szCs w:val="24"/>
-                <w:lang w:val="en-US" w:eastAsia="zh-CN" w:bidi="ar"/>
-              </w:rPr>
-            </w:pPr>
-            <w:r>
-              <w:rPr>
-                <w:rFonts w:hint="default" w:ascii="Times New Roman" w:hAnsi="Times New Roman" w:eastAsia="SimSun" w:cs="Times New Roman"/>
-                <w:color w:val="000000"/>
-                <w:kern w:val="0"/>
-                <w:sz w:val="24"/>
-                <w:szCs w:val="24"/>
-                <w:lang w:val="en-US" w:eastAsia="zh-CN" w:bidi="ar"/>
-              </w:rPr>
-              <w:t xml:space="preserve">"The Defendant [Manning] </w:t>
-            </w:r>
-            <w:r>
-              <w:rPr>
-                <w:rStyle w:val="21"/>
-                <w:rFonts w:hint="default" w:ascii="Times New Roman" w:hAnsi="Times New Roman" w:eastAsia="SimSun" w:cs="Times New Roman"/>
-                <w:color w:val="000000"/>
-                <w:kern w:val="0"/>
-                <w:sz w:val="24"/>
-                <w:szCs w:val="24"/>
-                <w:lang w:val="en-US" w:eastAsia="zh-CN" w:bidi="ar"/>
-              </w:rPr>
-              <w:t>did not spoliate evidence</w:t>
-            </w:r>
-            <w:r>
-              <w:rPr>
-                <w:rFonts w:hint="default" w:ascii="Times New Roman" w:hAnsi="Times New Roman" w:eastAsia="SimSun" w:cs="Times New Roman"/>
-                <w:color w:val="000000"/>
-                <w:kern w:val="0"/>
-                <w:sz w:val="24"/>
-                <w:szCs w:val="24"/>
-                <w:lang w:val="en-US" w:eastAsia="zh-CN" w:bidi="ar"/>
-              </w:rPr>
-              <w:t>... the video still exists."</w:t>
-            </w:r>
-          </w:p>
-        </w:tc>
-      </w:tr>
-    </w:tbl>
-    <w:p>
-      <w:pPr>
-        <w:keepNext w:val="0"/>
-        <w:keepLines w:val="0"/>
-        <w:widowControl/>
-        <w:suppressLineNumbers w:val="0"/>
-        <w:spacing w:line="30" w:lineRule="atLeast"/>
-        <w:rPr>
-          <w:color w:val="000000"/>
-        </w:rPr>
-        <w:sectPr>
-          <w:pgSz w:w="11906" w:h="16839"/>
-          <w:pgMar w:top="2160" w:right="2160" w:bottom="2160" w:left="2880" w:header="851" w:footer="992" w:gutter="0"/>
-          <w:cols w:space="0" w:num="1"/>
-        </w:sectPr>
-      </w:pPr>
-    </w:p>
-    <w:p>
-      <w:pPr>
-        <w:keepNext w:val="0"/>
-        <w:keepLines w:val="0"/>
-        <w:widowControl/>
-        <w:suppressLineNumbers w:val="0"/>
-        <w:spacing w:before="480" w:beforeAutospacing="0" w:after="240" w:afterAutospacing="0" w:line="30" w:lineRule="atLeast"/>
-        <w:jc w:val="left"/>
-        <w:rPr>
-          <w:rFonts w:hint="eastAsia" w:ascii="SimSun" w:hAnsi="SimSun" w:eastAsia="SimSun" w:cs="SimSun"/>
-          <w:b/>
-          <w:bCs/>
-          <w:caps/>
-          <w:kern w:val="0"/>
-          <w:sz w:val="24"/>
-          <w:szCs w:val="24"/>
-          <w:u w:val="single"/>
-          <w:lang w:val="en-US" w:eastAsia="zh-CN" w:bidi="ar"/>
-        </w:rPr>
-      </w:pPr>
-      <w:r>
-        <w:rPr>
-          <w:rFonts w:hint="eastAsia" w:ascii="SimSun" w:hAnsi="SimSun" w:eastAsia="SimSun" w:cs="SimSun"/>
-          <w:b/>
-          <w:bCs/>
-          <w:caps/>
-          <w:color w:val="000000"/>
-          <w:kern w:val="0"/>
-          <w:sz w:val="24"/>
-          <w:szCs w:val="24"/>
-          <w:u w:val="single"/>
-          <w:lang w:val="en-US" w:eastAsia="zh-CN" w:bidi="ar"/>
-        </w:rPr>
         <w:t>Appendix G: Chronological Table of Motions and Dispositions</w:t>
       </w:r>
+      <w:bookmarkEnd w:id="16"/>
+      <w:bookmarkEnd w:id="17"/>
     </w:p>
     <w:tbl>
       <w:tblPr>
@@ -6514,8 +6974,8 @@
       </w:tblPr>
       <w:tblGrid>
         <w:gridCol w:w="1494"/>
-        <w:gridCol w:w="2673"/>
-        <w:gridCol w:w="1685"/>
+        <w:gridCol w:w="3949"/>
+        <w:gridCol w:w="1849"/>
         <w:gridCol w:w="1414"/>
       </w:tblGrid>
       <w:tr>
@@ -6745,221 +7205,6 @@
                 <w:lang w:val="en-US" w:eastAsia="zh-CN" w:bidi="ar"/>
               </w:rPr>
               <w:t>Findings?</w:t>
-            </w:r>
-          </w:p>
-        </w:tc>
-      </w:tr>
-      <w:tr>
-        <w:tblPrEx>
-          <w:tblBorders>
-            <w:top w:val="none" w:color="auto" w:sz="0" w:space="0"/>
-            <w:left w:val="none" w:color="auto" w:sz="0" w:space="0"/>
-            <w:bottom w:val="none" w:color="auto" w:sz="0" w:space="0"/>
-            <w:right w:val="none" w:color="auto" w:sz="0" w:space="0"/>
-            <w:insideH w:val="none" w:color="auto" w:sz="0" w:space="0"/>
-            <w:insideV w:val="none" w:color="auto" w:sz="0" w:space="0"/>
-          </w:tblBorders>
-          <w:tblCellMar>
-            <w:top w:w="15" w:type="dxa"/>
-            <w:left w:w="15" w:type="dxa"/>
-            <w:bottom w:w="15" w:type="dxa"/>
-            <w:right w:w="15" w:type="dxa"/>
-          </w:tblCellMar>
-        </w:tblPrEx>
-        <w:tc>
-          <w:tcPr>
-            <w:tcW w:w="0" w:type="auto"/>
-            <w:tcBorders>
-              <w:top w:val="single" w:color="000000" w:sz="6" w:space="0"/>
-              <w:left w:val="single" w:color="000000" w:sz="6" w:space="0"/>
-              <w:bottom w:val="single" w:color="000000" w:sz="6" w:space="0"/>
-              <w:right w:val="single" w:color="000000" w:sz="6" w:space="0"/>
-            </w:tcBorders>
-            <w:shd w:val="clear" w:color="auto" w:fill="auto"/>
-            <w:tcMar>
-              <w:top w:w="200" w:type="dxa"/>
-              <w:left w:w="200" w:type="dxa"/>
-              <w:bottom w:w="200" w:type="dxa"/>
-              <w:right w:w="200" w:type="dxa"/>
-            </w:tcMar>
-            <w:vAlign w:val="top"/>
-          </w:tcPr>
-          <w:p>
-            <w:pPr>
-              <w:keepNext w:val="0"/>
-              <w:keepLines w:val="0"/>
-              <w:widowControl/>
-              <w:suppressLineNumbers w:val="0"/>
-              <w:spacing w:line="18" w:lineRule="atLeast"/>
-              <w:jc w:val="left"/>
-              <w:textAlignment w:val="top"/>
-              <w:rPr>
-                <w:rFonts w:hint="default" w:ascii="Times New Roman" w:hAnsi="Times New Roman" w:cs="Times New Roman" w:eastAsiaTheme="minorEastAsia"/>
-                <w:color w:val="000000"/>
-                <w:kern w:val="0"/>
-                <w:sz w:val="24"/>
-                <w:szCs w:val="24"/>
-                <w:lang w:val="en-US" w:eastAsia="zh-CN" w:bidi="ar"/>
-              </w:rPr>
-            </w:pPr>
-            <w:r>
-              <w:rPr>
-                <w:rFonts w:hint="default" w:ascii="Times New Roman" w:hAnsi="Times New Roman" w:eastAsia="SimSun" w:cs="Times New Roman"/>
-                <w:color w:val="000000"/>
-                <w:kern w:val="0"/>
-                <w:sz w:val="24"/>
-                <w:szCs w:val="24"/>
-                <w:lang w:val="en-US" w:eastAsia="zh-CN" w:bidi="ar"/>
-              </w:rPr>
-              <w:t>05/06/2024</w:t>
-            </w:r>
-          </w:p>
-        </w:tc>
-        <w:tc>
-          <w:tcPr>
-            <w:tcW w:w="0" w:type="auto"/>
-            <w:tcBorders>
-              <w:top w:val="single" w:color="000000" w:sz="6" w:space="0"/>
-              <w:left w:val="single" w:color="000000" w:sz="6" w:space="0"/>
-              <w:bottom w:val="single" w:color="000000" w:sz="6" w:space="0"/>
-              <w:right w:val="single" w:color="000000" w:sz="6" w:space="0"/>
-            </w:tcBorders>
-            <w:shd w:val="clear" w:color="auto" w:fill="auto"/>
-            <w:tcMar>
-              <w:top w:w="200" w:type="dxa"/>
-              <w:left w:w="200" w:type="dxa"/>
-              <w:bottom w:w="200" w:type="dxa"/>
-              <w:right w:w="200" w:type="dxa"/>
-            </w:tcMar>
-            <w:vAlign w:val="top"/>
-          </w:tcPr>
-          <w:p>
-            <w:pPr>
-              <w:keepNext w:val="0"/>
-              <w:keepLines w:val="0"/>
-              <w:widowControl/>
-              <w:suppressLineNumbers w:val="0"/>
-              <w:spacing w:line="18" w:lineRule="atLeast"/>
-              <w:jc w:val="left"/>
-              <w:textAlignment w:val="top"/>
-              <w:rPr>
-                <w:rFonts w:hint="default" w:ascii="Times New Roman" w:hAnsi="Times New Roman" w:cs="Times New Roman" w:eastAsiaTheme="minorEastAsia"/>
-                <w:color w:val="000000"/>
-                <w:kern w:val="0"/>
-                <w:sz w:val="24"/>
-                <w:szCs w:val="24"/>
-                <w:lang w:val="en-US" w:eastAsia="zh-CN" w:bidi="ar"/>
-              </w:rPr>
-            </w:pPr>
-            <w:r>
-              <w:rPr>
-                <w:rFonts w:hint="default" w:ascii="Times New Roman" w:hAnsi="Times New Roman" w:eastAsia="SimSun" w:cs="Times New Roman"/>
-                <w:color w:val="000000"/>
-                <w:kern w:val="0"/>
-                <w:sz w:val="24"/>
-                <w:szCs w:val="24"/>
-                <w:lang w:val="en-US" w:eastAsia="zh-CN" w:bidi="ar"/>
-              </w:rPr>
-              <w:t>Motion to Compel Discovery</w:t>
-            </w:r>
-          </w:p>
-        </w:tc>
-        <w:tc>
-          <w:tcPr>
-            <w:tcW w:w="0" w:type="auto"/>
-            <w:tcBorders>
-              <w:top w:val="single" w:color="000000" w:sz="6" w:space="0"/>
-              <w:left w:val="single" w:color="000000" w:sz="6" w:space="0"/>
-              <w:bottom w:val="single" w:color="000000" w:sz="6" w:space="0"/>
-              <w:right w:val="single" w:color="000000" w:sz="6" w:space="0"/>
-            </w:tcBorders>
-            <w:shd w:val="clear" w:color="auto" w:fill="auto"/>
-            <w:tcMar>
-              <w:top w:w="200" w:type="dxa"/>
-              <w:left w:w="200" w:type="dxa"/>
-              <w:bottom w:w="200" w:type="dxa"/>
-              <w:right w:w="200" w:type="dxa"/>
-            </w:tcMar>
-            <w:vAlign w:val="top"/>
-          </w:tcPr>
-          <w:p>
-            <w:pPr>
-              <w:keepNext w:val="0"/>
-              <w:keepLines w:val="0"/>
-              <w:widowControl/>
-              <w:suppressLineNumbers w:val="0"/>
-              <w:spacing w:line="18" w:lineRule="atLeast"/>
-              <w:jc w:val="left"/>
-              <w:textAlignment w:val="top"/>
-              <w:rPr>
-                <w:rFonts w:hint="default" w:ascii="Times New Roman" w:hAnsi="Times New Roman" w:cs="Times New Roman" w:eastAsiaTheme="minorEastAsia"/>
-                <w:color w:val="000000"/>
-                <w:kern w:val="0"/>
-                <w:sz w:val="24"/>
-                <w:szCs w:val="24"/>
-                <w:lang w:val="en-US" w:eastAsia="zh-CN" w:bidi="ar"/>
-              </w:rPr>
-            </w:pPr>
-            <w:r>
-              <w:rPr>
-                <w:rStyle w:val="16"/>
-                <w:rFonts w:hint="default" w:ascii="Times New Roman" w:hAnsi="Times New Roman" w:eastAsia="SimSun" w:cs="Times New Roman"/>
-                <w:color w:val="000000"/>
-                <w:kern w:val="0"/>
-                <w:sz w:val="24"/>
-                <w:szCs w:val="24"/>
-                <w:lang w:val="en-US" w:eastAsia="zh-CN" w:bidi="ar"/>
-              </w:rPr>
-              <w:t>Ignored</w:t>
-            </w:r>
-          </w:p>
-        </w:tc>
-        <w:tc>
-          <w:tcPr>
-            <w:tcW w:w="0" w:type="auto"/>
-            <w:tcBorders>
-              <w:top w:val="single" w:color="000000" w:sz="6" w:space="0"/>
-              <w:left w:val="single" w:color="000000" w:sz="6" w:space="0"/>
-              <w:bottom w:val="single" w:color="000000" w:sz="6" w:space="0"/>
-              <w:right w:val="single" w:color="000000" w:sz="6" w:space="0"/>
-            </w:tcBorders>
-            <w:shd w:val="clear" w:color="auto" w:fill="auto"/>
-            <w:tcMar>
-              <w:top w:w="200" w:type="dxa"/>
-              <w:left w:w="200" w:type="dxa"/>
-              <w:bottom w:w="200" w:type="dxa"/>
-              <w:right w:w="200" w:type="dxa"/>
-            </w:tcMar>
-            <w:vAlign w:val="top"/>
-          </w:tcPr>
-          <w:p>
-            <w:pPr>
-              <w:keepNext w:val="0"/>
-              <w:keepLines w:val="0"/>
-              <w:widowControl/>
-              <w:suppressLineNumbers w:val="0"/>
-              <w:spacing w:line="18" w:lineRule="atLeast"/>
-              <w:jc w:val="left"/>
-              <w:textAlignment w:val="top"/>
-              <w:rPr>
-                <w:rFonts w:hint="default" w:ascii="Times New Roman" w:hAnsi="Times New Roman" w:cs="Times New Roman" w:eastAsiaTheme="minorEastAsia"/>
-                <w:color w:val="000000"/>
-                <w:kern w:val="0"/>
-                <w:sz w:val="24"/>
-                <w:szCs w:val="24"/>
-                <w:lang w:val="en-US" w:eastAsia="zh-CN" w:bidi="ar"/>
-              </w:rPr>
-            </w:pPr>
-            <w:r>
-              <w:rPr>
-                <w:rFonts w:hint="default" w:ascii="Times New Roman" w:hAnsi="Times New Roman" w:eastAsia="SimSun" w:cs="Times New Roman"/>
-                <w:color w:val="000000"/>
-                <w:kern w:val="0"/>
-                <w:sz w:val="24"/>
-                <w:szCs w:val="24"/>
-                <w:lang w:val="en-US" w:eastAsia="zh-CN" w:bidi="ar"/>
-              </w:rPr>
-              <w:t>No</w:t>
             </w:r>
           </w:p>
         </w:tc>
@@ -7027,7 +7272,7 @@
                 <w:szCs w:val="24"/>
                 <w:lang w:val="en-US" w:eastAsia="zh-CN" w:bidi="ar"/>
               </w:rPr>
-              <w:t>05/22/2024</w:t>
+              <w:t>05/06/2024</w:t>
             </w:r>
           </w:p>
         </w:tc>
@@ -7076,7 +7321,7 @@
                 <w:szCs w:val="24"/>
                 <w:lang w:val="en-US" w:eastAsia="zh-CN" w:bidi="ar"/>
               </w:rPr>
-              <w:t>Motion to Strike False Statements</w:t>
+              <w:t>Motion to Compel Discovery</w:t>
             </w:r>
           </w:p>
         </w:tc>
@@ -7126,7 +7371,7 @@
                 <w:szCs w:val="24"/>
                 <w:lang w:val="en-US" w:eastAsia="zh-CN" w:bidi="ar"/>
               </w:rPr>
-              <w:t>Denied</w:t>
+              <w:t>Ignored</w:t>
             </w:r>
           </w:p>
         </w:tc>
@@ -7292,7 +7537,7 @@
                 <w:szCs w:val="24"/>
                 <w:lang w:val="en-US" w:eastAsia="zh-CN" w:bidi="ar"/>
               </w:rPr>
-              <w:t>Motion for Sanctions</w:t>
+              <w:t>Motion to Strike False Statements</w:t>
             </w:r>
           </w:p>
         </w:tc>
@@ -7406,6 +7651,7 @@
             <w:insideH w:val="none" w:color="auto" w:sz="0" w:space="0"/>
             <w:insideV w:val="none" w:color="auto" w:sz="0" w:space="0"/>
           </w:tblBorders>
+          <w:shd w:val="clear" w:color="auto" w:fill="auto"/>
           <w:tblCellMar>
             <w:top w:w="15" w:type="dxa"/>
             <w:left w:w="15" w:type="dxa"/>
@@ -7458,7 +7704,7 @@
                 <w:szCs w:val="24"/>
                 <w:lang w:val="en-US" w:eastAsia="zh-CN" w:bidi="ar"/>
               </w:rPr>
-              <w:t>07/03/2024</w:t>
+              <w:t>05/22/2024</w:t>
             </w:r>
           </w:p>
         </w:tc>
@@ -7500,7 +7746,6 @@
             </w:pPr>
             <w:r>
               <w:rPr>
-                <w:rStyle w:val="16"/>
                 <w:rFonts w:hint="default" w:ascii="Times New Roman" w:hAnsi="Times New Roman" w:eastAsia="SimSun" w:cs="Times New Roman"/>
                 <w:color w:val="000000"/>
                 <w:kern w:val="0"/>
@@ -7508,7 +7753,7 @@
                 <w:szCs w:val="24"/>
                 <w:lang w:val="en-US" w:eastAsia="zh-CN" w:bidi="ar"/>
               </w:rPr>
-              <w:t>Order Granting Summary Judgment</w:t>
+              <w:t>Motion for Sanctions</w:t>
             </w:r>
           </w:p>
         </w:tc>
@@ -7558,7 +7803,7 @@
                 <w:szCs w:val="24"/>
                 <w:lang w:val="en-US" w:eastAsia="zh-CN" w:bidi="ar"/>
               </w:rPr>
-              <w:t>Granted</w:t>
+              <w:t>Denied</w:t>
             </w:r>
           </w:p>
         </w:tc>
@@ -7622,6 +7867,7 @@
             <w:insideH w:val="none" w:color="auto" w:sz="0" w:space="0"/>
             <w:insideV w:val="none" w:color="auto" w:sz="0" w:space="0"/>
           </w:tblBorders>
+          <w:shd w:val="clear" w:color="auto" w:fill="auto"/>
           <w:tblCellMar>
             <w:top w:w="15" w:type="dxa"/>
             <w:left w:w="15" w:type="dxa"/>
@@ -7674,7 +7920,7 @@
                 <w:szCs w:val="24"/>
                 <w:lang w:val="en-US" w:eastAsia="zh-CN" w:bidi="ar"/>
               </w:rPr>
-              <w:t>11/24/2025</w:t>
+              <w:t>07/03/2024</w:t>
             </w:r>
           </w:p>
         </w:tc>
@@ -7716,6 +7962,7 @@
             </w:pPr>
             <w:r>
               <w:rPr>
+                <w:rStyle w:val="16"/>
                 <w:rFonts w:hint="default" w:ascii="Times New Roman" w:hAnsi="Times New Roman" w:eastAsia="SimSun" w:cs="Times New Roman"/>
                 <w:color w:val="000000"/>
                 <w:kern w:val="0"/>
@@ -7723,7 +7970,7 @@
                 <w:szCs w:val="24"/>
                 <w:lang w:val="en-US" w:eastAsia="zh-CN" w:bidi="ar"/>
               </w:rPr>
-              <w:t>Motion to Supplement Record</w:t>
+              <w:t>Opposition to Mtn for Summary Judgment</w:t>
             </w:r>
           </w:p>
         </w:tc>
@@ -7773,7 +8020,7 @@
                 <w:szCs w:val="24"/>
                 <w:lang w:val="en-US" w:eastAsia="zh-CN" w:bidi="ar"/>
               </w:rPr>
-              <w:t>Granted</w:t>
+              <w:t>Denied</w:t>
             </w:r>
           </w:p>
         </w:tc>
@@ -7822,7 +8069,7 @@
                 <w:szCs w:val="24"/>
                 <w:lang w:val="en-US" w:eastAsia="zh-CN" w:bidi="ar"/>
               </w:rPr>
-              <w:t>Yes</w:t>
+              <w:t>No</w:t>
             </w:r>
           </w:p>
         </w:tc>
@@ -7837,6 +8084,7 @@
             <w:insideH w:val="none" w:color="auto" w:sz="0" w:space="0"/>
             <w:insideV w:val="none" w:color="auto" w:sz="0" w:space="0"/>
           </w:tblBorders>
+          <w:shd w:val="clear" w:color="auto" w:fill="auto"/>
           <w:tblCellMar>
             <w:top w:w="15" w:type="dxa"/>
             <w:left w:w="15" w:type="dxa"/>
@@ -7889,7 +8137,7 @@
                 <w:szCs w:val="24"/>
                 <w:lang w:val="en-US" w:eastAsia="zh-CN" w:bidi="ar"/>
               </w:rPr>
-              <w:t>12/01/2025</w:t>
+              <w:t>11/24/2025</w:t>
             </w:r>
           </w:p>
         </w:tc>
@@ -7938,7 +8186,7 @@
                 <w:szCs w:val="24"/>
                 <w:lang w:val="en-US" w:eastAsia="zh-CN" w:bidi="ar"/>
               </w:rPr>
-              <w:t>Court Order: Manning "shall" respond</w:t>
+              <w:t>Motion to Supplement Record</w:t>
             </w:r>
           </w:p>
         </w:tc>
@@ -7988,7 +8236,7 @@
                 <w:szCs w:val="24"/>
                 <w:lang w:val="en-US" w:eastAsia="zh-CN" w:bidi="ar"/>
               </w:rPr>
-              <w:t>Manning Silent</w:t>
+              <w:t>Granted</w:t>
             </w:r>
           </w:p>
         </w:tc>
@@ -8037,7 +8285,7 @@
                 <w:szCs w:val="24"/>
                 <w:lang w:val="en-US" w:eastAsia="zh-CN" w:bidi="ar"/>
               </w:rPr>
-              <w:t>N/A</w:t>
+              <w:t>No</w:t>
             </w:r>
           </w:p>
         </w:tc>
@@ -8052,6 +8300,7 @@
             <w:insideH w:val="none" w:color="auto" w:sz="0" w:space="0"/>
             <w:insideV w:val="none" w:color="auto" w:sz="0" w:space="0"/>
           </w:tblBorders>
+          <w:shd w:val="clear" w:color="auto" w:fill="auto"/>
           <w:tblCellMar>
             <w:top w:w="15" w:type="dxa"/>
             <w:left w:w="15" w:type="dxa"/>
@@ -8104,7 +8353,7 @@
                 <w:szCs w:val="24"/>
                 <w:lang w:val="en-US" w:eastAsia="zh-CN" w:bidi="ar"/>
               </w:rPr>
-              <w:t>02/18/2026</w:t>
+              <w:t>12/01/2025</w:t>
             </w:r>
           </w:p>
         </w:tc>
@@ -8153,7 +8402,7 @@
                 <w:szCs w:val="24"/>
                 <w:lang w:val="en-US" w:eastAsia="zh-CN" w:bidi="ar"/>
               </w:rPr>
-              <w:t>Motion for Reconsideration</w:t>
+              <w:t>Court Order: Manning "shall" respond</w:t>
             </w:r>
           </w:p>
         </w:tc>
@@ -8203,7 +8452,7 @@
                 <w:szCs w:val="24"/>
                 <w:lang w:val="en-US" w:eastAsia="zh-CN" w:bidi="ar"/>
               </w:rPr>
-              <w:t>Denied</w:t>
+              <w:t>Manning Silent</w:t>
             </w:r>
           </w:p>
         </w:tc>
@@ -8252,6 +8501,222 @@
                 <w:szCs w:val="24"/>
                 <w:lang w:val="en-US" w:eastAsia="zh-CN" w:bidi="ar"/>
               </w:rPr>
+              <w:t>N/A</w:t>
+            </w:r>
+          </w:p>
+        </w:tc>
+      </w:tr>
+      <w:tr>
+        <w:tblPrEx>
+          <w:tblBorders>
+            <w:top w:val="none" w:color="auto" w:sz="0" w:space="0"/>
+            <w:left w:val="none" w:color="auto" w:sz="0" w:space="0"/>
+            <w:bottom w:val="none" w:color="auto" w:sz="0" w:space="0"/>
+            <w:right w:val="none" w:color="auto" w:sz="0" w:space="0"/>
+            <w:insideH w:val="none" w:color="auto" w:sz="0" w:space="0"/>
+            <w:insideV w:val="none" w:color="auto" w:sz="0" w:space="0"/>
+          </w:tblBorders>
+          <w:shd w:val="clear" w:color="auto" w:fill="auto"/>
+          <w:tblCellMar>
+            <w:top w:w="15" w:type="dxa"/>
+            <w:left w:w="15" w:type="dxa"/>
+            <w:bottom w:w="15" w:type="dxa"/>
+            <w:right w:w="15" w:type="dxa"/>
+          </w:tblCellMar>
+        </w:tblPrEx>
+        <w:tc>
+          <w:tcPr>
+            <w:tcW w:w="0" w:type="auto"/>
+            <w:tcBorders>
+              <w:top w:val="single" w:color="000000" w:sz="6" w:space="0"/>
+              <w:left w:val="single" w:color="000000" w:sz="6" w:space="0"/>
+              <w:bottom w:val="single" w:color="000000" w:sz="6" w:space="0"/>
+              <w:right w:val="single" w:color="000000" w:sz="6" w:space="0"/>
+            </w:tcBorders>
+            <w:shd w:val="clear" w:color="auto" w:fill="auto"/>
+            <w:tcMar>
+              <w:top w:w="200" w:type="dxa"/>
+              <w:left w:w="200" w:type="dxa"/>
+              <w:bottom w:w="200" w:type="dxa"/>
+              <w:right w:w="200" w:type="dxa"/>
+            </w:tcMar>
+            <w:vAlign w:val="top"/>
+          </w:tcPr>
+          <w:p>
+            <w:pPr>
+              <w:keepNext w:val="0"/>
+              <w:keepLines w:val="0"/>
+              <w:widowControl/>
+              <w:suppressLineNumbers w:val="0"/>
+              <w:spacing w:line="18" w:lineRule="atLeast"/>
+              <w:jc w:val="left"/>
+              <w:textAlignment w:val="top"/>
+              <w:rPr>
+                <w:rFonts w:hint="default" w:ascii="Times New Roman" w:hAnsi="Times New Roman" w:cs="Times New Roman" w:eastAsiaTheme="minorEastAsia"/>
+                <w:color w:val="000000"/>
+                <w:kern w:val="0"/>
+                <w:sz w:val="24"/>
+                <w:szCs w:val="24"/>
+                <w:lang w:val="en-US" w:eastAsia="zh-CN" w:bidi="ar"/>
+              </w:rPr>
+            </w:pPr>
+            <w:r>
+              <w:rPr>
+                <w:rFonts w:hint="default" w:ascii="Times New Roman" w:hAnsi="Times New Roman" w:eastAsia="SimSun" w:cs="Times New Roman"/>
+                <w:color w:val="000000"/>
+                <w:kern w:val="0"/>
+                <w:sz w:val="24"/>
+                <w:szCs w:val="24"/>
+                <w:lang w:val="en-US" w:eastAsia="zh-CN" w:bidi="ar"/>
+              </w:rPr>
+              <w:t>02/18/2026</w:t>
+            </w:r>
+          </w:p>
+        </w:tc>
+        <w:tc>
+          <w:tcPr>
+            <w:tcW w:w="0" w:type="auto"/>
+            <w:tcBorders>
+              <w:top w:val="single" w:color="000000" w:sz="6" w:space="0"/>
+              <w:left w:val="single" w:color="000000" w:sz="6" w:space="0"/>
+              <w:bottom w:val="single" w:color="000000" w:sz="6" w:space="0"/>
+              <w:right w:val="single" w:color="000000" w:sz="6" w:space="0"/>
+            </w:tcBorders>
+            <w:shd w:val="clear" w:color="auto" w:fill="auto"/>
+            <w:tcMar>
+              <w:top w:w="200" w:type="dxa"/>
+              <w:left w:w="200" w:type="dxa"/>
+              <w:bottom w:w="200" w:type="dxa"/>
+              <w:right w:w="200" w:type="dxa"/>
+            </w:tcMar>
+            <w:vAlign w:val="top"/>
+          </w:tcPr>
+          <w:p>
+            <w:pPr>
+              <w:keepNext w:val="0"/>
+              <w:keepLines w:val="0"/>
+              <w:widowControl/>
+              <w:suppressLineNumbers w:val="0"/>
+              <w:spacing w:line="18" w:lineRule="atLeast"/>
+              <w:jc w:val="left"/>
+              <w:textAlignment w:val="top"/>
+              <w:rPr>
+                <w:rFonts w:hint="default" w:ascii="Times New Roman" w:hAnsi="Times New Roman" w:cs="Times New Roman" w:eastAsiaTheme="minorEastAsia"/>
+                <w:color w:val="000000"/>
+                <w:kern w:val="0"/>
+                <w:sz w:val="24"/>
+                <w:szCs w:val="24"/>
+                <w:lang w:val="en-US" w:eastAsia="zh-CN" w:bidi="ar"/>
+              </w:rPr>
+            </w:pPr>
+            <w:r>
+              <w:rPr>
+                <w:rFonts w:hint="default" w:ascii="Times New Roman" w:hAnsi="Times New Roman" w:eastAsia="SimSun" w:cs="Times New Roman"/>
+                <w:color w:val="000000"/>
+                <w:kern w:val="0"/>
+                <w:sz w:val="24"/>
+                <w:szCs w:val="24"/>
+                <w:lang w:val="en-US" w:eastAsia="zh-CN" w:bidi="ar"/>
+              </w:rPr>
+              <w:t>Motion for Reconsideration</w:t>
+            </w:r>
+          </w:p>
+        </w:tc>
+        <w:tc>
+          <w:tcPr>
+            <w:tcW w:w="0" w:type="auto"/>
+            <w:tcBorders>
+              <w:top w:val="single" w:color="000000" w:sz="6" w:space="0"/>
+              <w:left w:val="single" w:color="000000" w:sz="6" w:space="0"/>
+              <w:bottom w:val="single" w:color="000000" w:sz="6" w:space="0"/>
+              <w:right w:val="single" w:color="000000" w:sz="6" w:space="0"/>
+            </w:tcBorders>
+            <w:shd w:val="clear" w:color="auto" w:fill="auto"/>
+            <w:tcMar>
+              <w:top w:w="200" w:type="dxa"/>
+              <w:left w:w="200" w:type="dxa"/>
+              <w:bottom w:w="200" w:type="dxa"/>
+              <w:right w:w="200" w:type="dxa"/>
+            </w:tcMar>
+            <w:vAlign w:val="top"/>
+          </w:tcPr>
+          <w:p>
+            <w:pPr>
+              <w:keepNext w:val="0"/>
+              <w:keepLines w:val="0"/>
+              <w:widowControl/>
+              <w:suppressLineNumbers w:val="0"/>
+              <w:spacing w:line="18" w:lineRule="atLeast"/>
+              <w:jc w:val="left"/>
+              <w:textAlignment w:val="top"/>
+              <w:rPr>
+                <w:rFonts w:hint="default" w:ascii="Times New Roman" w:hAnsi="Times New Roman" w:cs="Times New Roman" w:eastAsiaTheme="minorEastAsia"/>
+                <w:color w:val="000000"/>
+                <w:kern w:val="0"/>
+                <w:sz w:val="24"/>
+                <w:szCs w:val="24"/>
+                <w:lang w:val="en-US" w:eastAsia="zh-CN" w:bidi="ar"/>
+              </w:rPr>
+            </w:pPr>
+            <w:r>
+              <w:rPr>
+                <w:rStyle w:val="16"/>
+                <w:rFonts w:hint="default" w:ascii="Times New Roman" w:hAnsi="Times New Roman" w:eastAsia="SimSun" w:cs="Times New Roman"/>
+                <w:color w:val="000000"/>
+                <w:kern w:val="0"/>
+                <w:sz w:val="24"/>
+                <w:szCs w:val="24"/>
+                <w:lang w:val="en-US" w:eastAsia="zh-CN" w:bidi="ar"/>
+              </w:rPr>
+              <w:t>Denied</w:t>
+            </w:r>
+          </w:p>
+        </w:tc>
+        <w:tc>
+          <w:tcPr>
+            <w:tcW w:w="0" w:type="auto"/>
+            <w:tcBorders>
+              <w:top w:val="single" w:color="000000" w:sz="6" w:space="0"/>
+              <w:left w:val="single" w:color="000000" w:sz="6" w:space="0"/>
+              <w:bottom w:val="single" w:color="000000" w:sz="6" w:space="0"/>
+              <w:right w:val="single" w:color="000000" w:sz="6" w:space="0"/>
+            </w:tcBorders>
+            <w:shd w:val="clear" w:color="auto" w:fill="auto"/>
+            <w:tcMar>
+              <w:top w:w="200" w:type="dxa"/>
+              <w:left w:w="200" w:type="dxa"/>
+              <w:bottom w:w="200" w:type="dxa"/>
+              <w:right w:w="200" w:type="dxa"/>
+            </w:tcMar>
+            <w:vAlign w:val="top"/>
+          </w:tcPr>
+          <w:p>
+            <w:pPr>
+              <w:keepNext w:val="0"/>
+              <w:keepLines w:val="0"/>
+              <w:widowControl/>
+              <w:suppressLineNumbers w:val="0"/>
+              <w:spacing w:line="18" w:lineRule="atLeast"/>
+              <w:jc w:val="left"/>
+              <w:textAlignment w:val="top"/>
+              <w:rPr>
+                <w:rFonts w:hint="default" w:ascii="Times New Roman" w:hAnsi="Times New Roman" w:cs="Times New Roman" w:eastAsiaTheme="minorEastAsia"/>
+                <w:color w:val="000000"/>
+                <w:kern w:val="0"/>
+                <w:sz w:val="24"/>
+                <w:szCs w:val="24"/>
+                <w:lang w:val="en-US" w:eastAsia="zh-CN" w:bidi="ar"/>
+              </w:rPr>
+            </w:pPr>
+            <w:r>
+              <w:rPr>
+                <w:rFonts w:hint="default" w:ascii="Times New Roman" w:hAnsi="Times New Roman" w:eastAsia="SimSun" w:cs="Times New Roman"/>
+                <w:color w:val="000000"/>
+                <w:kern w:val="0"/>
+                <w:sz w:val="24"/>
+                <w:szCs w:val="24"/>
+                <w:lang w:val="en-US" w:eastAsia="zh-CN" w:bidi="ar"/>
+              </w:rPr>
               <w:t>No</w:t>
             </w:r>
           </w:p>
@@ -8264,40 +8729,11 @@
         <w:keepLines w:val="0"/>
         <w:widowControl/>
         <w:suppressLineNumbers w:val="0"/>
-        <w:spacing w:line="30" w:lineRule="atLeast"/>
-        <w:rPr>
-          <w:color w:val="000000"/>
-        </w:rPr>
-        <w:sectPr>
-          <w:pgSz w:w="11906" w:h="16839"/>
-          <w:pgMar w:top="2160" w:right="2160" w:bottom="2160" w:left="2880" w:header="851" w:footer="992" w:gutter="0"/>
-          <w:cols w:space="0" w:num="1"/>
-        </w:sectPr>
-      </w:pPr>
-    </w:p>
-    <w:p>
-      <w:pPr>
-        <w:keepNext w:val="0"/>
-        <w:keepLines w:val="0"/>
-        <w:widowControl/>
-        <w:suppressLineNumbers w:val="0"/>
-        <w:spacing w:before="480" w:beforeAutospacing="0" w:after="240" w:afterAutospacing="0" w:line="30" w:lineRule="atLeast"/>
-        <w:jc w:val="left"/>
-        <w:rPr>
-          <w:rFonts w:hint="eastAsia" w:ascii="SimSun" w:hAnsi="SimSun" w:eastAsia="SimSun" w:cs="SimSun"/>
-          <w:b/>
-          <w:bCs/>
-          <w:caps/>
-          <w:kern w:val="0"/>
-          <w:sz w:val="24"/>
-          <w:szCs w:val="24"/>
-          <w:u w:val="single"/>
-          <w:lang w:val="en-US" w:eastAsia="zh-CN" w:bidi="ar"/>
-        </w:rPr>
-      </w:pPr>
-      <w:r>
-        <w:rPr>
-          <w:rFonts w:hint="eastAsia" w:ascii="SimSun" w:hAnsi="SimSun" w:eastAsia="SimSun" w:cs="SimSun"/>
+        <w:spacing w:beforeAutospacing="1" w:after="200" w:line="30" w:lineRule="atLeast"/>
+        <w:jc w:val="center"/>
+        <w:outlineLvl w:val="1"/>
+        <w:rPr>
+          <w:rFonts w:ascii="DejaVu Sans" w:hAnsi="DejaVu Sans" w:eastAsia="SimSun" w:cs="DejaVu Sans"/>
           <w:b/>
           <w:bCs/>
           <w:caps/>
@@ -8308,8 +8744,26 @@
           <w:u w:val="single"/>
           <w:lang w:val="en-US" w:eastAsia="zh-CN" w:bidi="ar"/>
         </w:rPr>
+      </w:pPr>
+      <w:bookmarkStart w:id="18" w:name="_Toc30343"/>
+      <w:bookmarkStart w:id="19" w:name="_Toc24975"/>
+      <w:r>
+        <w:rPr>
+          <w:rFonts w:ascii="DejaVu Sans" w:hAnsi="DejaVu Sans" w:eastAsia="SimSun" w:cs="DejaVu Sans"/>
+          <w:b/>
+          <w:bCs/>
+          <w:caps/>
+          <w:color w:val="000000"/>
+          <w:kern w:val="0"/>
+          <w:sz w:val="24"/>
+          <w:szCs w:val="24"/>
+          <w:u w:val="single"/>
+          <w:lang w:val="en-US" w:eastAsia="zh-CN" w:bidi="ar"/>
+        </w:rPr>
         <w:t>Appendix H: Opinion, Bennett v. Manning, No. 84951-4-I (Apr. 17, 2023)</w:t>
       </w:r>
+      <w:bookmarkEnd w:id="18"/>
+      <w:bookmarkEnd w:id="19"/>
     </w:p>
     <w:p>
       <w:pPr>
@@ -8327,7 +8781,26 @@
           <w:sz w:val="24"/>
           <w:szCs w:val="24"/>
         </w:rPr>
-        <w:t>In this published decision, the Court of Appeals held that the trial court erred by failing to enter indigency findings under RAP 15.2(c) and by exceeding its authority in denying public funding. The trial court's failure to comply with the subsequent mandate created the "incomplete record" for which Petitioner was later penalized.</w:t>
+        <w:t xml:space="preserve">In this </w:t>
+      </w:r>
+      <w:r>
+        <w:rPr>
+          <w:rFonts w:hint="default" w:ascii="Times New Roman" w:hAnsi="Times New Roman" w:cs="Times New Roman"/>
+          <w:color w:val="000000"/>
+          <w:sz w:val="24"/>
+          <w:szCs w:val="24"/>
+          <w:lang w:val="en-US"/>
+        </w:rPr>
+        <w:t>un</w:t>
+      </w:r>
+      <w:r>
+        <w:rPr>
+          <w:rFonts w:hint="default" w:ascii="Times New Roman" w:hAnsi="Times New Roman" w:cs="Times New Roman"/>
+          <w:color w:val="000000"/>
+          <w:sz w:val="24"/>
+          <w:szCs w:val="24"/>
+        </w:rPr>
+        <w:t>published decision, the Court of Appeals held that the trial court erred by failing to enter indigency findings under RAP 15.2(c) and by exceeding its authority in denying public funding. The trial court's failure to comply with the subsequent mandate created the "incomplete record" for which Petitioner was later penalized.</w:t>
       </w:r>
     </w:p>
     <w:p>
@@ -8336,40 +8809,11 @@
         <w:keepLines w:val="0"/>
         <w:widowControl/>
         <w:suppressLineNumbers w:val="0"/>
-        <w:spacing w:line="30" w:lineRule="atLeast"/>
-        <w:rPr>
-          <w:color w:val="000000"/>
-        </w:rPr>
-        <w:sectPr>
-          <w:pgSz w:w="11906" w:h="16839"/>
-          <w:pgMar w:top="2160" w:right="2160" w:bottom="2160" w:left="2880" w:header="851" w:footer="992" w:gutter="0"/>
-          <w:cols w:space="0" w:num="1"/>
-        </w:sectPr>
-      </w:pPr>
-    </w:p>
-    <w:p>
-      <w:pPr>
-        <w:keepNext w:val="0"/>
-        <w:keepLines w:val="0"/>
-        <w:widowControl/>
-        <w:suppressLineNumbers w:val="0"/>
-        <w:spacing w:before="480" w:beforeAutospacing="0" w:after="240" w:afterAutospacing="0" w:line="30" w:lineRule="atLeast"/>
-        <w:jc w:val="left"/>
-        <w:rPr>
-          <w:rFonts w:hint="eastAsia" w:ascii="SimSun" w:hAnsi="SimSun" w:eastAsia="SimSun" w:cs="SimSun"/>
-          <w:b/>
-          <w:bCs/>
-          <w:caps/>
-          <w:kern w:val="0"/>
-          <w:sz w:val="24"/>
-          <w:szCs w:val="24"/>
-          <w:u w:val="single"/>
-          <w:lang w:val="en-US" w:eastAsia="zh-CN" w:bidi="ar"/>
-        </w:rPr>
-      </w:pPr>
-      <w:r>
-        <w:rPr>
-          <w:rFonts w:hint="eastAsia" w:ascii="SimSun" w:hAnsi="SimSun" w:eastAsia="SimSun" w:cs="SimSun"/>
+        <w:spacing w:beforeAutospacing="1" w:after="200" w:line="30" w:lineRule="atLeast"/>
+        <w:jc w:val="center"/>
+        <w:outlineLvl w:val="1"/>
+        <w:rPr>
+          <w:rFonts w:ascii="DejaVu Sans" w:hAnsi="DejaVu Sans" w:eastAsia="SimSun" w:cs="DejaVu Sans"/>
           <w:b/>
           <w:bCs/>
           <w:caps/>
@@ -8380,8 +8824,26 @@
           <w:u w:val="single"/>
           <w:lang w:val="en-US" w:eastAsia="zh-CN" w:bidi="ar"/>
         </w:rPr>
+      </w:pPr>
+      <w:bookmarkStart w:id="20" w:name="_Toc23281"/>
+      <w:bookmarkStart w:id="21" w:name="_Toc21644"/>
+      <w:r>
+        <w:rPr>
+          <w:rFonts w:ascii="DejaVu Sans" w:hAnsi="DejaVu Sans" w:eastAsia="SimSun" w:cs="DejaVu Sans"/>
+          <w:b/>
+          <w:bCs/>
+          <w:caps/>
+          <w:color w:val="000000"/>
+          <w:kern w:val="0"/>
+          <w:sz w:val="24"/>
+          <w:szCs w:val="24"/>
+          <w:u w:val="single"/>
+          <w:lang w:val="en-US" w:eastAsia="zh-CN" w:bidi="ar"/>
+        </w:rPr>
         <w:t>Appendix I: Exhibit A (Admitted 12/8/2025) Contact Summary</w:t>
       </w:r>
+      <w:bookmarkEnd w:id="20"/>
+      <w:bookmarkEnd w:id="21"/>
     </w:p>
     <w:p>
       <w:pPr>
@@ -8391,6 +8853,12 @@
         <w:widowControl/>
         <w:suppressLineNumbers w:val="0"/>
         <w:spacing w:line="30" w:lineRule="atLeast"/>
+        <w:rPr>
+          <w:rFonts w:hint="default" w:ascii="Times New Roman" w:hAnsi="Times New Roman" w:cs="Times New Roman"/>
+          <w:color w:val="000000"/>
+          <w:sz w:val="24"/>
+          <w:szCs w:val="24"/>
+        </w:rPr>
       </w:pPr>
       <w:r>
         <w:rPr>
@@ -8424,25 +8892,28 @@
       <w:r>
         <w:rPr>
           <w:rStyle w:val="16"/>
-          <w:rFonts w:hint="default" w:ascii="Times New Roman" w:hAnsi="Times New Roman" w:cs="Times New Roman" w:eastAsiaTheme="minorEastAsia"/>
+          <w:rFonts w:hint="default" w:ascii="Times New Roman" w:hAnsi="Times New Roman" w:eastAsia="SimSun" w:cs="Times New Roman"/>
           <w:color w:val="000000"/>
           <w:kern w:val="0"/>
           <w:sz w:val="24"/>
           <w:szCs w:val="24"/>
           <w:lang w:val="en-US" w:eastAsia="zh-CN" w:bidi="ar"/>
         </w:rPr>
-        <w:t>2010–2011:</w:t>
-      </w:r>
-      <w:r>
-        <w:rPr>
-          <w:rFonts w:hint="default" w:ascii="Times New Roman" w:hAnsi="Times New Roman" w:cs="Times New Roman" w:eastAsiaTheme="minorEastAsia"/>
+        <w:t xml:space="preserve">2008-2010: </w:t>
+      </w:r>
+      <w:r>
+        <w:rPr>
+          <w:rStyle w:val="16"/>
+          <w:rFonts w:hint="default" w:ascii="Times New Roman" w:hAnsi="Times New Roman" w:eastAsia="SimSun" w:cs="Times New Roman"/>
+          <w:b w:val="0"/>
+          <w:bCs w:val="0"/>
           <w:color w:val="000000"/>
           <w:kern w:val="0"/>
           <w:sz w:val="24"/>
           <w:szCs w:val="24"/>
           <w:lang w:val="en-US" w:eastAsia="zh-CN" w:bidi="ar"/>
         </w:rPr>
-        <w:t xml:space="preserve"> Scheduled phone calls arranged by Manning.</w:t>
+        <w:t>Phone calls and letters acknowledged by Manning.</w:t>
       </w:r>
     </w:p>
     <w:p>
@@ -8474,7 +8945,7 @@
           <w:szCs w:val="24"/>
           <w:lang w:val="en-US" w:eastAsia="zh-CN" w:bidi="ar"/>
         </w:rPr>
-        <w:t>2011:</w:t>
+        <w:t>2010–2011:</w:t>
       </w:r>
       <w:r>
         <w:rPr>
@@ -8485,7 +8956,7 @@
           <w:szCs w:val="24"/>
           <w:lang w:val="en-US" w:eastAsia="zh-CN" w:bidi="ar"/>
         </w:rPr>
-        <w:t xml:space="preserve"> Video visit at the Manning residence.</w:t>
+        <w:t xml:space="preserve"> Scheduled phone calls arranged by Manning.</w:t>
       </w:r>
     </w:p>
     <w:p>
@@ -8517,7 +8988,7 @@
           <w:szCs w:val="24"/>
           <w:lang w:val="en-US" w:eastAsia="zh-CN" w:bidi="ar"/>
         </w:rPr>
-        <w:t>2012:</w:t>
+        <w:t>2011:</w:t>
       </w:r>
       <w:r>
         <w:rPr>
@@ -8528,7 +8999,29 @@
           <w:szCs w:val="24"/>
           <w:lang w:val="en-US" w:eastAsia="zh-CN" w:bidi="ar"/>
         </w:rPr>
-        <w:t xml:space="preserve"> In-person visit and medical coordination.</w:t>
+        <w:t xml:space="preserve"> </w:t>
+      </w:r>
+      <w:r>
+        <w:rPr>
+          <w:rFonts w:hint="default" w:ascii="Times New Roman" w:hAnsi="Times New Roman" w:eastAsiaTheme="minorEastAsia" w:cstheme="minorBidi"/>
+          <w:color w:val="000000"/>
+          <w:kern w:val="0"/>
+          <w:sz w:val="24"/>
+          <w:szCs w:val="24"/>
+          <w:lang w:val="en-US" w:eastAsia="zh-CN" w:bidi="ar"/>
+        </w:rPr>
+        <w:t>In-person</w:t>
+      </w:r>
+      <w:r>
+        <w:rPr>
+          <w:rFonts w:hint="default" w:ascii="Times New Roman" w:hAnsi="Times New Roman" w:cs="Times New Roman" w:eastAsiaTheme="minorEastAsia"/>
+          <w:color w:val="000000"/>
+          <w:kern w:val="0"/>
+          <w:sz w:val="24"/>
+          <w:szCs w:val="24"/>
+          <w:lang w:val="en-US" w:eastAsia="zh-CN" w:bidi="ar"/>
+        </w:rPr>
+        <w:t xml:space="preserve"> visit at the Manning residence, video recorded by Manning.</w:t>
       </w:r>
     </w:p>
     <w:p>
@@ -8560,7 +9053,7 @@
           <w:szCs w:val="24"/>
           <w:lang w:val="en-US" w:eastAsia="zh-CN" w:bidi="ar"/>
         </w:rPr>
-        <w:t>2012–2015:</w:t>
+        <w:t>2012:</w:t>
       </w:r>
       <w:r>
         <w:rPr>
@@ -8571,8 +9064,719 @@
           <w:szCs w:val="24"/>
           <w:lang w:val="en-US" w:eastAsia="zh-CN" w:bidi="ar"/>
         </w:rPr>
+        <w:t xml:space="preserve"> Phone calls visit and medical coordination.</w:t>
+      </w:r>
+    </w:p>
+    <w:p>
+      <w:pPr>
+        <w:keepNext w:val="0"/>
+        <w:keepLines w:val="0"/>
+        <w:widowControl/>
+        <w:numPr>
+          <w:ilvl w:val="0"/>
+          <w:numId w:val="1"/>
+        </w:numPr>
+        <w:suppressLineNumbers w:val="0"/>
+        <w:spacing w:before="0" w:beforeAutospacing="1" w:after="0" w:afterAutospacing="1" w:line="30" w:lineRule="atLeast"/>
+        <w:ind w:left="720" w:hanging="360"/>
+        <w:jc w:val="left"/>
+        <w:rPr>
+          <w:rFonts w:asciiTheme="minorHAnsi" w:hAnsiTheme="minorHAnsi" w:eastAsiaTheme="minorEastAsia" w:cstheme="minorBidi"/>
+          <w:kern w:val="0"/>
+          <w:lang w:val="en-US" w:eastAsia="zh-CN" w:bidi="ar"/>
+        </w:rPr>
+      </w:pPr>
+      <w:r>
+        <w:rPr>
+          <w:rStyle w:val="16"/>
+          <w:rFonts w:hint="default" w:ascii="Times New Roman" w:hAnsi="Times New Roman" w:cs="Times New Roman" w:eastAsiaTheme="minorEastAsia"/>
+          <w:color w:val="000000"/>
+          <w:kern w:val="0"/>
+          <w:sz w:val="24"/>
+          <w:szCs w:val="24"/>
+          <w:lang w:val="en-US" w:eastAsia="zh-CN" w:bidi="ar"/>
+        </w:rPr>
+        <w:t>2012–2015:</w:t>
+      </w:r>
+      <w:r>
+        <w:rPr>
+          <w:rFonts w:hint="default" w:ascii="Times New Roman" w:hAnsi="Times New Roman" w:cs="Times New Roman" w:eastAsiaTheme="minorEastAsia"/>
+          <w:color w:val="000000"/>
+          <w:kern w:val="0"/>
+          <w:sz w:val="24"/>
+          <w:szCs w:val="24"/>
+          <w:lang w:val="en-US" w:eastAsia="zh-CN" w:bidi="ar"/>
+        </w:rPr>
         <w:t xml:space="preserve"> "Read-to-Me-Daddy" recordings and holiday gifts acknowledged by Manning.</w:t>
       </w:r>
+    </w:p>
+    <w:p>
+      <w:pPr>
+        <w:keepNext w:val="0"/>
+        <w:keepLines w:val="0"/>
+        <w:widowControl/>
+        <w:suppressLineNumbers w:val="0"/>
+        <w:spacing w:before="0" w:beforeAutospacing="1" w:after="0" w:afterAutospacing="1" w:line="30" w:lineRule="atLeast"/>
+        <w:ind w:left="0" w:right="0"/>
+        <w:jc w:val="left"/>
+        <w:rPr>
+          <w:rFonts w:hint="default" w:ascii="Times New Roman" w:hAnsi="Times New Roman" w:eastAsiaTheme="minorEastAsia" w:cstheme="minorBidi"/>
+          <w:color w:val="000000"/>
+          <w:kern w:val="0"/>
+          <w:sz w:val="24"/>
+          <w:szCs w:val="24"/>
+          <w:lang w:val="en-US" w:eastAsia="zh-CN" w:bidi="ar"/>
+        </w:rPr>
+      </w:pPr>
+      <w:bookmarkStart w:id="22" w:name="_Toc4160"/>
+      <w:bookmarkStart w:id="23" w:name="_Toc24522"/>
+      <w:r>
+        <w:rPr>
+          <w:rFonts w:hint="default" w:ascii="Times New Roman" w:hAnsi="Times New Roman" w:eastAsiaTheme="minorEastAsia" w:cstheme="minorBidi"/>
+          <w:color w:val="000000"/>
+          <w:kern w:val="0"/>
+          <w:sz w:val="24"/>
+          <w:szCs w:val="24"/>
+          <w:lang w:val="en-US" w:eastAsia="zh-CN" w:bidi="ar"/>
+        </w:rPr>
+        <w:t>In Exhibit A (specifically the Facebook logs), there are approximately 114 distinct times where Bennett or Manning discuss "[TB]," "son," "visits," "calls," or "seeing" him.</w:t>
+      </w:r>
+    </w:p>
+    <w:p>
+      <w:pPr>
+        <w:keepNext w:val="0"/>
+        <w:keepLines w:val="0"/>
+        <w:widowControl/>
+        <w:suppressLineNumbers w:val="0"/>
+        <w:spacing w:before="0" w:beforeAutospacing="1" w:after="0" w:afterAutospacing="1" w:line="30" w:lineRule="atLeast"/>
+        <w:ind w:left="0" w:right="0"/>
+        <w:jc w:val="left"/>
+        <w:rPr>
+          <w:rFonts w:hint="default" w:ascii="Times New Roman" w:hAnsi="Times New Roman" w:eastAsiaTheme="minorEastAsia" w:cstheme="minorBidi"/>
+          <w:color w:val="000000"/>
+          <w:kern w:val="0"/>
+          <w:sz w:val="24"/>
+          <w:szCs w:val="24"/>
+          <w:lang w:val="en-US" w:eastAsia="zh-CN" w:bidi="ar"/>
+        </w:rPr>
+      </w:pPr>
+    </w:p>
+    <w:p>
+      <w:pPr>
+        <w:keepNext w:val="0"/>
+        <w:keepLines w:val="0"/>
+        <w:widowControl/>
+        <w:suppressLineNumbers w:val="0"/>
+        <w:spacing w:before="0" w:beforeAutospacing="1" w:after="0" w:afterAutospacing="1" w:line="30" w:lineRule="atLeast"/>
+        <w:ind w:left="0" w:right="0"/>
+        <w:jc w:val="left"/>
+        <w:rPr>
+          <w:rFonts w:hint="default" w:ascii="Times New Roman" w:hAnsi="Times New Roman" w:eastAsiaTheme="minorEastAsia" w:cstheme="minorBidi"/>
+          <w:color w:val="000000"/>
+          <w:kern w:val="0"/>
+          <w:sz w:val="24"/>
+          <w:szCs w:val="24"/>
+          <w:lang w:val="en-US" w:eastAsia="zh-CN" w:bidi="ar"/>
+        </w:rPr>
+      </w:pPr>
+      <w:r>
+        <w:rPr>
+          <w:rFonts w:hint="default" w:ascii="Times New Roman" w:hAnsi="Times New Roman" w:eastAsiaTheme="minorEastAsia" w:cstheme="minorBidi"/>
+          <w:color w:val="000000"/>
+          <w:kern w:val="0"/>
+          <w:sz w:val="24"/>
+          <w:szCs w:val="24"/>
+          <w:lang w:val="en-US" w:eastAsia="zh-CN" w:bidi="ar"/>
+        </w:rPr>
+        <w:t xml:space="preserve">  </w:t>
+      </w:r>
+      <w:r>
+        <w:rPr>
+          <w:rFonts w:hint="default" w:ascii="Times New Roman" w:hAnsi="Times New Roman" w:eastAsiaTheme="minorEastAsia" w:cstheme="minorBidi"/>
+          <w:b/>
+          <w:bCs/>
+          <w:color w:val="000000"/>
+          <w:kern w:val="0"/>
+          <w:sz w:val="24"/>
+          <w:szCs w:val="24"/>
+          <w:lang w:val="en-US" w:eastAsia="zh-CN" w:bidi="ar"/>
+        </w:rPr>
+        <w:t>This count spans from 2010 through 2019 and includes</w:t>
+      </w:r>
+      <w:r>
+        <w:rPr>
+          <w:rFonts w:hint="default" w:ascii="Times New Roman" w:hAnsi="Times New Roman" w:eastAsiaTheme="minorEastAsia" w:cstheme="minorBidi"/>
+          <w:color w:val="000000"/>
+          <w:kern w:val="0"/>
+          <w:sz w:val="24"/>
+          <w:szCs w:val="24"/>
+          <w:lang w:val="en-US" w:eastAsia="zh-CN" w:bidi="ar"/>
+        </w:rPr>
+        <w:t>:</w:t>
+      </w:r>
+    </w:p>
+    <w:p>
+      <w:pPr>
+        <w:keepNext w:val="0"/>
+        <w:keepLines w:val="0"/>
+        <w:widowControl/>
+        <w:suppressLineNumbers w:val="0"/>
+        <w:spacing w:before="0" w:beforeAutospacing="1" w:after="0" w:afterAutospacing="1" w:line="30" w:lineRule="atLeast"/>
+        <w:ind w:left="0" w:right="0"/>
+        <w:jc w:val="left"/>
+        <w:rPr>
+          <w:rFonts w:hint="default" w:ascii="Times New Roman" w:hAnsi="Times New Roman" w:eastAsiaTheme="minorEastAsia" w:cstheme="minorBidi"/>
+          <w:color w:val="000000"/>
+          <w:kern w:val="0"/>
+          <w:sz w:val="24"/>
+          <w:szCs w:val="24"/>
+          <w:lang w:val="en-US" w:eastAsia="zh-CN" w:bidi="ar"/>
+        </w:rPr>
+      </w:pPr>
+      <w:r>
+        <w:rPr>
+          <w:rFonts w:hint="default" w:ascii="Times New Roman" w:hAnsi="Times New Roman" w:eastAsiaTheme="minorEastAsia" w:cstheme="minorBidi"/>
+          <w:color w:val="000000"/>
+          <w:kern w:val="0"/>
+          <w:sz w:val="24"/>
+          <w:szCs w:val="24"/>
+          <w:lang w:val="en-US" w:eastAsia="zh-CN" w:bidi="ar"/>
+        </w:rPr>
+        <w:t xml:space="preserve">   * Direct Demands: Bennett explicitly asking to see Tim or have phone calls.</w:t>
+      </w:r>
+    </w:p>
+    <w:p>
+      <w:pPr>
+        <w:keepNext w:val="0"/>
+        <w:keepLines w:val="0"/>
+        <w:widowControl/>
+        <w:suppressLineNumbers w:val="0"/>
+        <w:spacing w:before="0" w:beforeAutospacing="1" w:after="0" w:afterAutospacing="1" w:line="30" w:lineRule="atLeast"/>
+        <w:ind w:left="0" w:right="0"/>
+        <w:jc w:val="left"/>
+        <w:rPr>
+          <w:rFonts w:hint="default" w:ascii="Times New Roman" w:hAnsi="Times New Roman" w:eastAsiaTheme="minorEastAsia" w:cstheme="minorBidi"/>
+          <w:color w:val="000000"/>
+          <w:kern w:val="0"/>
+          <w:sz w:val="24"/>
+          <w:szCs w:val="24"/>
+          <w:lang w:val="en-US" w:eastAsia="zh-CN" w:bidi="ar"/>
+        </w:rPr>
+      </w:pPr>
+      <w:r>
+        <w:rPr>
+          <w:rFonts w:hint="default" w:ascii="Times New Roman" w:hAnsi="Times New Roman" w:eastAsiaTheme="minorEastAsia" w:cstheme="minorBidi"/>
+          <w:color w:val="000000"/>
+          <w:kern w:val="0"/>
+          <w:sz w:val="24"/>
+          <w:szCs w:val="24"/>
+          <w:lang w:val="en-US" w:eastAsia="zh-CN" w:bidi="ar"/>
+        </w:rPr>
+        <w:t xml:space="preserve">   * Status Updates: Manning giving Bennett updates on Tim's health, therapy (Reactive Attachment Disorder), or school.</w:t>
+      </w:r>
+    </w:p>
+    <w:p>
+      <w:pPr>
+        <w:keepNext w:val="0"/>
+        <w:keepLines w:val="0"/>
+        <w:widowControl/>
+        <w:suppressLineNumbers w:val="0"/>
+        <w:spacing w:before="0" w:beforeAutospacing="1" w:after="0" w:afterAutospacing="1" w:line="30" w:lineRule="atLeast"/>
+        <w:ind w:left="0" w:right="0"/>
+        <w:jc w:val="left"/>
+        <w:rPr>
+          <w:rFonts w:hint="default" w:ascii="Times New Roman" w:hAnsi="Times New Roman" w:eastAsiaTheme="minorEastAsia" w:cstheme="minorBidi"/>
+          <w:color w:val="000000"/>
+          <w:kern w:val="0"/>
+          <w:sz w:val="24"/>
+          <w:szCs w:val="24"/>
+          <w:lang w:val="en-US" w:eastAsia="zh-CN" w:bidi="ar"/>
+        </w:rPr>
+      </w:pPr>
+      <w:r>
+        <w:rPr>
+          <w:rFonts w:hint="default" w:ascii="Times New Roman" w:hAnsi="Times New Roman" w:eastAsiaTheme="minorEastAsia" w:cstheme="minorBidi"/>
+          <w:color w:val="000000"/>
+          <w:kern w:val="0"/>
+          <w:sz w:val="24"/>
+          <w:szCs w:val="24"/>
+          <w:lang w:val="en-US" w:eastAsia="zh-CN" w:bidi="ar"/>
+        </w:rPr>
+        <w:t xml:space="preserve">   * Coordinated Visits: Arrangements for Bennett to come to the house (e.g., the May 2016 visit while Tim was playing WOW).</w:t>
+      </w:r>
+    </w:p>
+    <w:p>
+      <w:pPr>
+        <w:keepNext w:val="0"/>
+        <w:keepLines w:val="0"/>
+        <w:widowControl/>
+        <w:suppressLineNumbers w:val="0"/>
+        <w:spacing w:before="0" w:beforeAutospacing="1" w:after="0" w:afterAutospacing="1" w:line="30" w:lineRule="atLeast"/>
+        <w:ind w:left="0" w:right="0"/>
+        <w:jc w:val="left"/>
+        <w:rPr>
+          <w:rFonts w:hint="default" w:ascii="Times New Roman" w:hAnsi="Times New Roman" w:eastAsiaTheme="minorEastAsia" w:cstheme="minorBidi"/>
+          <w:color w:val="000000"/>
+          <w:kern w:val="0"/>
+          <w:sz w:val="24"/>
+          <w:szCs w:val="24"/>
+          <w:lang w:val="en-US" w:eastAsia="zh-CN" w:bidi="ar"/>
+        </w:rPr>
+      </w:pPr>
+      <w:r>
+        <w:rPr>
+          <w:rFonts w:hint="default" w:ascii="Times New Roman" w:hAnsi="Times New Roman" w:eastAsiaTheme="minorEastAsia" w:cstheme="minorBidi"/>
+          <w:color w:val="000000"/>
+          <w:kern w:val="0"/>
+          <w:sz w:val="24"/>
+          <w:szCs w:val="24"/>
+          <w:lang w:val="en-US" w:eastAsia="zh-CN" w:bidi="ar"/>
+        </w:rPr>
+        <w:t xml:space="preserve">   * Gift/Call Acknowledgments: Manning acknowledging receipt of gifts or letters for Tim.</w:t>
+      </w:r>
+    </w:p>
+    <w:p>
+      <w:pPr>
+        <w:keepNext w:val="0"/>
+        <w:keepLines w:val="0"/>
+        <w:widowControl/>
+        <w:suppressLineNumbers w:val="0"/>
+        <w:spacing w:before="0" w:beforeAutospacing="1" w:after="0" w:afterAutospacing="1" w:line="30" w:lineRule="atLeast"/>
+        <w:ind w:left="0" w:right="0"/>
+        <w:jc w:val="left"/>
+        <w:rPr>
+          <w:rFonts w:hint="default" w:ascii="Times New Roman" w:hAnsi="Times New Roman" w:eastAsiaTheme="minorEastAsia" w:cstheme="minorBidi"/>
+          <w:color w:val="000000"/>
+          <w:kern w:val="0"/>
+          <w:sz w:val="24"/>
+          <w:szCs w:val="24"/>
+          <w:lang w:val="en-US" w:eastAsia="zh-CN" w:bidi="ar"/>
+        </w:rPr>
+      </w:pPr>
+      <w:r>
+        <w:rPr>
+          <w:rFonts w:hint="default" w:ascii="Times New Roman" w:hAnsi="Times New Roman" w:eastAsiaTheme="minorEastAsia" w:cstheme="minorBidi"/>
+          <w:color w:val="000000"/>
+          <w:kern w:val="0"/>
+          <w:sz w:val="24"/>
+          <w:szCs w:val="24"/>
+          <w:lang w:val="en-US" w:eastAsia="zh-CN" w:bidi="ar"/>
+        </w:rPr>
+        <w:t xml:space="preserve"> </w:t>
+      </w:r>
+    </w:p>
+    <w:p>
+      <w:pPr>
+        <w:keepNext w:val="0"/>
+        <w:keepLines w:val="0"/>
+        <w:widowControl/>
+        <w:suppressLineNumbers w:val="0"/>
+        <w:spacing w:before="0" w:beforeAutospacing="1" w:after="0" w:afterAutospacing="1" w:line="30" w:lineRule="atLeast"/>
+        <w:ind w:left="0" w:right="0"/>
+        <w:jc w:val="left"/>
+        <w:rPr>
+          <w:rFonts w:hint="default" w:ascii="Times New Roman" w:hAnsi="Times New Roman" w:eastAsiaTheme="minorEastAsia" w:cstheme="minorBidi"/>
+          <w:b/>
+          <w:bCs/>
+          <w:color w:val="000000"/>
+          <w:kern w:val="0"/>
+          <w:sz w:val="24"/>
+          <w:szCs w:val="24"/>
+          <w:lang w:val="en-US" w:eastAsia="zh-CN" w:bidi="ar"/>
+        </w:rPr>
+      </w:pPr>
+      <w:r>
+        <w:rPr>
+          <w:rFonts w:hint="default" w:ascii="Times New Roman" w:hAnsi="Times New Roman" w:eastAsiaTheme="minorEastAsia" w:cstheme="minorBidi"/>
+          <w:b/>
+          <w:bCs/>
+          <w:color w:val="000000"/>
+          <w:kern w:val="0"/>
+          <w:sz w:val="24"/>
+          <w:szCs w:val="24"/>
+          <w:lang w:val="en-US" w:eastAsia="zh-CN" w:bidi="ar"/>
+        </w:rPr>
+        <w:t xml:space="preserve"> </w:t>
+      </w:r>
+      <w:r>
+        <w:rPr>
+          <w:rStyle w:val="24"/>
+          <w:rFonts w:hint="default" w:eastAsiaTheme="minorEastAsia"/>
+          <w:b/>
+          <w:bCs/>
+          <w:color w:val="000000"/>
+          <w:kern w:val="0"/>
+          <w:lang w:val="en-US" w:eastAsia="zh-CN" w:bidi="ar"/>
+        </w:rPr>
+        <w:t>Breakdown of the 114 Mentions:</w:t>
+      </w:r>
+    </w:p>
+    <w:p>
+      <w:pPr>
+        <w:keepNext w:val="0"/>
+        <w:keepLines w:val="0"/>
+        <w:widowControl/>
+        <w:suppressLineNumbers w:val="0"/>
+        <w:spacing w:before="0" w:beforeAutospacing="1" w:after="0" w:afterAutospacing="1" w:line="30" w:lineRule="atLeast"/>
+        <w:ind w:left="0" w:right="0"/>
+        <w:jc w:val="left"/>
+        <w:rPr>
+          <w:rFonts w:hint="default" w:ascii="Times New Roman" w:hAnsi="Times New Roman" w:eastAsiaTheme="minorEastAsia" w:cstheme="minorBidi"/>
+          <w:color w:val="000000"/>
+          <w:kern w:val="0"/>
+          <w:sz w:val="24"/>
+          <w:szCs w:val="24"/>
+          <w:lang w:val="en-US" w:eastAsia="zh-CN" w:bidi="ar"/>
+        </w:rPr>
+      </w:pPr>
+      <w:r>
+        <w:rPr>
+          <w:rFonts w:hint="default" w:ascii="Times New Roman" w:hAnsi="Times New Roman" w:eastAsiaTheme="minorEastAsia" w:cstheme="minorBidi"/>
+          <w:color w:val="000000"/>
+          <w:kern w:val="0"/>
+          <w:sz w:val="24"/>
+          <w:szCs w:val="24"/>
+          <w:lang w:val="en-US" w:eastAsia="zh-CN" w:bidi="ar"/>
+        </w:rPr>
+        <w:t xml:space="preserve">   * 2010–2011: ~45 instances (High frequency of scheduled calls and transition from Colorado to Washington).</w:t>
+      </w:r>
+    </w:p>
+    <w:p>
+      <w:pPr>
+        <w:keepNext w:val="0"/>
+        <w:keepLines w:val="0"/>
+        <w:widowControl/>
+        <w:suppressLineNumbers w:val="0"/>
+        <w:spacing w:before="0" w:beforeAutospacing="1" w:after="0" w:afterAutospacing="1" w:line="30" w:lineRule="atLeast"/>
+        <w:ind w:left="0" w:right="0"/>
+        <w:jc w:val="left"/>
+        <w:rPr>
+          <w:rFonts w:hint="default" w:ascii="Times New Roman" w:hAnsi="Times New Roman" w:eastAsiaTheme="minorEastAsia" w:cstheme="minorBidi"/>
+          <w:color w:val="000000"/>
+          <w:kern w:val="0"/>
+          <w:sz w:val="24"/>
+          <w:szCs w:val="24"/>
+          <w:lang w:val="en-US" w:eastAsia="zh-CN" w:bidi="ar"/>
+        </w:rPr>
+      </w:pPr>
+      <w:r>
+        <w:rPr>
+          <w:rFonts w:hint="default" w:ascii="Times New Roman" w:hAnsi="Times New Roman" w:eastAsiaTheme="minorEastAsia" w:cstheme="minorBidi"/>
+          <w:color w:val="000000"/>
+          <w:kern w:val="0"/>
+          <w:sz w:val="24"/>
+          <w:szCs w:val="24"/>
+          <w:lang w:val="en-US" w:eastAsia="zh-CN" w:bidi="ar"/>
+        </w:rPr>
+        <w:t xml:space="preserve">   * 2012–2014: ~20 instances (Focus on Bennett's legal papers and Manning's "promises" regarding reunification).</w:t>
+      </w:r>
+    </w:p>
+    <w:p>
+      <w:pPr>
+        <w:keepNext w:val="0"/>
+        <w:keepLines w:val="0"/>
+        <w:widowControl/>
+        <w:suppressLineNumbers w:val="0"/>
+        <w:spacing w:before="0" w:beforeAutospacing="1" w:after="0" w:afterAutospacing="1" w:line="30" w:lineRule="atLeast"/>
+        <w:ind w:left="0" w:right="0"/>
+        <w:jc w:val="left"/>
+        <w:rPr>
+          <w:rFonts w:hint="default" w:ascii="Times New Roman" w:hAnsi="Times New Roman" w:eastAsiaTheme="minorEastAsia" w:cstheme="minorBidi"/>
+          <w:color w:val="000000"/>
+          <w:kern w:val="0"/>
+          <w:sz w:val="24"/>
+          <w:szCs w:val="24"/>
+          <w:lang w:val="en-US" w:eastAsia="zh-CN" w:bidi="ar"/>
+        </w:rPr>
+      </w:pPr>
+      <w:r>
+        <w:rPr>
+          <w:rFonts w:hint="default" w:ascii="Times New Roman" w:hAnsi="Times New Roman" w:eastAsiaTheme="minorEastAsia" w:cstheme="minorBidi"/>
+          <w:color w:val="000000"/>
+          <w:kern w:val="0"/>
+          <w:sz w:val="24"/>
+          <w:szCs w:val="24"/>
+          <w:lang w:val="en-US" w:eastAsia="zh-CN" w:bidi="ar"/>
+        </w:rPr>
+        <w:t xml:space="preserve">   * 2015–2019: ~49 instances (Intense conflict over the 2013 papers, sibling contact requests for Bennett's other children, and the physical visits in 2016 and 2019).</w:t>
+      </w:r>
+    </w:p>
+    <w:p>
+      <w:pPr>
+        <w:keepNext w:val="0"/>
+        <w:keepLines w:val="0"/>
+        <w:widowControl/>
+        <w:suppressLineNumbers w:val="0"/>
+        <w:spacing w:before="0" w:beforeAutospacing="1" w:after="0" w:afterAutospacing="1" w:line="30" w:lineRule="atLeast"/>
+        <w:ind w:left="0" w:right="0"/>
+        <w:jc w:val="left"/>
+        <w:rPr>
+          <w:rFonts w:hint="default" w:ascii="Times New Roman" w:hAnsi="Times New Roman" w:eastAsiaTheme="minorEastAsia" w:cstheme="minorBidi"/>
+          <w:color w:val="000000"/>
+          <w:kern w:val="0"/>
+          <w:sz w:val="24"/>
+          <w:szCs w:val="24"/>
+          <w:lang w:val="en-US" w:eastAsia="zh-CN" w:bidi="ar"/>
+        </w:rPr>
+      </w:pPr>
+    </w:p>
+    <w:p>
+      <w:pPr>
+        <w:keepNext w:val="0"/>
+        <w:keepLines w:val="0"/>
+        <w:widowControl/>
+        <w:suppressLineNumbers w:val="0"/>
+        <w:spacing w:before="0" w:beforeAutospacing="1" w:after="0" w:afterAutospacing="1" w:line="30" w:lineRule="atLeast"/>
+        <w:ind w:left="0" w:right="0"/>
+        <w:jc w:val="left"/>
+        <w:rPr>
+          <w:rFonts w:hint="default" w:ascii="Times New Roman" w:hAnsi="Times New Roman" w:eastAsiaTheme="minorEastAsia" w:cstheme="minorBidi"/>
+          <w:color w:val="000000"/>
+          <w:kern w:val="0"/>
+          <w:sz w:val="24"/>
+          <w:szCs w:val="24"/>
+          <w:lang w:val="en-US" w:eastAsia="zh-CN" w:bidi="ar"/>
+        </w:rPr>
+      </w:pPr>
+    </w:p>
+    <w:p>
+      <w:pPr>
+        <w:keepNext w:val="0"/>
+        <w:keepLines w:val="0"/>
+        <w:widowControl/>
+        <w:suppressLineNumbers w:val="0"/>
+        <w:spacing w:before="0" w:beforeAutospacing="1" w:after="0" w:afterAutospacing="1" w:line="30" w:lineRule="atLeast"/>
+        <w:ind w:left="0" w:right="0"/>
+        <w:jc w:val="left"/>
+        <w:rPr>
+          <w:rFonts w:hint="default" w:ascii="Times New Roman" w:hAnsi="Times New Roman" w:eastAsiaTheme="minorEastAsia" w:cstheme="minorBidi"/>
+          <w:color w:val="000000"/>
+          <w:kern w:val="0"/>
+          <w:sz w:val="24"/>
+          <w:szCs w:val="24"/>
+          <w:lang w:val="en-US" w:eastAsia="zh-CN" w:bidi="ar"/>
+        </w:rPr>
+      </w:pPr>
+      <w:r>
+        <w:rPr>
+          <w:rFonts w:hint="default" w:ascii="Times New Roman" w:hAnsi="Times New Roman" w:eastAsiaTheme="minorEastAsia" w:cstheme="minorBidi"/>
+          <w:color w:val="000000"/>
+          <w:kern w:val="0"/>
+          <w:sz w:val="24"/>
+          <w:szCs w:val="24"/>
+          <w:lang w:val="en-US" w:eastAsia="zh-CN" w:bidi="ar"/>
+        </w:rPr>
+        <w:t xml:space="preserve">  </w:t>
+      </w:r>
+      <w:r>
+        <w:rPr>
+          <w:rStyle w:val="24"/>
+          <w:rFonts w:hint="default" w:eastAsiaTheme="minorEastAsia"/>
+          <w:b/>
+          <w:bCs/>
+          <w:color w:val="000000"/>
+          <w:kern w:val="0"/>
+          <w:lang w:val="en-US" w:eastAsia="zh-CN" w:bidi="ar"/>
+        </w:rPr>
+        <w:t>Crucial Finding for the Court</w:t>
+      </w:r>
+    </w:p>
+    <w:p>
+      <w:pPr>
+        <w:keepNext w:val="0"/>
+        <w:keepLines w:val="0"/>
+        <w:widowControl/>
+        <w:suppressLineNumbers w:val="0"/>
+        <w:spacing w:before="0" w:beforeAutospacing="1" w:after="0" w:afterAutospacing="1" w:line="30" w:lineRule="atLeast"/>
+        <w:ind w:left="0" w:right="0"/>
+        <w:jc w:val="left"/>
+        <w:rPr>
+          <w:rFonts w:hint="default" w:ascii="Times New Roman" w:hAnsi="Times New Roman" w:eastAsiaTheme="minorEastAsia" w:cstheme="minorBidi"/>
+          <w:color w:val="000000"/>
+          <w:kern w:val="0"/>
+          <w:sz w:val="24"/>
+          <w:szCs w:val="24"/>
+          <w:lang w:val="en-US" w:eastAsia="zh-CN" w:bidi="ar"/>
+        </w:rPr>
+      </w:pPr>
+      <w:r>
+        <w:rPr>
+          <w:rFonts w:hint="default" w:ascii="Times New Roman" w:hAnsi="Times New Roman" w:eastAsiaTheme="minorEastAsia" w:cstheme="minorBidi"/>
+          <w:color w:val="000000"/>
+          <w:kern w:val="0"/>
+          <w:sz w:val="24"/>
+          <w:szCs w:val="24"/>
+          <w:lang w:val="en-US" w:eastAsia="zh-CN" w:bidi="ar"/>
+        </w:rPr>
+        <w:t xml:space="preserve">  The total of 114 instances makes the Court of Appeals' finding of "no contact" or "no attempt to contact" for 11 years</w:t>
+      </w:r>
+    </w:p>
+    <w:p>
+      <w:pPr>
+        <w:keepNext w:val="0"/>
+        <w:keepLines w:val="0"/>
+        <w:widowControl/>
+        <w:suppressLineNumbers w:val="0"/>
+        <w:spacing w:before="0" w:beforeAutospacing="1" w:after="0" w:afterAutospacing="1" w:line="30" w:lineRule="atLeast"/>
+        <w:ind w:left="0" w:right="0"/>
+        <w:jc w:val="left"/>
+        <w:rPr>
+          <w:rFonts w:hint="default" w:ascii="Times New Roman" w:hAnsi="Times New Roman" w:eastAsiaTheme="minorEastAsia" w:cstheme="minorBidi"/>
+          <w:color w:val="000000"/>
+          <w:kern w:val="0"/>
+          <w:sz w:val="24"/>
+          <w:szCs w:val="24"/>
+          <w:lang w:val="en-US" w:eastAsia="zh-CN" w:bidi="ar"/>
+        </w:rPr>
+      </w:pPr>
+      <w:r>
+        <w:rPr>
+          <w:rFonts w:hint="default" w:ascii="Times New Roman" w:hAnsi="Times New Roman" w:eastAsiaTheme="minorEastAsia" w:cstheme="minorBidi"/>
+          <w:color w:val="000000"/>
+          <w:kern w:val="0"/>
+          <w:sz w:val="24"/>
+          <w:szCs w:val="24"/>
+          <w:lang w:val="en-US" w:eastAsia="zh-CN" w:bidi="ar"/>
+        </w:rPr>
+        <w:t xml:space="preserve">  (roughly 4,000 days) a mathematical and documentary impossibility. On average, there is a documented discussion or</w:t>
+      </w:r>
+    </w:p>
+    <w:p>
+      <w:pPr>
+        <w:keepNext w:val="0"/>
+        <w:keepLines w:val="0"/>
+        <w:widowControl/>
+        <w:suppressLineNumbers w:val="0"/>
+        <w:spacing w:before="0" w:beforeAutospacing="1" w:after="0" w:afterAutospacing="1" w:line="30" w:lineRule="atLeast"/>
+        <w:ind w:left="0" w:right="0"/>
+        <w:jc w:val="left"/>
+        <w:rPr>
+          <w:rFonts w:hint="default" w:ascii="Times New Roman" w:hAnsi="Times New Roman" w:cs="Times New Roman" w:eastAsiaTheme="minorEastAsia"/>
+          <w:color w:val="000000"/>
+          <w:kern w:val="0"/>
+          <w:sz w:val="24"/>
+          <w:szCs w:val="24"/>
+          <w:lang w:val="en-US" w:eastAsia="zh-CN" w:bidi="ar"/>
+        </w:rPr>
+      </w:pPr>
+      <w:r>
+        <w:rPr>
+          <w:rFonts w:hint="default" w:ascii="Times New Roman" w:hAnsi="Times New Roman" w:eastAsiaTheme="minorEastAsia" w:cstheme="minorBidi"/>
+          <w:color w:val="000000"/>
+          <w:kern w:val="0"/>
+          <w:sz w:val="24"/>
+          <w:szCs w:val="24"/>
+          <w:lang w:val="en-US" w:eastAsia="zh-CN" w:bidi="ar"/>
+        </w:rPr>
+        <w:t xml:space="preserve">  attempt at contact regarding Tim at least once every 35 days throughout the entire decade.</w:t>
+      </w:r>
+    </w:p>
+    <w:p>
+      <w:pPr>
+        <w:keepNext w:val="0"/>
+        <w:keepLines w:val="0"/>
+        <w:widowControl/>
+        <w:suppressLineNumbers w:val="0"/>
+        <w:spacing w:before="0" w:beforeAutospacing="1" w:after="0" w:afterAutospacing="1" w:line="30" w:lineRule="atLeast"/>
+        <w:ind w:left="0" w:right="0"/>
+        <w:jc w:val="left"/>
+        <w:rPr>
+          <w:rFonts w:hint="default" w:ascii="Times New Roman" w:hAnsi="Times New Roman" w:cs="Times New Roman" w:eastAsiaTheme="minorEastAsia"/>
+          <w:color w:val="000000"/>
+          <w:kern w:val="0"/>
+          <w:sz w:val="24"/>
+          <w:szCs w:val="24"/>
+          <w:lang w:val="en-US" w:eastAsia="zh-CN" w:bidi="ar"/>
+        </w:rPr>
+      </w:pPr>
+    </w:p>
+    <w:p>
+      <w:pPr>
+        <w:keepNext w:val="0"/>
+        <w:keepLines w:val="0"/>
+        <w:widowControl/>
+        <w:suppressLineNumbers w:val="0"/>
+        <w:spacing w:before="0" w:beforeAutospacing="1" w:after="0" w:afterAutospacing="1" w:line="30" w:lineRule="atLeast"/>
+        <w:ind w:left="0" w:right="0"/>
+        <w:jc w:val="left"/>
+        <w:rPr>
+          <w:rFonts w:asciiTheme="minorHAnsi" w:hAnsiTheme="minorHAnsi" w:eastAsiaTheme="minorEastAsia" w:cstheme="minorBidi"/>
+          <w:kern w:val="0"/>
+          <w:sz w:val="24"/>
+          <w:szCs w:val="24"/>
+          <w:lang w:val="en-US" w:eastAsia="zh-CN" w:bidi="ar"/>
+        </w:rPr>
+      </w:pPr>
+      <w:r>
+        <w:rPr>
+          <w:rFonts w:hint="default" w:ascii="Times New Roman" w:hAnsi="Times New Roman" w:cs="Times New Roman" w:eastAsiaTheme="minorEastAsia"/>
+          <w:color w:val="000000"/>
+          <w:kern w:val="0"/>
+          <w:sz w:val="24"/>
+          <w:szCs w:val="24"/>
+          <w:lang w:val="en-US" w:eastAsia="zh-CN" w:bidi="ar"/>
+        </w:rPr>
+        <w:t>These records were admitted into the appellate record but ignored in the final Opinion.</w:t>
+      </w:r>
+    </w:p>
+    <w:p>
+      <w:pPr>
+        <w:keepNext w:val="0"/>
+        <w:keepLines w:val="0"/>
+        <w:widowControl/>
+        <w:suppressLineNumbers w:val="0"/>
+        <w:spacing w:line="30" w:lineRule="atLeast"/>
+        <w:outlineLvl w:val="1"/>
+        <w:rPr>
+          <w:color w:val="000000"/>
+        </w:rPr>
+        <w:sectPr>
+          <w:pgSz w:w="11906" w:h="16839"/>
+          <w:pgMar w:top="1440" w:right="1800" w:bottom="1440" w:left="1800" w:header="851" w:footer="992" w:gutter="0"/>
+          <w:pgNumType w:fmt="upperLetter"/>
+          <w:cols w:space="0" w:num="1"/>
+        </w:sectPr>
+      </w:pPr>
+    </w:p>
+    <w:p>
+      <w:pPr>
+        <w:keepNext w:val="0"/>
+        <w:keepLines w:val="0"/>
+        <w:widowControl/>
+        <w:suppressLineNumbers w:val="0"/>
+        <w:spacing w:beforeAutospacing="1" w:after="200" w:line="30" w:lineRule="atLeast"/>
+        <w:jc w:val="center"/>
+        <w:outlineLvl w:val="1"/>
+        <w:rPr>
+          <w:rFonts w:ascii="DejaVu Sans" w:hAnsi="DejaVu Sans" w:eastAsia="SimSun" w:cs="DejaVu Sans"/>
+          <w:b/>
+          <w:bCs/>
+          <w:caps/>
+          <w:color w:val="000000"/>
+          <w:kern w:val="0"/>
+          <w:sz w:val="24"/>
+          <w:szCs w:val="24"/>
+          <w:u w:val="single"/>
+          <w:lang w:val="en-US" w:eastAsia="zh-CN" w:bidi="ar"/>
+        </w:rPr>
+      </w:pPr>
+      <w:r>
+        <w:rPr>
+          <w:rFonts w:ascii="DejaVu Sans" w:hAnsi="DejaVu Sans" w:eastAsia="SimSun" w:cs="DejaVu Sans"/>
+          <w:b/>
+          <w:bCs/>
+          <w:caps/>
+          <w:color w:val="000000"/>
+          <w:kern w:val="0"/>
+          <w:sz w:val="24"/>
+          <w:szCs w:val="24"/>
+          <w:u w:val="single"/>
+          <w:lang w:val="en-US" w:eastAsia="zh-CN" w:bidi="ar"/>
+        </w:rPr>
+        <w:t>Appendix J: Declaration of Zackariah Jeremiah Bennett</w:t>
+      </w:r>
+      <w:bookmarkEnd w:id="22"/>
+      <w:bookmarkEnd w:id="23"/>
     </w:p>
     <w:p>
       <w:pPr>
@@ -8590,7 +9794,287 @@
           <w:sz w:val="24"/>
           <w:szCs w:val="24"/>
         </w:rPr>
-        <w:t>These records were admitted into the appellate record but ignored in the final Opinion.</w:t>
+        <w:t>I, Zackariah Jeremiah Bennett, declare as follows:</w:t>
+      </w:r>
+    </w:p>
+    <w:p>
+      <w:pPr>
+        <w:keepNext w:val="0"/>
+        <w:keepLines w:val="0"/>
+        <w:widowControl/>
+        <w:numPr>
+          <w:ilvl w:val="0"/>
+          <w:numId w:val="2"/>
+        </w:numPr>
+        <w:suppressLineNumbers w:val="0"/>
+        <w:spacing w:before="0" w:beforeAutospacing="1" w:after="0" w:afterAutospacing="1" w:line="30" w:lineRule="atLeast"/>
+        <w:ind w:left="720" w:hanging="360"/>
+        <w:jc w:val="left"/>
+        <w:rPr>
+          <w:rFonts w:asciiTheme="minorHAnsi" w:hAnsiTheme="minorHAnsi" w:eastAsiaTheme="minorEastAsia" w:cstheme="minorBidi"/>
+          <w:kern w:val="0"/>
+          <w:lang w:val="en-US" w:eastAsia="zh-CN" w:bidi="ar"/>
+        </w:rPr>
+      </w:pPr>
+      <w:r>
+        <w:rPr>
+          <w:rFonts w:hint="default" w:ascii="Times New Roman" w:hAnsi="Times New Roman" w:cs="Times New Roman" w:eastAsiaTheme="minorEastAsia"/>
+          <w:color w:val="000000"/>
+          <w:kern w:val="0"/>
+          <w:sz w:val="24"/>
+          <w:szCs w:val="24"/>
+          <w:lang w:val="en-US" w:eastAsia="zh-CN" w:bidi="ar"/>
+        </w:rPr>
+        <w:t>I am the Petitioner in this matter. I am over the age of 18 and competent to testify to the matters herein.</w:t>
+      </w:r>
+    </w:p>
+    <w:p>
+      <w:pPr>
+        <w:keepNext w:val="0"/>
+        <w:keepLines w:val="0"/>
+        <w:widowControl/>
+        <w:numPr>
+          <w:ilvl w:val="0"/>
+          <w:numId w:val="2"/>
+        </w:numPr>
+        <w:suppressLineNumbers w:val="0"/>
+        <w:spacing w:before="0" w:beforeAutospacing="1" w:after="0" w:afterAutospacing="1" w:line="30" w:lineRule="atLeast"/>
+        <w:ind w:left="720" w:hanging="360"/>
+        <w:jc w:val="left"/>
+        <w:rPr>
+          <w:rFonts w:asciiTheme="minorHAnsi" w:hAnsiTheme="minorHAnsi" w:eastAsiaTheme="minorEastAsia" w:cstheme="minorBidi"/>
+          <w:kern w:val="0"/>
+          <w:lang w:val="en-US" w:eastAsia="zh-CN" w:bidi="ar"/>
+        </w:rPr>
+      </w:pPr>
+      <w:r>
+        <w:rPr>
+          <w:rFonts w:hint="default" w:ascii="Times New Roman" w:hAnsi="Times New Roman" w:cs="Times New Roman" w:eastAsiaTheme="minorEastAsia"/>
+          <w:color w:val="000000"/>
+          <w:kern w:val="0"/>
+          <w:sz w:val="24"/>
+          <w:szCs w:val="24"/>
+          <w:lang w:val="en-US" w:eastAsia="zh-CN" w:bidi="ar"/>
+        </w:rPr>
+        <w:t>I have personal knowledge of the facts set forth in the Petition for Review and the Appendices attached hereto.</w:t>
+      </w:r>
+    </w:p>
+    <w:p>
+      <w:pPr>
+        <w:keepNext w:val="0"/>
+        <w:keepLines w:val="0"/>
+        <w:widowControl/>
+        <w:numPr>
+          <w:ilvl w:val="0"/>
+          <w:numId w:val="2"/>
+        </w:numPr>
+        <w:suppressLineNumbers w:val="0"/>
+        <w:spacing w:before="0" w:beforeAutospacing="1" w:after="0" w:afterAutospacing="1" w:line="30" w:lineRule="atLeast"/>
+        <w:ind w:left="720" w:hanging="360"/>
+        <w:jc w:val="left"/>
+        <w:rPr>
+          <w:rFonts w:asciiTheme="minorHAnsi" w:hAnsiTheme="minorHAnsi" w:eastAsiaTheme="minorEastAsia" w:cstheme="minorBidi"/>
+          <w:kern w:val="0"/>
+          <w:lang w:val="en-US" w:eastAsia="zh-CN" w:bidi="ar"/>
+        </w:rPr>
+      </w:pPr>
+      <w:r>
+        <w:rPr>
+          <w:rStyle w:val="16"/>
+          <w:rFonts w:hint="default" w:ascii="Times New Roman" w:hAnsi="Times New Roman" w:cs="Times New Roman" w:eastAsiaTheme="minorEastAsia"/>
+          <w:color w:val="000000"/>
+          <w:kern w:val="0"/>
+          <w:sz w:val="24"/>
+          <w:szCs w:val="24"/>
+          <w:lang w:val="en-US" w:eastAsia="zh-CN" w:bidi="ar"/>
+        </w:rPr>
+        <w:t>Demonstrative Exhibits:</w:t>
+      </w:r>
+      <w:r>
+        <w:rPr>
+          <w:rFonts w:hint="default" w:ascii="Times New Roman" w:hAnsi="Times New Roman" w:cs="Times New Roman" w:eastAsiaTheme="minorEastAsia"/>
+          <w:color w:val="000000"/>
+          <w:kern w:val="0"/>
+          <w:sz w:val="24"/>
+          <w:szCs w:val="24"/>
+          <w:lang w:val="en-US" w:eastAsia="zh-CN" w:bidi="ar"/>
+        </w:rPr>
+        <w:t xml:space="preserve"> I have prepared the side-by-side comparisons and tables in Appendices C, D, E, F, and G. I declare that the text quoted in these tables is a verbatim and accurate reflection of the underlying sworn declarations, court orders, and correspondence filed in Case Nos. 08-3-03956-4, 22-2-09380-3, and 23-2-11352-7.</w:t>
+      </w:r>
+    </w:p>
+    <w:p>
+      <w:pPr>
+        <w:keepNext w:val="0"/>
+        <w:keepLines w:val="0"/>
+        <w:widowControl/>
+        <w:numPr>
+          <w:ilvl w:val="0"/>
+          <w:numId w:val="2"/>
+        </w:numPr>
+        <w:suppressLineNumbers w:val="0"/>
+        <w:spacing w:before="0" w:beforeAutospacing="1" w:after="0" w:afterAutospacing="1" w:line="30" w:lineRule="atLeast"/>
+        <w:ind w:left="720" w:hanging="360"/>
+        <w:jc w:val="left"/>
+        <w:rPr>
+          <w:rFonts w:asciiTheme="minorHAnsi" w:hAnsiTheme="minorHAnsi" w:eastAsiaTheme="minorEastAsia" w:cstheme="minorBidi"/>
+          <w:kern w:val="0"/>
+          <w:lang w:val="en-US" w:eastAsia="zh-CN" w:bidi="ar"/>
+        </w:rPr>
+      </w:pPr>
+      <w:r>
+        <w:rPr>
+          <w:rStyle w:val="16"/>
+          <w:rFonts w:hint="default" w:ascii="Times New Roman" w:hAnsi="Times New Roman" w:cs="Times New Roman" w:eastAsiaTheme="minorEastAsia"/>
+          <w:color w:val="000000"/>
+          <w:kern w:val="0"/>
+          <w:sz w:val="24"/>
+          <w:szCs w:val="24"/>
+          <w:lang w:val="en-US" w:eastAsia="zh-CN" w:bidi="ar"/>
+        </w:rPr>
+        <w:t>Transcription Accuracy:</w:t>
+      </w:r>
+      <w:r>
+        <w:rPr>
+          <w:rFonts w:hint="default" w:ascii="Times New Roman" w:hAnsi="Times New Roman" w:cs="Times New Roman" w:eastAsiaTheme="minorEastAsia"/>
+          <w:color w:val="000000"/>
+          <w:kern w:val="0"/>
+          <w:sz w:val="24"/>
+          <w:szCs w:val="24"/>
+          <w:lang w:val="en-US" w:eastAsia="zh-CN" w:bidi="ar"/>
+        </w:rPr>
+        <w:t xml:space="preserve"> The excerpts from court hearings (Exhibit B) included in Appendix E are verbatim transcriptions of the official FTR (For The Record) audio recordings provided by the King County Superior Court. I declare under penalty of perjury that these transcriptions are true and correct to the best of my ability.</w:t>
+      </w:r>
+    </w:p>
+    <w:p>
+      <w:pPr>
+        <w:keepNext w:val="0"/>
+        <w:keepLines w:val="0"/>
+        <w:widowControl/>
+        <w:numPr>
+          <w:ilvl w:val="0"/>
+          <w:numId w:val="2"/>
+        </w:numPr>
+        <w:suppressLineNumbers w:val="0"/>
+        <w:spacing w:before="0" w:beforeAutospacing="1" w:after="0" w:afterAutospacing="1" w:line="30" w:lineRule="atLeast"/>
+        <w:ind w:left="720" w:hanging="360"/>
+        <w:jc w:val="left"/>
+        <w:rPr>
+          <w:rFonts w:asciiTheme="minorHAnsi" w:hAnsiTheme="minorHAnsi" w:eastAsiaTheme="minorEastAsia" w:cstheme="minorBidi"/>
+          <w:kern w:val="0"/>
+          <w:lang w:val="en-US" w:eastAsia="zh-CN" w:bidi="ar"/>
+        </w:rPr>
+      </w:pPr>
+      <w:r>
+        <w:rPr>
+          <w:rStyle w:val="16"/>
+          <w:rFonts w:hint="default" w:ascii="Times New Roman" w:hAnsi="Times New Roman" w:cs="Times New Roman" w:eastAsiaTheme="minorEastAsia"/>
+          <w:color w:val="000000"/>
+          <w:kern w:val="0"/>
+          <w:sz w:val="24"/>
+          <w:szCs w:val="24"/>
+          <w:lang w:val="en-US" w:eastAsia="zh-CN" w:bidi="ar"/>
+        </w:rPr>
+        <w:t>Exhibit A:</w:t>
+      </w:r>
+      <w:r>
+        <w:rPr>
+          <w:rFonts w:hint="default" w:ascii="Times New Roman" w:hAnsi="Times New Roman" w:cs="Times New Roman" w:eastAsiaTheme="minorEastAsia"/>
+          <w:color w:val="000000"/>
+          <w:kern w:val="0"/>
+          <w:sz w:val="24"/>
+          <w:szCs w:val="24"/>
+          <w:lang w:val="en-US" w:eastAsia="zh-CN" w:bidi="ar"/>
+        </w:rPr>
+        <w:t xml:space="preserve"> I have reviewed the contents of Exhibit A (admitted by the Court of Appeals on December 8, 2025; on record June 21, 2024 in opposition of summary judgement). The summary provided in Appendix I is an accurate distillation of the phone logs, video evidence, and correspondence documented in that exhibit, which prove contact and attempted contact between 2008 and 2019.</w:t>
+      </w:r>
+    </w:p>
+    <w:p>
+      <w:pPr>
+        <w:pStyle w:val="15"/>
+        <w:keepNext w:val="0"/>
+        <w:keepLines w:val="0"/>
+        <w:widowControl/>
+        <w:suppressLineNumbers w:val="0"/>
+        <w:spacing w:line="30" w:lineRule="atLeast"/>
+      </w:pPr>
+      <w:r>
+        <w:rPr>
+          <w:rFonts w:hint="default" w:ascii="Times New Roman" w:hAnsi="Times New Roman" w:cs="Times New Roman"/>
+          <w:color w:val="000000"/>
+          <w:sz w:val="24"/>
+          <w:szCs w:val="24"/>
+        </w:rPr>
+        <w:t>I certify under penalty of perjury under the laws of the State of Washington that the foregoing is true and correct.</w:t>
+      </w:r>
+    </w:p>
+    <w:p>
+      <w:pPr>
+        <w:pStyle w:val="15"/>
+        <w:keepNext w:val="0"/>
+        <w:keepLines w:val="0"/>
+        <w:widowControl/>
+        <w:suppressLineNumbers w:val="0"/>
+        <w:spacing w:line="30" w:lineRule="atLeast"/>
+      </w:pPr>
+      <w:r>
+        <w:rPr>
+          <w:rFonts w:hint="default" w:ascii="Times New Roman" w:hAnsi="Times New Roman" w:cs="Times New Roman"/>
+          <w:color w:val="000000"/>
+          <w:sz w:val="24"/>
+          <w:szCs w:val="24"/>
+        </w:rPr>
+        <w:t>DATED this ______ day of March, 2026, at ______________________, Washington.</w:t>
+      </w:r>
+    </w:p>
+    <w:p>
+      <w:pPr>
+        <w:keepNext w:val="0"/>
+        <w:keepLines w:val="0"/>
+        <w:widowControl/>
+        <w:suppressLineNumbers w:val="0"/>
+        <w:jc w:val="left"/>
+        <w:rPr>
+          <w:rFonts w:asciiTheme="minorHAnsi" w:hAnsiTheme="minorHAnsi" w:eastAsiaTheme="minorEastAsia" w:cstheme="minorBidi"/>
+          <w:kern w:val="0"/>
+          <w:lang w:val="en-US" w:eastAsia="zh-CN" w:bidi="ar"/>
+        </w:rPr>
+      </w:pPr>
+    </w:p>
+    <w:p>
+      <w:pPr>
+        <w:pStyle w:val="15"/>
+        <w:keepNext w:val="0"/>
+        <w:keepLines w:val="0"/>
+        <w:widowControl/>
+        <w:suppressLineNumbers w:val="0"/>
+        <w:spacing w:line="30" w:lineRule="atLeast"/>
+      </w:pPr>
+      <w:r>
+        <w:rPr>
+          <w:rFonts w:hint="default" w:ascii="Times New Roman" w:hAnsi="Times New Roman" w:cs="Times New Roman"/>
+          <w:color w:val="000000"/>
+          <w:sz w:val="24"/>
+          <w:szCs w:val="24"/>
+        </w:rPr>
+        <w:t>__________________________________________</w:t>
+      </w:r>
+      <w:r>
+        <w:rPr>
+          <w:rFonts w:hint="default" w:ascii="Times New Roman" w:hAnsi="Times New Roman" w:cs="Times New Roman"/>
+          <w:color w:val="000000"/>
+          <w:sz w:val="24"/>
+          <w:szCs w:val="24"/>
+        </w:rPr>
+        <w:br w:type="textWrapping"/>
+      </w:r>
+      <w:r>
+        <w:rPr>
+          <w:rFonts w:hint="default" w:ascii="Times New Roman" w:hAnsi="Times New Roman" w:cs="Times New Roman"/>
+          <w:color w:val="000000"/>
+          <w:sz w:val="24"/>
+          <w:szCs w:val="24"/>
+        </w:rPr>
+        <w:t>Zackariah Jeremiah Bennett, Petitioner</w:t>
       </w:r>
     </w:p>
     <w:p>
@@ -8607,9 +10091,9 @@
         </w:rPr>
         <w:sectPr>
           <w:pgSz w:w="12240" w:h="15840"/>
-          <w:pgMar w:top="2160" w:right="2160" w:bottom="2160" w:left="2880" w:header="708" w:footer="706" w:gutter="0"/>
+          <w:pgMar w:top="2160" w:right="1920" w:bottom="2160" w:left="2880" w:header="708" w:footer="706" w:gutter="0"/>
           <w:paperSrc/>
-          <w:pgNumType w:fmt="decimal"/>
+          <w:pgNumType w:fmt="upperLetter"/>
           <w:cols w:space="0" w:num="1"/>
           <w:rtlGutter w:val="0"/>
           <w:docGrid w:linePitch="360" w:charSpace="0"/>
@@ -8858,7 +10342,7 @@
           <w:pgSz w:w="12240" w:h="15840"/>
           <w:pgMar w:top="2160" w:right="2160" w:bottom="2160" w:left="2880" w:header="708" w:footer="706" w:gutter="0"/>
           <w:paperSrc/>
-          <w:pgNumType w:fmt="decimal"/>
+          <w:pgNumType w:fmt="upperLetter"/>
           <w:cols w:space="0" w:num="1"/>
           <w:rtlGutter w:val="0"/>
           <w:docGrid w:linePitch="360" w:charSpace="0"/>
@@ -8870,8 +10354,6 @@
         <w:spacing w:before="200" w:after="300" w:line="480" w:lineRule="auto"/>
         <w:jc w:val="center"/>
       </w:pPr>
-      <w:bookmarkStart w:id="0" w:name="_GoBack"/>
-      <w:bookmarkEnd w:id="0"/>
       <w:r>
         <w:rPr>
           <w:rFonts w:ascii="Times New Roman" w:hAnsi="Times New Roman" w:eastAsia="Times New Roman" w:cs="Times New Roman"/>
@@ -8939,7 +10421,7 @@
       <w:pgSz w:w="12240" w:h="15840"/>
       <w:pgMar w:top="2160" w:right="2160" w:bottom="2160" w:left="2880" w:header="708" w:footer="706" w:gutter="0"/>
       <w:paperSrc/>
-      <w:pgNumType w:fmt="decimal"/>
+      <w:pgNumType w:fmt="upperLetter"/>
       <w:cols w:space="0" w:num="1"/>
       <w:rtlGutter w:val="0"/>
       <w:docGrid w:linePitch="360" w:charSpace="0"/>
@@ -9058,7 +10540,7 @@
                             <w:fldChar w:fldCharType="separate"/>
                           </w:r>
                           <w:r>
-                            <w:t>27</w:t>
+                            <w:t>36</w:t>
                           </w:r>
                           <w:r>
                             <w:fldChar w:fldCharType="end"/>
@@ -9119,7 +10601,7 @@
                       <w:fldChar w:fldCharType="separate"/>
                     </w:r>
                     <w:r>
-                      <w:t>27</w:t>
+                      <w:t>36</w:t>
                     </w:r>
                     <w:r>
                       <w:fldChar w:fldCharType="end"/>
@@ -9246,7 +10728,7 @@
                             <w:fldChar w:fldCharType="separate"/>
                           </w:r>
                           <w:r>
-                            <w:t>27</w:t>
+                            <w:t>36</w:t>
                           </w:r>
                           <w:r>
                             <w:fldChar w:fldCharType="end"/>
@@ -9307,7 +10789,7 @@
                       <w:fldChar w:fldCharType="separate"/>
                     </w:r>
                     <w:r>
-                      <w:t>27</w:t>
+                      <w:t>36</w:t>
                     </w:r>
                     <w:r>
                       <w:fldChar w:fldCharType="end"/>
@@ -9434,7 +10916,7 @@
                             <w:fldChar w:fldCharType="separate"/>
                           </w:r>
                           <w:r>
-                            <w:t>27</w:t>
+                            <w:t>36</w:t>
                           </w:r>
                           <w:r>
                             <w:fldChar w:fldCharType="end"/>
@@ -9495,7 +10977,7 @@
                       <w:fldChar w:fldCharType="separate"/>
                     </w:r>
                     <w:r>
-                      <w:t>27</w:t>
+                      <w:t>36</w:t>
                     </w:r>
                     <w:r>
                       <w:fldChar w:fldCharType="end"/>
@@ -9512,11 +10994,322 @@
 </w:ftr>
 </file>
 
+<file path=word/footer4.xml><?xml version="1.0" encoding="utf-8"?>
+<w:ftr xmlns:wpc="http://schemas.microsoft.com/office/word/2010/wordprocessingCanvas" xmlns:mc="http://schemas.openxmlformats.org/markup-compatibility/2006" xmlns:o="urn:schemas-microsoft-com:office:office" xmlns:r="http://schemas.openxmlformats.org/officeDocument/2006/relationships" xmlns:m="http://schemas.openxmlformats.org/officeDocument/2006/math" xmlns:v="urn:schemas-microsoft-com:vml" xmlns:wp14="http://schemas.microsoft.com/office/word/2010/wordprocessingDrawing" xmlns:wp="http://schemas.openxmlformats.org/drawingml/2006/wordprocessingDrawing" xmlns:w10="urn:schemas-microsoft-com:office:word" xmlns:w="http://schemas.openxmlformats.org/wordprocessingml/2006/main" xmlns:w14="http://schemas.microsoft.com/office/word/2010/wordml" xmlns:w15="http://schemas.microsoft.com/office/word/2012/wordml" xmlns:wpg="http://schemas.microsoft.com/office/word/2010/wordprocessingGroup" xmlns:wpi="http://schemas.microsoft.com/office/word/2010/wordprocessingInk" xmlns:wne="http://schemas.microsoft.com/office/word/2006/wordml" xmlns:wps="http://schemas.microsoft.com/office/word/2010/wordprocessingShape" xmlns:wpsCustomData="http://www.wps.cn/officeDocument/2013/wpsCustomData" mc:Ignorable="w14 w15 wp14">
+  <w:p>
+    <w:pPr>
+      <w:snapToGrid w:val="0"/>
+      <w:jc w:val="left"/>
+      <w:rPr>
+        <w:rFonts w:asciiTheme="minorHAnsi" w:hAnsiTheme="minorHAnsi" w:eastAsiaTheme="minorEastAsia" w:cstheme="minorBidi"/>
+        <w:kern w:val="0"/>
+        <w:sz w:val="18"/>
+        <w:szCs w:val="18"/>
+        <w:lang w:val="en-US" w:eastAsia="zh-CN" w:bidi="ar"/>
+      </w:rPr>
+    </w:pPr>
+  </w:p>
+</w:ftr>
+</file>
+
+<file path=word/footer5.xml><?xml version="1.0" encoding="utf-8"?>
+<w:ftr xmlns:wpc="http://schemas.microsoft.com/office/word/2010/wordprocessingCanvas" xmlns:mc="http://schemas.openxmlformats.org/markup-compatibility/2006" xmlns:o="urn:schemas-microsoft-com:office:office" xmlns:r="http://schemas.openxmlformats.org/officeDocument/2006/relationships" xmlns:m="http://schemas.openxmlformats.org/officeDocument/2006/math" xmlns:v="urn:schemas-microsoft-com:vml" xmlns:wp14="http://schemas.microsoft.com/office/word/2010/wordprocessingDrawing" xmlns:wp="http://schemas.openxmlformats.org/drawingml/2006/wordprocessingDrawing" xmlns:w10="urn:schemas-microsoft-com:office:word" xmlns:w="http://schemas.openxmlformats.org/wordprocessingml/2006/main" xmlns:w14="http://schemas.microsoft.com/office/word/2010/wordml" xmlns:w15="http://schemas.microsoft.com/office/word/2012/wordml" xmlns:wpg="http://schemas.microsoft.com/office/word/2010/wordprocessingGroup" xmlns:wpi="http://schemas.microsoft.com/office/word/2010/wordprocessingInk" xmlns:wne="http://schemas.microsoft.com/office/word/2006/wordml" xmlns:wps="http://schemas.microsoft.com/office/word/2010/wordprocessingShape" xmlns:wpsCustomData="http://www.wps.cn/officeDocument/2013/wpsCustomData" mc:Ignorable="w14 w15 wp14">
+  <w:p>
+    <w:pPr>
+      <w:snapToGrid w:val="0"/>
+      <w:jc w:val="left"/>
+      <w:rPr>
+        <w:rFonts w:asciiTheme="minorHAnsi" w:hAnsiTheme="minorHAnsi" w:eastAsiaTheme="minorEastAsia" w:cstheme="minorBidi"/>
+        <w:kern w:val="0"/>
+        <w:sz w:val="18"/>
+        <w:szCs w:val="18"/>
+        <w:lang w:val="en-US" w:eastAsia="zh-CN" w:bidi="ar"/>
+      </w:rPr>
+    </w:pPr>
+    <w:r>
+      <w:rPr>
+        <w:rFonts w:asciiTheme="minorHAnsi" w:hAnsiTheme="minorHAnsi" w:eastAsiaTheme="minorEastAsia" w:cstheme="minorBidi"/>
+        <w:kern w:val="0"/>
+        <w:sz w:val="18"/>
+        <w:szCs w:val="18"/>
+        <w:lang w:val="en-US" w:eastAsia="zh-CN" w:bidi="ar"/>
+      </w:rPr>
+      <mc:AlternateContent>
+        <mc:Choice Requires="wps">
+          <w:drawing>
+            <wp:anchor distT="0" distB="0" distL="114300" distR="114300" simplePos="0" relativeHeight="251662336" behindDoc="0" locked="0" layoutInCell="1" allowOverlap="1">
+              <wp:simplePos x="0" y="0"/>
+              <wp:positionH relativeFrom="margin">
+                <wp:align>right</wp:align>
+              </wp:positionH>
+              <wp:positionV relativeFrom="paragraph">
+                <wp:posOffset>0</wp:posOffset>
+              </wp:positionV>
+              <wp:extent cx="1828800" cy="1828800"/>
+              <wp:effectExtent l="0" t="0" r="0" b="0"/>
+              <wp:wrapNone/>
+              <wp:docPr id="5" name="Text Box 5"/>
+              <wp:cNvGraphicFramePr/>
+              <a:graphic xmlns:a="http://schemas.openxmlformats.org/drawingml/2006/main">
+                <a:graphicData uri="http://schemas.microsoft.com/office/word/2010/wordprocessingShape">
+                  <wps:wsp>
+                    <wps:cNvSpPr txBox="1"/>
+                    <wps:spPr>
+                      <a:xfrm>
+                        <a:off x="0" y="0"/>
+                        <a:ext cx="1828800" cy="1828800"/>
+                      </a:xfrm>
+                      <a:prstGeom prst="rect">
+                        <a:avLst/>
+                      </a:prstGeom>
+                      <a:noFill/>
+                      <a:ln>
+                        <a:noFill/>
+                      </a:ln>
+                    </wps:spPr>
+                    <wps:txbx>
+                      <w:txbxContent>
+                        <w:p>
+                          <w:pPr>
+                            <w:snapToGrid w:val="0"/>
+                            <w:jc w:val="left"/>
+                            <w:rPr>
+                              <w:rFonts w:asciiTheme="minorHAnsi" w:hAnsiTheme="minorHAnsi" w:eastAsiaTheme="minorEastAsia" w:cstheme="minorBidi"/>
+                              <w:kern w:val="0"/>
+                              <w:sz w:val="18"/>
+                              <w:szCs w:val="18"/>
+                              <w:lang w:val="en-US" w:eastAsia="zh-CN" w:bidi="ar"/>
+                            </w:rPr>
+                          </w:pPr>
+                          <w:r>
+                            <w:rPr>
+                              <w:rFonts w:asciiTheme="minorHAnsi" w:hAnsiTheme="minorHAnsi" w:eastAsiaTheme="minorEastAsia" w:cstheme="minorBidi"/>
+                              <w:kern w:val="0"/>
+                              <w:sz w:val="18"/>
+                              <w:szCs w:val="18"/>
+                              <w:lang w:val="en-US" w:eastAsia="zh-CN" w:bidi="ar"/>
+                            </w:rPr>
+                            <w:fldChar w:fldCharType="begin"/>
+                          </w:r>
+                          <w:r>
+                            <w:rPr>
+                              <w:rFonts w:asciiTheme="minorHAnsi" w:hAnsiTheme="minorHAnsi" w:eastAsiaTheme="minorEastAsia" w:cstheme="minorBidi"/>
+                              <w:kern w:val="0"/>
+                              <w:sz w:val="18"/>
+                              <w:szCs w:val="18"/>
+                              <w:lang w:val="en-US" w:eastAsia="zh-CN" w:bidi="ar"/>
+                            </w:rPr>
+                            <w:instrText xml:space="preserve"> PAGE  \* MERGEFORMAT </w:instrText>
+                          </w:r>
+                          <w:r>
+                            <w:rPr>
+                              <w:rFonts w:asciiTheme="minorHAnsi" w:hAnsiTheme="minorHAnsi" w:eastAsiaTheme="minorEastAsia" w:cstheme="minorBidi"/>
+                              <w:kern w:val="0"/>
+                              <w:sz w:val="18"/>
+                              <w:szCs w:val="18"/>
+                              <w:lang w:val="en-US" w:eastAsia="zh-CN" w:bidi="ar"/>
+                            </w:rPr>
+                            <w:fldChar w:fldCharType="separate"/>
+                          </w:r>
+                          <w:r>
+                            <w:rPr>
+                              <w:rFonts w:asciiTheme="minorHAnsi" w:hAnsiTheme="minorHAnsi" w:eastAsiaTheme="minorEastAsia" w:cstheme="minorBidi"/>
+                              <w:kern w:val="0"/>
+                              <w:sz w:val="18"/>
+                              <w:szCs w:val="18"/>
+                              <w:lang w:val="en-US" w:eastAsia="zh-CN" w:bidi="ar"/>
+                            </w:rPr>
+                            <w:t>1</w:t>
+                          </w:r>
+                          <w:r>
+                            <w:rPr>
+                              <w:rFonts w:asciiTheme="minorHAnsi" w:hAnsiTheme="minorHAnsi" w:eastAsiaTheme="minorEastAsia" w:cstheme="minorBidi"/>
+                              <w:kern w:val="0"/>
+                              <w:sz w:val="18"/>
+                              <w:szCs w:val="18"/>
+                              <w:lang w:val="en-US" w:eastAsia="zh-CN" w:bidi="ar"/>
+                            </w:rPr>
+                            <w:fldChar w:fldCharType="end"/>
+                          </w:r>
+                        </w:p>
+                      </w:txbxContent>
+                    </wps:txbx>
+                    <wps:bodyPr wrap="none" lIns="0" tIns="0" rIns="0" bIns="0" upright="0">
+                      <a:spAutoFit/>
+                    </wps:bodyPr>
+                  </wps:wsp>
+                </a:graphicData>
+              </a:graphic>
+            </wp:anchor>
+          </w:drawing>
+        </mc:Choice>
+        <mc:Fallback>
+          <w:pict>
+            <v:shape id="_x0000_s1026" o:spid="_x0000_s1026" o:spt="202" type="#_x0000_t202" style="position:absolute;left:0pt;margin-top:0pt;height:144pt;width:144pt;mso-position-horizontal:right;mso-position-horizontal-relative:margin;mso-wrap-style:none;z-index:251662336;mso-width-relative:page;mso-height-relative:page;" filled="f" stroked="f" coordsize="21600,21600" o:gfxdata="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">
+              <v:fill on="f" focussize="0,0"/>
+              <v:stroke on="f"/>
+              <v:imagedata o:title=""/>
+              <o:lock v:ext="edit" aspectratio="f"/>
+              <v:textbox inset="0mm,0mm,0mm,0mm" style="mso-fit-shape-to-text:t;">
+                <w:txbxContent>
+                  <w:p>
+                    <w:pPr>
+                      <w:snapToGrid w:val="0"/>
+                      <w:jc w:val="left"/>
+                      <w:rPr>
+                        <w:rFonts w:asciiTheme="minorHAnsi" w:hAnsiTheme="minorHAnsi" w:eastAsiaTheme="minorEastAsia" w:cstheme="minorBidi"/>
+                        <w:kern w:val="0"/>
+                        <w:sz w:val="18"/>
+                        <w:szCs w:val="18"/>
+                        <w:lang w:val="en-US" w:eastAsia="zh-CN" w:bidi="ar"/>
+                      </w:rPr>
+                    </w:pPr>
+                    <w:r>
+                      <w:rPr>
+                        <w:rFonts w:asciiTheme="minorHAnsi" w:hAnsiTheme="minorHAnsi" w:eastAsiaTheme="minorEastAsia" w:cstheme="minorBidi"/>
+                        <w:kern w:val="0"/>
+                        <w:sz w:val="18"/>
+                        <w:szCs w:val="18"/>
+                        <w:lang w:val="en-US" w:eastAsia="zh-CN" w:bidi="ar"/>
+                      </w:rPr>
+                      <w:fldChar w:fldCharType="begin"/>
+                    </w:r>
+                    <w:r>
+                      <w:rPr>
+                        <w:rFonts w:asciiTheme="minorHAnsi" w:hAnsiTheme="minorHAnsi" w:eastAsiaTheme="minorEastAsia" w:cstheme="minorBidi"/>
+                        <w:kern w:val="0"/>
+                        <w:sz w:val="18"/>
+                        <w:szCs w:val="18"/>
+                        <w:lang w:val="en-US" w:eastAsia="zh-CN" w:bidi="ar"/>
+                      </w:rPr>
+                      <w:instrText xml:space="preserve"> PAGE  \* MERGEFORMAT </w:instrText>
+                    </w:r>
+                    <w:r>
+                      <w:rPr>
+                        <w:rFonts w:asciiTheme="minorHAnsi" w:hAnsiTheme="minorHAnsi" w:eastAsiaTheme="minorEastAsia" w:cstheme="minorBidi"/>
+                        <w:kern w:val="0"/>
+                        <w:sz w:val="18"/>
+                        <w:szCs w:val="18"/>
+                        <w:lang w:val="en-US" w:eastAsia="zh-CN" w:bidi="ar"/>
+                      </w:rPr>
+                      <w:fldChar w:fldCharType="separate"/>
+                    </w:r>
+                    <w:r>
+                      <w:rPr>
+                        <w:rFonts w:asciiTheme="minorHAnsi" w:hAnsiTheme="minorHAnsi" w:eastAsiaTheme="minorEastAsia" w:cstheme="minorBidi"/>
+                        <w:kern w:val="0"/>
+                        <w:sz w:val="18"/>
+                        <w:szCs w:val="18"/>
+                        <w:lang w:val="en-US" w:eastAsia="zh-CN" w:bidi="ar"/>
+                      </w:rPr>
+                      <w:t>1</w:t>
+                    </w:r>
+                    <w:r>
+                      <w:rPr>
+                        <w:rFonts w:asciiTheme="minorHAnsi" w:hAnsiTheme="minorHAnsi" w:eastAsiaTheme="minorEastAsia" w:cstheme="minorBidi"/>
+                        <w:kern w:val="0"/>
+                        <w:sz w:val="18"/>
+                        <w:szCs w:val="18"/>
+                        <w:lang w:val="en-US" w:eastAsia="zh-CN" w:bidi="ar"/>
+                      </w:rPr>
+                      <w:fldChar w:fldCharType="end"/>
+                    </w:r>
+                  </w:p>
+                </w:txbxContent>
+              </v:textbox>
+            </v:shape>
+          </w:pict>
+        </mc:Fallback>
+      </mc:AlternateContent>
+    </w:r>
+  </w:p>
+</w:ftr>
+</file>
+
+<file path=word/footnotes.xml><?xml version="1.0" encoding="utf-8"?>
+<w:footnotes xmlns:wpc="http://schemas.microsoft.com/office/word/2010/wordprocessingCanvas" xmlns:mc="http://schemas.openxmlformats.org/markup-compatibility/2006" xmlns:o="urn:schemas-microsoft-com:office:office" xmlns:r="http://schemas.openxmlformats.org/officeDocument/2006/relationships" xmlns:m="http://schemas.openxmlformats.org/officeDocument/2006/math" xmlns:v="urn:schemas-microsoft-com:vml" xmlns:wp14="http://schemas.microsoft.com/office/word/2010/wordprocessingDrawing" xmlns:wp="http://schemas.openxmlformats.org/drawingml/2006/wordprocessingDrawing" xmlns:w="http://schemas.openxmlformats.org/wordprocessingml/2006/main" xmlns:w14="http://schemas.microsoft.com/office/word/2010/wordml" xmlns:w15="http://schemas.microsoft.com/office/word/2012/wordml" xmlns:w10="urn:schemas-microsoft-com:office:word" xmlns:wpg="http://schemas.microsoft.com/office/word/2010/wordprocessingGroup" xmlns:wpi="http://schemas.microsoft.com/office/word/2010/wordprocessingInk" xmlns:wne="http://schemas.microsoft.com/office/word/2006/wordml" xmlns:wps="http://schemas.microsoft.com/office/word/2010/wordprocessingShape" xmlns:wpsCustomData="http://www.wps.cn/officeDocument/2013/wpsCustomData" mc:Ignorable="w14 w15 wp14">
+  <w:footnote w:type="separator" w:id="2">
+    <w:p>
+      <w:r>
+        <w:separator/>
+      </w:r>
+    </w:p>
+  </w:footnote>
+  <w:footnote w:type="continuationSeparator" w:id="3">
+    <w:p>
+      <w:r>
+        <w:continuationSeparator/>
+      </w:r>
+    </w:p>
+  </w:footnote>
+  <w:footnote w:id="0">
+    <w:p>
+      <w:pPr>
+        <w:snapToGrid w:val="0"/>
+        <w:jc w:val="left"/>
+        <w:rPr>
+          <w:rFonts w:hint="default" w:asciiTheme="minorHAnsi" w:hAnsiTheme="minorHAnsi" w:eastAsiaTheme="minorEastAsia" w:cstheme="minorBidi"/>
+          <w:kern w:val="0"/>
+          <w:sz w:val="18"/>
+          <w:szCs w:val="18"/>
+          <w:lang w:val="en-US" w:eastAsia="zh-CN" w:bidi="ar"/>
+        </w:rPr>
+      </w:pPr>
+      <w:r>
+        <w:rPr>
+          <w:rStyle w:val="11"/>
+          <w:rFonts w:asciiTheme="minorHAnsi" w:hAnsiTheme="minorHAnsi" w:eastAsiaTheme="minorEastAsia" w:cstheme="minorBidi"/>
+          <w:kern w:val="0"/>
+          <w:sz w:val="24"/>
+          <w:szCs w:val="24"/>
+          <w:lang w:val="en-US" w:eastAsia="zh-CN" w:bidi="ar"/>
+        </w:rPr>
+        <w:footnoteRef/>
+      </w:r>
+      <w:r>
+        <w:rPr>
+          <w:rFonts w:asciiTheme="minorHAnsi" w:hAnsiTheme="minorHAnsi" w:eastAsiaTheme="minorEastAsia" w:cstheme="minorBidi"/>
+          <w:kern w:val="0"/>
+          <w:sz w:val="18"/>
+          <w:szCs w:val="18"/>
+          <w:lang w:val="en-US" w:eastAsia="zh-CN" w:bidi="ar"/>
+        </w:rPr>
+        <w:t xml:space="preserve"> </w:t>
+      </w:r>
+      <w:r>
+        <w:rPr>
+          <w:rFonts w:hint="default" w:asciiTheme="minorHAnsi" w:hAnsiTheme="minorHAnsi" w:eastAsiaTheme="minorEastAsia" w:cstheme="minorBidi"/>
+          <w:kern w:val="0"/>
+          <w:sz w:val="18"/>
+          <w:szCs w:val="18"/>
+          <w:lang w:val="en-US" w:eastAsia="zh-CN" w:bidi="ar"/>
+        </w:rPr>
+        <w:t xml:space="preserve">The ‘evidence’ in reference is security video of the underling incident, spoliated by Manning. Council Gass was fully aware the statement was false/mileading. </w:t>
+      </w:r>
+    </w:p>
+    <w:p>
+      <w:pPr>
+        <w:snapToGrid w:val="0"/>
+        <w:jc w:val="left"/>
+        <w:rPr>
+          <w:rFonts w:hint="default" w:asciiTheme="minorHAnsi" w:hAnsiTheme="minorHAnsi" w:eastAsiaTheme="minorEastAsia" w:cstheme="minorBidi"/>
+          <w:kern w:val="0"/>
+          <w:sz w:val="18"/>
+          <w:szCs w:val="18"/>
+          <w:lang w:val="en-US" w:eastAsia="zh-CN" w:bidi="ar"/>
+        </w:rPr>
+      </w:pPr>
+    </w:p>
+  </w:footnote>
+</w:footnotes>
+</file>
+
 <file path=word/header1.xml><?xml version="1.0" encoding="utf-8"?>
 <w:hdr xmlns:wpc="http://schemas.microsoft.com/office/word/2010/wordprocessingCanvas" xmlns:mc="http://schemas.openxmlformats.org/markup-compatibility/2006" xmlns:o="urn:schemas-microsoft-com:office:office" xmlns:r="http://schemas.openxmlformats.org/officeDocument/2006/relationships" xmlns:m="http://schemas.openxmlformats.org/officeDocument/2006/math" xmlns:v="urn:schemas-microsoft-com:vml" xmlns:wp14="http://schemas.microsoft.com/office/word/2010/wordprocessingDrawing" xmlns:wp="http://schemas.openxmlformats.org/drawingml/2006/wordprocessingDrawing" xmlns:w10="urn:schemas-microsoft-com:office:word" xmlns:w="http://schemas.openxmlformats.org/wordprocessingml/2006/main" xmlns:w14="http://schemas.microsoft.com/office/word/2010/wordml" xmlns:w15="http://schemas.microsoft.com/office/word/2012/wordml" xmlns:wpg="http://schemas.microsoft.com/office/word/2010/wordprocessingGroup" xmlns:wpi="http://schemas.microsoft.com/office/word/2010/wordprocessingInk" xmlns:wne="http://schemas.microsoft.com/office/word/2006/wordml" xmlns:wps="http://schemas.microsoft.com/office/word/2010/wordprocessingShape" xmlns:wpsCustomData="http://www.wps.cn/officeDocument/2013/wpsCustomData" mc:Ignorable="w14 w15 wp14">
   <w:p>
     <w:pPr>
-      <w:pStyle w:val="13"/>
+      <w:spacing w:after="0"/>
+      <w:jc w:val="center"/>
     </w:pPr>
   </w:p>
 </w:hdr>
@@ -9533,23 +11326,12 @@
 </w:hdr>
 </file>
 
-<file path=word/header3.xml><?xml version="1.0" encoding="utf-8"?>
-<w:hdr xmlns:wpc="http://schemas.microsoft.com/office/word/2010/wordprocessingCanvas" xmlns:mc="http://schemas.openxmlformats.org/markup-compatibility/2006" xmlns:o="urn:schemas-microsoft-com:office:office" xmlns:r="http://schemas.openxmlformats.org/officeDocument/2006/relationships" xmlns:m="http://schemas.openxmlformats.org/officeDocument/2006/math" xmlns:v="urn:schemas-microsoft-com:vml" xmlns:wp14="http://schemas.microsoft.com/office/word/2010/wordprocessingDrawing" xmlns:wp="http://schemas.openxmlformats.org/drawingml/2006/wordprocessingDrawing" xmlns:w10="urn:schemas-microsoft-com:office:word" xmlns:w="http://schemas.openxmlformats.org/wordprocessingml/2006/main" xmlns:w14="http://schemas.microsoft.com/office/word/2010/wordml" xmlns:w15="http://schemas.microsoft.com/office/word/2012/wordml" xmlns:wpg="http://schemas.microsoft.com/office/word/2010/wordprocessingGroup" xmlns:wpi="http://schemas.microsoft.com/office/word/2010/wordprocessingInk" xmlns:wne="http://schemas.microsoft.com/office/word/2006/wordml" xmlns:wps="http://schemas.microsoft.com/office/word/2010/wordprocessingShape" xmlns:wpsCustomData="http://www.wps.cn/officeDocument/2013/wpsCustomData" mc:Ignorable="w14 w15 wp14">
-  <w:p>
-    <w:pPr>
-      <w:spacing w:after="0"/>
-      <w:jc w:val="center"/>
-    </w:pPr>
-  </w:p>
-</w:hdr>
-</file>
-
 <file path=word/numbering.xml><?xml version="1.0" encoding="utf-8"?>
 <w:numbering xmlns:wpc="http://schemas.microsoft.com/office/word/2010/wordprocessingCanvas" xmlns:mc="http://schemas.openxmlformats.org/markup-compatibility/2006" xmlns:o="urn:schemas-microsoft-com:office:office" xmlns:r="http://schemas.openxmlformats.org/officeDocument/2006/relationships" xmlns:m="http://schemas.openxmlformats.org/officeDocument/2006/math" xmlns:v="urn:schemas-microsoft-com:vml" xmlns:wp14="http://schemas.microsoft.com/office/word/2010/wordprocessingDrawing" xmlns:wp="http://schemas.openxmlformats.org/drawingml/2006/wordprocessingDrawing" xmlns:w10="urn:schemas-microsoft-com:office:word" xmlns:w="http://schemas.openxmlformats.org/wordprocessingml/2006/main" xmlns:w14="http://schemas.microsoft.com/office/word/2010/wordml" xmlns:wpg="http://schemas.microsoft.com/office/word/2010/wordprocessingGroup" xmlns:wpi="http://schemas.microsoft.com/office/word/2010/wordprocessingInk" xmlns:wne="http://schemas.microsoft.com/office/word/2006/wordml" xmlns:wps="http://schemas.microsoft.com/office/word/2010/wordprocessingShape" xmlns:wpsCustomData="http://www.wps.cn/officeDocument/2013/wpsCustomData" mc:Ignorable="w14 wp14">
   <w:abstractNum w:abstractNumId="0">
-    <w:nsid w:val="E024175B"/>
+    <w:nsid w:val="FA74B6CD"/>
     <w:multiLevelType w:val="multilevel"/>
-    <w:tmpl w:val="E024175B"/>
+    <w:tmpl w:val="FA74B6CD"/>
     <w:lvl w:ilvl="0" w:tentative="0">
       <w:start w:val="1"/>
       <w:numFmt w:val="bullet"/>
@@ -9695,8 +11477,160 @@
       </w:rPr>
     </w:lvl>
   </w:abstractNum>
+  <w:abstractNum w:abstractNumId="1">
+    <w:nsid w:val="48617538"/>
+    <w:multiLevelType w:val="multilevel"/>
+    <w:tmpl w:val="48617538"/>
+    <w:lvl w:ilvl="0" w:tentative="0">
+      <w:start w:val="1"/>
+      <w:numFmt w:val="decimal"/>
+      <w:lvlText w:val="%1."/>
+      <w:lvlJc w:val="left"/>
+      <w:pPr>
+        <w:tabs>
+          <w:tab w:val="left" w:pos="720"/>
+        </w:tabs>
+        <w:ind w:left="720" w:hanging="360"/>
+      </w:pPr>
+      <w:rPr>
+        <w:sz w:val="24"/>
+        <w:szCs w:val="24"/>
+      </w:rPr>
+    </w:lvl>
+    <w:lvl w:ilvl="1" w:tentative="0">
+      <w:start w:val="1"/>
+      <w:numFmt w:val="decimal"/>
+      <w:lvlText w:val="%2."/>
+      <w:lvlJc w:val="left"/>
+      <w:pPr>
+        <w:tabs>
+          <w:tab w:val="left" w:pos="1440"/>
+        </w:tabs>
+        <w:ind w:left="1440" w:hanging="360"/>
+      </w:pPr>
+      <w:rPr>
+        <w:sz w:val="24"/>
+        <w:szCs w:val="24"/>
+      </w:rPr>
+    </w:lvl>
+    <w:lvl w:ilvl="2" w:tentative="0">
+      <w:start w:val="1"/>
+      <w:numFmt w:val="decimal"/>
+      <w:lvlText w:val="%3."/>
+      <w:lvlJc w:val="left"/>
+      <w:pPr>
+        <w:tabs>
+          <w:tab w:val="left" w:pos="2160"/>
+        </w:tabs>
+        <w:ind w:left="2160" w:hanging="360"/>
+      </w:pPr>
+      <w:rPr>
+        <w:sz w:val="24"/>
+        <w:szCs w:val="24"/>
+      </w:rPr>
+    </w:lvl>
+    <w:lvl w:ilvl="3" w:tentative="0">
+      <w:start w:val="1"/>
+      <w:numFmt w:val="decimal"/>
+      <w:lvlText w:val="%4."/>
+      <w:lvlJc w:val="left"/>
+      <w:pPr>
+        <w:tabs>
+          <w:tab w:val="left" w:pos="2517"/>
+        </w:tabs>
+        <w:ind w:left="2880" w:hanging="360"/>
+      </w:pPr>
+      <w:rPr>
+        <w:sz w:val="24"/>
+        <w:szCs w:val="24"/>
+      </w:rPr>
+    </w:lvl>
+    <w:lvl w:ilvl="4" w:tentative="0">
+      <w:start w:val="1"/>
+      <w:numFmt w:val="decimal"/>
+      <w:lvlText w:val="%5."/>
+      <w:lvlJc w:val="left"/>
+      <w:pPr>
+        <w:tabs>
+          <w:tab w:val="left" w:pos="3238"/>
+        </w:tabs>
+        <w:ind w:left="3600" w:hanging="360"/>
+      </w:pPr>
+      <w:rPr>
+        <w:sz w:val="24"/>
+        <w:szCs w:val="24"/>
+      </w:rPr>
+    </w:lvl>
+    <w:lvl w:ilvl="5" w:tentative="0">
+      <w:start w:val="1"/>
+      <w:numFmt w:val="decimal"/>
+      <w:lvlText w:val="%6."/>
+      <w:lvlJc w:val="left"/>
+      <w:pPr>
+        <w:tabs>
+          <w:tab w:val="left" w:pos="3958"/>
+        </w:tabs>
+        <w:ind w:left="4320" w:hanging="360"/>
+      </w:pPr>
+      <w:rPr>
+        <w:sz w:val="24"/>
+        <w:szCs w:val="24"/>
+      </w:rPr>
+    </w:lvl>
+    <w:lvl w:ilvl="6" w:tentative="0">
+      <w:start w:val="1"/>
+      <w:numFmt w:val="decimal"/>
+      <w:lvlText w:val="%7."/>
+      <w:lvlJc w:val="left"/>
+      <w:pPr>
+        <w:tabs>
+          <w:tab w:val="left" w:pos="4678"/>
+        </w:tabs>
+        <w:ind w:left="5040" w:hanging="360"/>
+      </w:pPr>
+      <w:rPr>
+        <w:sz w:val="24"/>
+        <w:szCs w:val="24"/>
+      </w:rPr>
+    </w:lvl>
+    <w:lvl w:ilvl="7" w:tentative="0">
+      <w:start w:val="1"/>
+      <w:numFmt w:val="decimal"/>
+      <w:lvlText w:val="%8."/>
+      <w:lvlJc w:val="left"/>
+      <w:pPr>
+        <w:tabs>
+          <w:tab w:val="left" w:pos="5398"/>
+        </w:tabs>
+        <w:ind w:left="5760" w:hanging="360"/>
+      </w:pPr>
+      <w:rPr>
+        <w:sz w:val="24"/>
+        <w:szCs w:val="24"/>
+      </w:rPr>
+    </w:lvl>
+    <w:lvl w:ilvl="8" w:tentative="0">
+      <w:start w:val="1"/>
+      <w:numFmt w:val="decimal"/>
+      <w:lvlText w:val="%9."/>
+      <w:lvlJc w:val="left"/>
+      <w:pPr>
+        <w:tabs>
+          <w:tab w:val="left" w:pos="6118"/>
+        </w:tabs>
+        <w:ind w:left="6480" w:hanging="360"/>
+      </w:pPr>
+      <w:rPr>
+        <w:sz w:val="24"/>
+        <w:szCs w:val="24"/>
+      </w:rPr>
+    </w:lvl>
+  </w:abstractNum>
   <w:num w:numId="1">
     <w:abstractNumId w:val="0"/>
+  </w:num>
+  <w:num w:numId="2">
+    <w:abstractNumId w:val="1"/>
   </w:num>
 </w:numbering>
 </file>
@@ -9815,7 +11749,7 @@
     <w:lsdException w:unhideWhenUsed="0" w:uiPriority="0" w:semiHidden="0" w:name="HTML Sample"/>
     <w:lsdException w:unhideWhenUsed="0" w:uiPriority="0" w:semiHidden="0" w:name="HTML Typewriter"/>
     <w:lsdException w:unhideWhenUsed="0" w:uiPriority="0" w:semiHidden="0" w:name="HTML Variable"/>
-    <w:lsdException w:unhideWhenUsed="0" w:uiPriority="0" w:name="Normal Table"/>
+    <w:lsdException w:qFormat="1" w:unhideWhenUsed="0" w:uiPriority="0" w:name="Normal Table"/>
     <w:lsdException w:unhideWhenUsed="0" w:uiPriority="0" w:semiHidden="0" w:name="annotation subject"/>
     <w:lsdException w:unhideWhenUsed="0" w:uiPriority="0" w:semiHidden="0" w:name="Table Simple 1"/>
     <w:lsdException w:unhideWhenUsed="0" w:uiPriority="0" w:semiHidden="0" w:name="Table Simple 2"/>
@@ -9999,13 +11933,25 @@
   <w:style w:type="paragraph" w:styleId="4">
     <w:name w:val="heading 3"/>
     <w:next w:val="1"/>
+    <w:link w:val="24"/>
     <w:qFormat/>
     <w:uiPriority w:val="0"/>
+    <w:pPr>
+      <w:bidi w:val="0"/>
+      <w:spacing w:before="0" w:beforeAutospacing="1" w:after="0" w:afterAutospacing="1" w:line="30" w:lineRule="atLeast"/>
+      <w:ind w:left="0" w:leftChars="0" w:right="0" w:rightChars="0"/>
+      <w:jc w:val="left"/>
+      <w:outlineLvl w:val="2"/>
+    </w:pPr>
     <w:rPr>
-      <w:rFonts w:ascii="Times New Roman" w:hAnsi="Times New Roman" w:eastAsia="Times New Roman" w:cs="Times New Roman"/>
-      <w:color w:val="1F4D78"/>
+      <w:rFonts w:ascii="Times New Roman" w:hAnsi="Times New Roman" w:cs="Times New Roman" w:eastAsiaTheme="minorEastAsia"/>
+      <w:b/>
+      <w:bCs/>
+      <w:color w:val="000000"/>
+      <w:kern w:val="0"/>
       <w:sz w:val="24"/>
       <w:szCs w:val="24"/>
+      <w:lang w:val="en-US" w:eastAsia="zh-CN" w:bidi="ar"/>
     </w:rPr>
   </w:style>
   <w:style w:type="paragraph" w:styleId="5">
@@ -10055,6 +12001,7 @@
   <w:style w:type="table" w:default="1" w:styleId="9">
     <w:name w:val="Normal Table"/>
     <w:semiHidden/>
+    <w:qFormat/>
     <w:uiPriority w:val="0"/>
     <w:tblPr>
       <w:tblCellMar>
@@ -10094,7 +12041,7 @@
   </w:style>
   <w:style w:type="paragraph" w:styleId="12">
     <w:name w:val="footnote text"/>
-    <w:link w:val="19"/>
+    <w:link w:val="21"/>
     <w:semiHidden/>
     <w:unhideWhenUsed/>
     <w:uiPriority w:val="99"/>
@@ -10170,6 +12117,37 @@
     </w:rPr>
   </w:style>
   <w:style w:type="paragraph" w:styleId="18">
+    <w:name w:val="toc 1"/>
+    <w:next w:val="1"/>
+    <w:uiPriority w:val="0"/>
+    <w:pPr>
+      <w:jc w:val="left"/>
+    </w:pPr>
+    <w:rPr>
+      <w:rFonts w:asciiTheme="minorHAnsi" w:hAnsiTheme="minorHAnsi" w:eastAsiaTheme="minorEastAsia" w:cstheme="minorBidi"/>
+      <w:kern w:val="0"/>
+      <w:sz w:val="24"/>
+      <w:szCs w:val="24"/>
+      <w:lang w:val="en-US" w:eastAsia="zh-CN" w:bidi="ar"/>
+    </w:rPr>
+  </w:style>
+  <w:style w:type="paragraph" w:styleId="19">
+    <w:name w:val="toc 2"/>
+    <w:next w:val="1"/>
+    <w:uiPriority w:val="0"/>
+    <w:pPr>
+      <w:ind w:left="420" w:leftChars="200"/>
+      <w:jc w:val="left"/>
+    </w:pPr>
+    <w:rPr>
+      <w:rFonts w:asciiTheme="minorHAnsi" w:hAnsiTheme="minorHAnsi" w:eastAsiaTheme="minorEastAsia" w:cstheme="minorBidi"/>
+      <w:kern w:val="0"/>
+      <w:sz w:val="24"/>
+      <w:szCs w:val="24"/>
+      <w:lang w:val="en-US" w:eastAsia="zh-CN" w:bidi="ar"/>
+    </w:rPr>
+  </w:style>
+  <w:style w:type="paragraph" w:styleId="20">
     <w:name w:val="List Paragraph"/>
     <w:qFormat/>
     <w:uiPriority w:val="0"/>
@@ -10179,7 +12157,7 @@
       <w:szCs w:val="24"/>
     </w:rPr>
   </w:style>
-  <w:style w:type="character" w:customStyle="1" w:styleId="19">
+  <w:style w:type="character" w:customStyle="1" w:styleId="21">
     <w:name w:val="Footnote Text Char"/>
     <w:link w:val="12"/>
     <w:semiHidden/>
@@ -10190,7 +12168,7 @@
       <w:szCs w:val="20"/>
     </w:rPr>
   </w:style>
-  <w:style w:type="paragraph" w:customStyle="1" w:styleId="20">
+  <w:style w:type="paragraph" w:customStyle="1" w:styleId="22">
     <w:name w:val="note"/>
     <w:qFormat/>
     <w:uiPriority w:val="0"/>
@@ -10208,7 +12186,7 @@
       <w:lang w:val="en-US" w:eastAsia="zh-CN" w:bidi="ar"/>
     </w:rPr>
   </w:style>
-  <w:style w:type="character" w:customStyle="1" w:styleId="21">
+  <w:style w:type="character" w:customStyle="1" w:styleId="23">
     <w:name w:val="highlight1"/>
     <w:qFormat/>
     <w:uiPriority w:val="0"/>
@@ -10216,6 +12194,21 @@
       <w:b/>
       <w:bCs/>
       <w:u w:val="single"/>
+    </w:rPr>
+  </w:style>
+  <w:style w:type="character" w:customStyle="1" w:styleId="24">
+    <w:name w:val="Heading 3 Char"/>
+    <w:link w:val="4"/>
+    <w:uiPriority w:val="0"/>
+    <w:rPr>
+      <w:rFonts w:ascii="Times New Roman" w:hAnsi="Times New Roman" w:cs="Times New Roman" w:eastAsiaTheme="minorEastAsia"/>
+      <w:b/>
+      <w:bCs/>
+      <w:color w:val="000000"/>
+      <w:kern w:val="0"/>
+      <w:sz w:val="24"/>
+      <w:szCs w:val="24"/>
+      <w:lang w:val="en-US" w:eastAsia="zh-CN" w:bidi="ar"/>
     </w:rPr>
   </w:style>
 </w:styles>
@@ -10517,11 +12510,6 @@
     <customSectPr/>
     <customSectPr/>
     <customSectPr/>
-    <customSectPr/>
-    <customSectPr/>
-    <customSectPr/>
-    <customSectPr/>
-    <customSectPr/>
   </customSectProps>
   <customShpExts>
     <customShpInfo spid="_x0000_s1026" textRotate="1"/>
